--- a/视频/对照文本/03-文本-待修正.docx
+++ b/视频/对照文本/03-文本-待修正.docx
@@ -61,13 +61,12 @@
         </w:tblBorders>
       </w:tblPr>
       <w:tblGrid>
-        <w:gridCol w:w="5270"/>
-        <w:gridCol w:w="5270"/>
+        <w:gridCol w:w="10540"/>
       </w:tblGrid>
       <w:tr>
         <w:tc>
           <w:tcPr>
-            <w:tcW w:type="dxa" w:w="5270"/>
+            <w:tcW w:type="dxa" w:w="10540"/>
           </w:tcPr>
           <w:p>
             <w:pPr>
@@ -85,9 +84,11 @@
             </w:r>
           </w:p>
         </w:tc>
+      </w:tr>
+      <w:tr>
         <w:tc>
           <w:tcPr>
-            <w:tcW w:type="dxa" w:w="5270"/>
+            <w:tcW w:type="dxa" w:w="10540"/>
           </w:tcPr>
           <w:p>
             <w:pPr>
@@ -98,52 +99,10 @@
               <w:rPr>
                 <w:rFonts w:ascii="Calibri" w:hAnsi="Calibri" w:eastAsia="微软雅黑"/>
                 <w:b w:val="0"/>
-                <w:color w:val="F0F7F2"/>
-                <w:sz w:val="26"/>
-              </w:rPr>
-              <w:t>Barry Marshall,</w:t>
-            </w:r>
-          </w:p>
-        </w:tc>
-      </w:tr>
-      <w:tr>
-        <w:tc>
-          <w:tcPr>
-            <w:tcW w:type="dxa" w:w="5270"/>
-          </w:tcPr>
-          <w:p>
-            <w:pPr>
-              <w:spacing w:after="0"/>
-              <w:jc w:val="center"/>
-            </w:pPr>
-            <w:r>
-              <w:rPr>
-                <w:rFonts w:ascii="Calibri" w:hAnsi="Calibri" w:eastAsia="微软雅黑"/>
-                <w:b w:val="0"/>
                 <w:color w:val="AAC4B6"/>
                 <w:sz w:val="21"/>
               </w:rPr>
               <w:t>1984年，</w:t>
-            </w:r>
-          </w:p>
-        </w:tc>
-        <w:tc>
-          <w:tcPr>
-            <w:tcW w:type="dxa" w:w="5270"/>
-          </w:tcPr>
-          <w:p>
-            <w:pPr>
-              <w:spacing w:after="0"/>
-              <w:jc w:val="center"/>
-            </w:pPr>
-            <w:r>
-              <w:rPr>
-                <w:rFonts w:ascii="Calibri" w:hAnsi="Calibri" w:eastAsia="微软雅黑"/>
-                <w:b w:val="0"/>
-                <w:color w:val="AAC4B6"/>
-                <w:sz w:val="21"/>
-              </w:rPr>
-              <w:t>巴里·马歇尔，</w:t>
             </w:r>
           </w:p>
         </w:tc>
@@ -184,7 +143,7 @@
                 <w:color w:val="F0F7F2"/>
                 <w:sz w:val="26"/>
               </w:rPr>
-              <w:t>a 32-year-old doctor at Fremantle Hospital,</w:t>
+              <w:t>Barry Marshall, a 32-year-old doctor at Fremantle Hospital,</w:t>
             </w:r>
           </w:p>
         </w:tc>
@@ -206,7 +165,7 @@
                 <w:color w:val="AAC4B6"/>
                 <w:sz w:val="21"/>
               </w:rPr>
-              <w:t>弗里曼特尔医院一位32岁的医生，</w:t>
+              <w:t>弗里曼特尔医院32岁的医生巴里·马歇尔</w:t>
             </w:r>
           </w:p>
         </w:tc>
@@ -422,13 +381,12 @@
         </w:tblBorders>
       </w:tblPr>
       <w:tblGrid>
-        <w:gridCol w:w="5270"/>
-        <w:gridCol w:w="5270"/>
+        <w:gridCol w:w="10540"/>
       </w:tblGrid>
       <w:tr>
         <w:tc>
           <w:tcPr>
-            <w:tcW w:type="dxa" w:w="5270"/>
+            <w:tcW w:type="dxa" w:w="10540"/>
           </w:tcPr>
           <w:p>
             <w:pPr>
@@ -442,27 +400,7 @@
                 <w:color w:val="F0F7F2"/>
                 <w:sz w:val="26"/>
               </w:rPr>
-              <w:t>into which</w:t>
-            </w:r>
-          </w:p>
-        </w:tc>
-        <w:tc>
-          <w:tcPr>
-            <w:tcW w:type="dxa" w:w="5270"/>
-          </w:tcPr>
-          <w:p>
-            <w:pPr>
-              <w:spacing w:after="0"/>
-              <w:jc w:val="center"/>
-            </w:pPr>
-            <w:r>
-              <w:rPr>
-                <w:rFonts w:ascii="Calibri" w:hAnsi="Calibri" w:eastAsia="微软雅黑"/>
-                <w:b w:val="0"/>
-                <w:color w:val="F0F7F2"/>
-                <w:sz w:val="26"/>
-              </w:rPr>
-              <w:t xml:space="preserve">the </w:t>
+              <w:t xml:space="preserve">into which the </w:t>
             </w:r>
             <w:r>
               <w:rPr>
@@ -488,27 +426,7 @@
       <w:tr>
         <w:tc>
           <w:tcPr>
-            <w:tcW w:type="dxa" w:w="5270"/>
-          </w:tcPr>
-          <w:p>
-            <w:pPr>
-              <w:spacing w:after="0"/>
-              <w:jc w:val="center"/>
-            </w:pPr>
-            <w:r>
-              <w:rPr>
-                <w:rFonts w:ascii="Calibri" w:hAnsi="Calibri" w:eastAsia="微软雅黑"/>
-                <w:b w:val="0"/>
-                <w:color w:val="AAC4B6"/>
-                <w:sz w:val="21"/>
-              </w:rPr>
-              <w:t>这汤里，</w:t>
-            </w:r>
-          </w:p>
-        </w:tc>
-        <w:tc>
-          <w:tcPr>
-            <w:tcW w:type="dxa" w:w="5270"/>
+            <w:tcW w:type="dxa" w:w="10540"/>
           </w:tcPr>
           <w:p>
             <w:pPr>
@@ -657,7 +575,7 @@
                 <w:color w:val="BEF264"/>
                 <w:sz w:val="21"/>
               </w:rPr>
-              <w:t>刮了进去</w:t>
+              <w:t>刮进</w:t>
             </w:r>
             <w:r>
               <w:rPr>
@@ -666,7 +584,16 @@
                 <w:color w:val="AAC4B6"/>
                 <w:sz w:val="21"/>
               </w:rPr>
-              <w:t>。</w:t>
+              <w:t xml:space="preserve"> </w:t>
+            </w:r>
+            <w:r>
+              <w:rPr>
+                <w:rFonts w:ascii="Calibri" w:hAnsi="Calibri" w:eastAsia="微软雅黑"/>
+                <w:b w:val="0"/>
+                <w:color w:val="AAC4B6"/>
+                <w:sz w:val="21"/>
+              </w:rPr>
+              <w:t>这汤里。</w:t>
             </w:r>
           </w:p>
         </w:tc>
@@ -683,7 +610,7 @@
           <w:color w:val="AAC4B6"/>
           <w:sz w:val="20"/>
         </w:rPr>
-        <w:t>（into which 引导定语从句，修饰 broth：两个培养皿里长出的菌落被刮进了这汤里）</w:t>
+        <w:t>（into which 引导定语从句，修饰 broth：which 指这份牛肉清汤）</w:t>
       </w:r>
     </w:p>
     <w:p>
@@ -708,15 +635,17 @@
         </w:tblBorders>
       </w:tblPr>
       <w:tblGrid>
-        <w:gridCol w:w="2635"/>
-        <w:gridCol w:w="2635"/>
-        <w:gridCol w:w="2635"/>
-        <w:gridCol w:w="2635"/>
+        <w:gridCol w:w="1757"/>
+        <w:gridCol w:w="1757"/>
+        <w:gridCol w:w="1757"/>
+        <w:gridCol w:w="1757"/>
+        <w:gridCol w:w="1757"/>
+        <w:gridCol w:w="1757"/>
       </w:tblGrid>
       <w:tr>
         <w:tc>
           <w:tcPr>
-            <w:tcW w:type="dxa" w:w="2635"/>
+            <w:tcW w:type="dxa" w:w="1757"/>
           </w:tcPr>
           <w:p>
             <w:pPr>
@@ -736,7 +665,7 @@
         </w:tc>
         <w:tc>
           <w:tcPr>
-            <w:tcW w:type="dxa" w:w="2635"/>
+            <w:tcW w:type="dxa" w:w="1757"/>
           </w:tcPr>
           <w:p>
             <w:pPr>
@@ -756,7 +685,7 @@
         </w:tc>
         <w:tc>
           <w:tcPr>
-            <w:tcW w:type="dxa" w:w="2635"/>
+            <w:tcW w:type="dxa" w:w="1757"/>
           </w:tcPr>
           <w:p>
             <w:pPr>
@@ -776,7 +705,7 @@
         </w:tc>
         <w:tc>
           <w:tcPr>
-            <w:tcW w:type="dxa" w:w="2635"/>
+            <w:tcW w:type="dxa" w:w="1757"/>
           </w:tcPr>
           <w:p>
             <w:pPr>
@@ -790,7 +719,47 @@
                 <w:color w:val="F0F7F2"/>
                 <w:sz w:val="26"/>
               </w:rPr>
-              <w:t>blamed ulcers on</w:t>
+              <w:t>blamed</w:t>
+            </w:r>
+          </w:p>
+        </w:tc>
+        <w:tc>
+          <w:tcPr>
+            <w:tcW w:type="dxa" w:w="1757"/>
+          </w:tcPr>
+          <w:p>
+            <w:pPr>
+              <w:spacing w:after="0"/>
+              <w:jc w:val="center"/>
+            </w:pPr>
+            <w:r>
+              <w:rPr>
+                <w:rFonts w:ascii="Calibri" w:hAnsi="Calibri" w:eastAsia="微软雅黑"/>
+                <w:b/>
+                <w:color w:val="5EEAD4"/>
+                <w:sz w:val="26"/>
+              </w:rPr>
+              <w:t>ulcers</w:t>
+            </w:r>
+          </w:p>
+        </w:tc>
+        <w:tc>
+          <w:tcPr>
+            <w:tcW w:type="dxa" w:w="1757"/>
+          </w:tcPr>
+          <w:p>
+            <w:pPr>
+              <w:spacing w:after="0"/>
+              <w:jc w:val="center"/>
+            </w:pPr>
+            <w:r>
+              <w:rPr>
+                <w:rFonts w:ascii="Calibri" w:hAnsi="Calibri" w:eastAsia="微软雅黑"/>
+                <w:b w:val="0"/>
+                <w:color w:val="F0F7F2"/>
+                <w:sz w:val="26"/>
+              </w:rPr>
+              <w:t>on</w:t>
             </w:r>
           </w:p>
         </w:tc>
@@ -798,7 +767,7 @@
       <w:tr>
         <w:tc>
           <w:tcPr>
-            <w:tcW w:type="dxa" w:w="2635"/>
+            <w:tcW w:type="dxa" w:w="1757"/>
           </w:tcPr>
           <w:p>
             <w:pPr>
@@ -818,7 +787,7 @@
         </w:tc>
         <w:tc>
           <w:tcPr>
-            <w:tcW w:type="dxa" w:w="2635"/>
+            <w:tcW w:type="dxa" w:w="1757"/>
           </w:tcPr>
           <w:p>
             <w:pPr>
@@ -838,7 +807,7 @@
         </w:tc>
         <w:tc>
           <w:tcPr>
-            <w:tcW w:type="dxa" w:w="2635"/>
+            <w:tcW w:type="dxa" w:w="1757"/>
           </w:tcPr>
           <w:p>
             <w:pPr>
@@ -858,7 +827,7 @@
         </w:tc>
         <w:tc>
           <w:tcPr>
-            <w:tcW w:type="dxa" w:w="2635"/>
+            <w:tcW w:type="dxa" w:w="1757"/>
           </w:tcPr>
           <w:p>
             <w:pPr>
@@ -872,7 +841,47 @@
                 <w:color w:val="AAC4B6"/>
                 <w:sz w:val="21"/>
               </w:rPr>
-              <w:t>把溃疡归咎于</w:t>
+              <w:t>把</w:t>
+            </w:r>
+          </w:p>
+        </w:tc>
+        <w:tc>
+          <w:tcPr>
+            <w:tcW w:type="dxa" w:w="1757"/>
+          </w:tcPr>
+          <w:p>
+            <w:pPr>
+              <w:spacing w:after="0"/>
+              <w:jc w:val="center"/>
+            </w:pPr>
+            <w:r>
+              <w:rPr>
+                <w:rFonts w:ascii="Calibri" w:hAnsi="Calibri" w:eastAsia="微软雅黑"/>
+                <w:b/>
+                <w:color w:val="5EEAD4"/>
+                <w:sz w:val="21"/>
+              </w:rPr>
+              <w:t>溃疡</w:t>
+            </w:r>
+          </w:p>
+        </w:tc>
+        <w:tc>
+          <w:tcPr>
+            <w:tcW w:type="dxa" w:w="1757"/>
+          </w:tcPr>
+          <w:p>
+            <w:pPr>
+              <w:spacing w:after="0"/>
+              <w:jc w:val="center"/>
+            </w:pPr>
+            <w:r>
+              <w:rPr>
+                <w:rFonts w:ascii="Calibri" w:hAnsi="Calibri" w:eastAsia="微软雅黑"/>
+                <w:b w:val="0"/>
+                <w:color w:val="AAC4B6"/>
+                <w:sz w:val="21"/>
+              </w:rPr>
+              <w:t>归咎于</w:t>
             </w:r>
           </w:p>
         </w:tc>
@@ -947,7 +956,7 @@
               <w:rPr>
                 <w:rFonts w:ascii="Calibri" w:hAnsi="Calibri" w:eastAsia="微软雅黑"/>
                 <w:b/>
-                <w:color w:val="5EEAD4"/>
+                <w:color w:val="FCA5A5"/>
                 <w:sz w:val="26"/>
               </w:rPr>
               <w:t>spicy</w:t>
@@ -1005,7 +1014,7 @@
               <w:rPr>
                 <w:rFonts w:ascii="Calibri" w:hAnsi="Calibri" w:eastAsia="微软雅黑"/>
                 <w:b/>
-                <w:color w:val="FCA5A5"/>
+                <w:color w:val="FBBF24"/>
                 <w:sz w:val="26"/>
               </w:rPr>
               <w:t>acid</w:t>
@@ -1023,7 +1032,7 @@
               <w:rPr>
                 <w:rFonts w:ascii="Calibri" w:hAnsi="Calibri" w:eastAsia="微软雅黑"/>
                 <w:b/>
-                <w:color w:val="FBBF24"/>
+                <w:color w:val="38BDF8"/>
                 <w:sz w:val="26"/>
               </w:rPr>
               <w:t>secretion</w:t>
@@ -1074,7 +1083,7 @@
               <w:rPr>
                 <w:rFonts w:ascii="Calibri" w:hAnsi="Calibri" w:eastAsia="微软雅黑"/>
                 <w:b/>
-                <w:color w:val="5EEAD4"/>
+                <w:color w:val="FCA5A5"/>
                 <w:sz w:val="21"/>
               </w:rPr>
               <w:t>辛辣的</w:t>
@@ -1132,7 +1141,7 @@
               <w:rPr>
                 <w:rFonts w:ascii="Calibri" w:hAnsi="Calibri" w:eastAsia="微软雅黑"/>
                 <w:b/>
-                <w:color w:val="FCA5A5"/>
+                <w:color w:val="FBBF24"/>
                 <w:sz w:val="21"/>
               </w:rPr>
               <w:t>胃酸</w:t>
@@ -1150,7 +1159,7 @@
               <w:rPr>
                 <w:rFonts w:ascii="Calibri" w:hAnsi="Calibri" w:eastAsia="微软雅黑"/>
                 <w:b/>
-                <w:color w:val="FBBF24"/>
+                <w:color w:val="38BDF8"/>
                 <w:sz w:val="21"/>
               </w:rPr>
               <w:t>分泌</w:t>
@@ -1223,7 +1232,7 @@
               <w:rPr>
                 <w:rFonts w:ascii="Calibri" w:hAnsi="Calibri" w:eastAsia="微软雅黑"/>
                 <w:b/>
-                <w:color w:val="38BDF8"/>
+                <w:color w:val="F472B6"/>
                 <w:sz w:val="26"/>
               </w:rPr>
               <w:t>bacterium</w:t>
@@ -1241,7 +1250,7 @@
               <w:rPr>
                 <w:rFonts w:ascii="Calibri" w:hAnsi="Calibri" w:eastAsia="微软雅黑"/>
                 <w:b/>
-                <w:color w:val="F472B6"/>
+                <w:color w:val="BEF264"/>
                 <w:sz w:val="26"/>
               </w:rPr>
               <w:t>profession</w:t>
@@ -1259,7 +1268,7 @@
               <w:rPr>
                 <w:rFonts w:ascii="Calibri" w:hAnsi="Calibri" w:eastAsia="微软雅黑"/>
                 <w:b/>
-                <w:color w:val="BEF264"/>
+                <w:color w:val="C4B5FD"/>
                 <w:sz w:val="26"/>
               </w:rPr>
               <w:t>firmly</w:t>
@@ -1290,7 +1299,7 @@
               <w:rPr>
                 <w:rFonts w:ascii="Calibri" w:hAnsi="Calibri" w:eastAsia="微软雅黑"/>
                 <w:b/>
-                <w:color w:val="F472B6"/>
+                <w:color w:val="BEF264"/>
                 <w:sz w:val="21"/>
               </w:rPr>
               <w:t>医学界</w:t>
@@ -1308,7 +1317,7 @@
               <w:rPr>
                 <w:rFonts w:ascii="Calibri" w:hAnsi="Calibri" w:eastAsia="微软雅黑"/>
                 <w:b/>
-                <w:color w:val="BEF264"/>
+                <w:color w:val="C4B5FD"/>
                 <w:sz w:val="21"/>
               </w:rPr>
               <w:t>坚定地</w:t>
@@ -1344,7 +1353,7 @@
               <w:rPr>
                 <w:rFonts w:ascii="Calibri" w:hAnsi="Calibri" w:eastAsia="微软雅黑"/>
                 <w:b/>
-                <w:color w:val="38BDF8"/>
+                <w:color w:val="F472B6"/>
                 <w:sz w:val="21"/>
               </w:rPr>
               <w:t>细菌</w:t>
@@ -1420,7 +1429,7 @@
               <w:rPr>
                 <w:rFonts w:ascii="Calibri" w:hAnsi="Calibri" w:eastAsia="微软雅黑"/>
                 <w:b/>
-                <w:color w:val="C4B5FD"/>
+                <w:color w:val="FB923C"/>
                 <w:sz w:val="26"/>
               </w:rPr>
               <w:t>withstand</w:t>
@@ -1462,7 +1471,7 @@
               <w:rPr>
                 <w:rFonts w:ascii="Calibri" w:hAnsi="Calibri" w:eastAsia="微软雅黑"/>
                 <w:b/>
-                <w:color w:val="C4B5FD"/>
+                <w:color w:val="FB923C"/>
                 <w:sz w:val="21"/>
               </w:rPr>
               <w:t>经受住</w:t>
@@ -1527,7 +1536,7 @@
               <w:rPr>
                 <w:rFonts w:ascii="Calibri" w:hAnsi="Calibri" w:eastAsia="微软雅黑"/>
                 <w:b/>
-                <w:color w:val="FB923C"/>
+                <w:color w:val="5EEAD4"/>
                 <w:sz w:val="26"/>
               </w:rPr>
               <w:t>caustic</w:t>
@@ -1567,7 +1576,7 @@
               <w:rPr>
                 <w:rFonts w:ascii="Calibri" w:hAnsi="Calibri" w:eastAsia="微软雅黑"/>
                 <w:b/>
-                <w:color w:val="5EEAD4"/>
+                <w:color w:val="FCA5A5"/>
                 <w:sz w:val="26"/>
               </w:rPr>
               <w:t>hostile</w:t>
@@ -1596,7 +1605,7 @@
               <w:rPr>
                 <w:rFonts w:ascii="Calibri" w:hAnsi="Calibri" w:eastAsia="微软雅黑"/>
                 <w:b/>
-                <w:color w:val="FCA5A5"/>
+                <w:color w:val="FBBF24"/>
                 <w:sz w:val="26"/>
               </w:rPr>
               <w:t>habitat</w:t>
@@ -1647,7 +1656,7 @@
               <w:rPr>
                 <w:rFonts w:ascii="Calibri" w:hAnsi="Calibri" w:eastAsia="微软雅黑"/>
                 <w:b/>
-                <w:color w:val="FB923C"/>
+                <w:color w:val="5EEAD4"/>
                 <w:sz w:val="21"/>
               </w:rPr>
               <w:t>具有腐蚀性</w:t>
@@ -1687,7 +1696,7 @@
               <w:rPr>
                 <w:rFonts w:ascii="Calibri" w:hAnsi="Calibri" w:eastAsia="微软雅黑"/>
                 <w:b/>
-                <w:color w:val="5EEAD4"/>
+                <w:color w:val="FCA5A5"/>
                 <w:sz w:val="21"/>
               </w:rPr>
               <w:t>恶劣的</w:t>
@@ -1707,7 +1716,7 @@
               <w:rPr>
                 <w:rFonts w:ascii="Calibri" w:hAnsi="Calibri" w:eastAsia="微软雅黑"/>
                 <w:b/>
-                <w:color w:val="FCA5A5"/>
+                <w:color w:val="FBBF24"/>
                 <w:sz w:val="21"/>
               </w:rPr>
               <w:t>栖息环境</w:t>
@@ -1801,7 +1810,25 @@
                 <w:color w:val="F0F7F2"/>
                 <w:sz w:val="26"/>
               </w:rPr>
-              <w:t>Robin Warren,</w:t>
+              <w:t xml:space="preserve">Robin Warren, a </w:t>
+            </w:r>
+            <w:r>
+              <w:rPr>
+                <w:rFonts w:ascii="Calibri" w:hAnsi="Calibri" w:eastAsia="微软雅黑"/>
+                <w:b/>
+                <w:color w:val="38BDF8"/>
+                <w:sz w:val="26"/>
+              </w:rPr>
+              <w:t>pathologist</w:t>
+            </w:r>
+            <w:r>
+              <w:rPr>
+                <w:rFonts w:ascii="Calibri" w:hAnsi="Calibri" w:eastAsia="微软雅黑"/>
+                <w:b w:val="0"/>
+                <w:color w:val="F0F7F2"/>
+                <w:sz w:val="26"/>
+              </w:rPr>
+              <w:t xml:space="preserve"> at Royal Perth Hospital,</w:t>
             </w:r>
           </w:p>
         </w:tc>
@@ -1843,7 +1870,43 @@
                 <w:color w:val="AAC4B6"/>
                 <w:sz w:val="21"/>
               </w:rPr>
-              <w:t>罗宾·沃伦，</w:t>
+              <w:t>皇家珀斯医院的</w:t>
+            </w:r>
+            <w:r>
+              <w:rPr>
+                <w:rFonts w:ascii="Calibri" w:hAnsi="Calibri" w:eastAsia="微软雅黑"/>
+                <w:b w:val="0"/>
+                <w:color w:val="AAC4B6"/>
+                <w:sz w:val="21"/>
+              </w:rPr>
+              <w:t xml:space="preserve"> </w:t>
+            </w:r>
+            <w:r>
+              <w:rPr>
+                <w:rFonts w:ascii="Calibri" w:hAnsi="Calibri" w:eastAsia="微软雅黑"/>
+                <w:b/>
+                <w:color w:val="38BDF8"/>
+                <w:sz w:val="21"/>
+              </w:rPr>
+              <w:t>病理学家</w:t>
+            </w:r>
+            <w:r>
+              <w:rPr>
+                <w:rFonts w:ascii="Calibri" w:hAnsi="Calibri" w:eastAsia="微软雅黑"/>
+                <w:b w:val="0"/>
+                <w:color w:val="AAC4B6"/>
+                <w:sz w:val="21"/>
+              </w:rPr>
+              <w:t xml:space="preserve"> </w:t>
+            </w:r>
+            <w:r>
+              <w:rPr>
+                <w:rFonts w:ascii="Calibri" w:hAnsi="Calibri" w:eastAsia="微软雅黑"/>
+                <w:b w:val="0"/>
+                <w:color w:val="AAC4B6"/>
+                <w:sz w:val="21"/>
+              </w:rPr>
+              <w:t>罗宾·沃伦</w:t>
             </w:r>
           </w:p>
         </w:tc>
@@ -1884,7 +1947,52 @@
                 <w:color w:val="F0F7F2"/>
                 <w:sz w:val="26"/>
               </w:rPr>
-              <w:t>a pathologist at Royal Perth Hospital,</w:t>
+              <w:t xml:space="preserve">had seen curved, </w:t>
+            </w:r>
+            <w:r>
+              <w:rPr>
+                <w:rFonts w:ascii="Calibri" w:hAnsi="Calibri" w:eastAsia="微软雅黑"/>
+                <w:b/>
+                <w:color w:val="F472B6"/>
+                <w:sz w:val="26"/>
+              </w:rPr>
+              <w:t>coiled</w:t>
+            </w:r>
+            <w:r>
+              <w:rPr>
+                <w:rFonts w:ascii="Calibri" w:hAnsi="Calibri" w:eastAsia="微软雅黑"/>
+                <w:b w:val="0"/>
+                <w:color w:val="F0F7F2"/>
+                <w:sz w:val="26"/>
+              </w:rPr>
+              <w:t xml:space="preserve"> bacteria in </w:t>
+            </w:r>
+            <w:r>
+              <w:rPr>
+                <w:rFonts w:ascii="Calibri" w:hAnsi="Calibri" w:eastAsia="微软雅黑"/>
+                <w:b/>
+                <w:color w:val="BEF264"/>
+                <w:sz w:val="26"/>
+              </w:rPr>
+              <w:t>gastric</w:t>
+            </w:r>
+            <w:r>
+              <w:rPr>
+                <w:rFonts w:ascii="Calibri" w:hAnsi="Calibri" w:eastAsia="微软雅黑"/>
+                <w:b w:val="0"/>
+                <w:color w:val="F0F7F2"/>
+                <w:sz w:val="26"/>
+              </w:rPr>
+              <w:t xml:space="preserve"> </w:t>
+            </w:r>
+            <w:r>
+              <w:rPr>
+                <w:rFonts w:ascii="Calibri" w:hAnsi="Calibri" w:eastAsia="微软雅黑"/>
+                <w:b/>
+                <w:color w:val="C4B5FD"/>
+                <w:sz w:val="26"/>
+              </w:rPr>
+              <w:t>biopsies</w:t>
             </w:r>
           </w:p>
         </w:tc>
@@ -1906,7 +2014,88 @@
                 <w:color w:val="AAC4B6"/>
                 <w:sz w:val="21"/>
               </w:rPr>
-              <w:t>皇家珀斯医院的病理学家，</w:t>
+              <w:t>早已在</w:t>
+            </w:r>
+            <w:r>
+              <w:rPr>
+                <w:rFonts w:ascii="Calibri" w:hAnsi="Calibri" w:eastAsia="微软雅黑"/>
+                <w:b w:val="0"/>
+                <w:color w:val="AAC4B6"/>
+                <w:sz w:val="21"/>
+              </w:rPr>
+              <w:t xml:space="preserve"> </w:t>
+            </w:r>
+            <w:r>
+              <w:rPr>
+                <w:rFonts w:ascii="Calibri" w:hAnsi="Calibri" w:eastAsia="微软雅黑"/>
+                <w:b/>
+                <w:color w:val="BEF264"/>
+                <w:sz w:val="21"/>
+              </w:rPr>
+              <w:t>胃部的</w:t>
+            </w:r>
+            <w:r>
+              <w:rPr>
+                <w:rFonts w:ascii="Calibri" w:hAnsi="Calibri" w:eastAsia="微软雅黑"/>
+                <w:b w:val="0"/>
+                <w:color w:val="AAC4B6"/>
+                <w:sz w:val="21"/>
+              </w:rPr>
+              <w:t xml:space="preserve"> </w:t>
+            </w:r>
+            <w:r>
+              <w:rPr>
+                <w:rFonts w:ascii="Calibri" w:hAnsi="Calibri" w:eastAsia="微软雅黑"/>
+                <w:b/>
+                <w:color w:val="C4B5FD"/>
+                <w:sz w:val="21"/>
+              </w:rPr>
+              <w:t>活检样本</w:t>
+            </w:r>
+            <w:r>
+              <w:rPr>
+                <w:rFonts w:ascii="Calibri" w:hAnsi="Calibri" w:eastAsia="微软雅黑"/>
+                <w:b w:val="0"/>
+                <w:color w:val="AAC4B6"/>
+                <w:sz w:val="21"/>
+              </w:rPr>
+              <w:t xml:space="preserve"> </w:t>
+            </w:r>
+            <w:r>
+              <w:rPr>
+                <w:rFonts w:ascii="Calibri" w:hAnsi="Calibri" w:eastAsia="微软雅黑"/>
+                <w:b w:val="0"/>
+                <w:color w:val="AAC4B6"/>
+                <w:sz w:val="21"/>
+              </w:rPr>
+              <w:t>中看到过弯曲、</w:t>
+            </w:r>
+            <w:r>
+              <w:rPr>
+                <w:rFonts w:ascii="Calibri" w:hAnsi="Calibri" w:eastAsia="微软雅黑"/>
+                <w:b/>
+                <w:color w:val="F472B6"/>
+                <w:sz w:val="21"/>
+              </w:rPr>
+              <w:t>盘绕的</w:t>
+            </w:r>
+            <w:r>
+              <w:rPr>
+                <w:rFonts w:ascii="Calibri" w:hAnsi="Calibri" w:eastAsia="微软雅黑"/>
+                <w:b w:val="0"/>
+                <w:color w:val="AAC4B6"/>
+                <w:sz w:val="21"/>
+              </w:rPr>
+              <w:t xml:space="preserve"> </w:t>
+            </w:r>
+            <w:r>
+              <w:rPr>
+                <w:rFonts w:ascii="Calibri" w:hAnsi="Calibri" w:eastAsia="微软雅黑"/>
+                <w:b w:val="0"/>
+                <w:color w:val="AAC4B6"/>
+                <w:sz w:val="21"/>
+              </w:rPr>
+              <w:t>细菌，</w:t>
             </w:r>
           </w:p>
         </w:tc>
@@ -1928,15 +2117,12 @@
         </w:tblBorders>
       </w:tblPr>
       <w:tblGrid>
-        <w:gridCol w:w="2635"/>
-        <w:gridCol w:w="2635"/>
-        <w:gridCol w:w="2635"/>
-        <w:gridCol w:w="2635"/>
+        <w:gridCol w:w="10540"/>
       </w:tblGrid>
       <w:tr>
         <w:tc>
           <w:tcPr>
-            <w:tcW w:type="dxa" w:w="2635"/>
+            <w:tcW w:type="dxa" w:w="10540"/>
           </w:tcPr>
           <w:p>
             <w:pPr>
@@ -1950,13 +2136,15 @@
                 <w:color w:val="F0F7F2"/>
                 <w:sz w:val="26"/>
               </w:rPr>
-              <w:t>had seen</w:t>
+              <w:t>from patients with gastritis.</w:t>
             </w:r>
           </w:p>
         </w:tc>
+      </w:tr>
+      <w:tr>
         <w:tc>
           <w:tcPr>
-            <w:tcW w:type="dxa" w:w="2635"/>
+            <w:tcW w:type="dxa" w:w="10540"/>
           </w:tcPr>
           <w:p>
             <w:pPr>
@@ -1967,317 +2155,10 @@
               <w:rPr>
                 <w:rFonts w:ascii="Calibri" w:hAnsi="Calibri" w:eastAsia="微软雅黑"/>
                 <w:b w:val="0"/>
-                <w:color w:val="F0F7F2"/>
-                <w:sz w:val="26"/>
-              </w:rPr>
-              <w:t>curved,</w:t>
-            </w:r>
-          </w:p>
-        </w:tc>
-        <w:tc>
-          <w:tcPr>
-            <w:tcW w:type="dxa" w:w="2635"/>
-          </w:tcPr>
-          <w:p>
-            <w:pPr>
-              <w:spacing w:after="0"/>
-              <w:jc w:val="center"/>
-            </w:pPr>
-            <w:r>
-              <w:rPr>
-                <w:rFonts w:ascii="Calibri" w:hAnsi="Calibri" w:eastAsia="微软雅黑"/>
-                <w:b/>
-                <w:color w:val="FBBF24"/>
-                <w:sz w:val="26"/>
-              </w:rPr>
-              <w:t>coiled</w:t>
-            </w:r>
-          </w:p>
-        </w:tc>
-        <w:tc>
-          <w:tcPr>
-            <w:tcW w:type="dxa" w:w="2635"/>
-          </w:tcPr>
-          <w:p>
-            <w:pPr>
-              <w:spacing w:after="0"/>
-              <w:jc w:val="center"/>
-            </w:pPr>
-            <w:r>
-              <w:rPr>
-                <w:rFonts w:ascii="Calibri" w:hAnsi="Calibri" w:eastAsia="微软雅黑"/>
-                <w:b w:val="0"/>
-                <w:color w:val="F0F7F2"/>
-                <w:sz w:val="26"/>
-              </w:rPr>
-              <w:t>bacteria</w:t>
-            </w:r>
-          </w:p>
-        </w:tc>
-      </w:tr>
-      <w:tr>
-        <w:tc>
-          <w:tcPr>
-            <w:tcW w:type="dxa" w:w="2635"/>
-          </w:tcPr>
-          <w:p>
-            <w:pPr>
-              <w:spacing w:after="0"/>
-              <w:jc w:val="center"/>
-            </w:pPr>
-            <w:r>
-              <w:rPr>
-                <w:rFonts w:ascii="Calibri" w:hAnsi="Calibri" w:eastAsia="微软雅黑"/>
-                <w:b w:val="0"/>
                 <w:color w:val="AAC4B6"/>
                 <w:sz w:val="21"/>
               </w:rPr>
-              <w:t>早已看到了</w:t>
-            </w:r>
-          </w:p>
-        </w:tc>
-        <w:tc>
-          <w:tcPr>
-            <w:tcW w:type="dxa" w:w="2635"/>
-          </w:tcPr>
-          <w:p>
-            <w:pPr>
-              <w:spacing w:after="0"/>
-              <w:jc w:val="center"/>
-            </w:pPr>
-            <w:r>
-              <w:rPr>
-                <w:rFonts w:ascii="Calibri" w:hAnsi="Calibri" w:eastAsia="微软雅黑"/>
-                <w:b w:val="0"/>
-                <w:color w:val="AAC4B6"/>
-                <w:sz w:val="21"/>
-              </w:rPr>
-              <w:t>弯曲、</w:t>
-            </w:r>
-          </w:p>
-        </w:tc>
-        <w:tc>
-          <w:tcPr>
-            <w:tcW w:type="dxa" w:w="2635"/>
-          </w:tcPr>
-          <w:p>
-            <w:pPr>
-              <w:spacing w:after="0"/>
-              <w:jc w:val="center"/>
-            </w:pPr>
-            <w:r>
-              <w:rPr>
-                <w:rFonts w:ascii="Calibri" w:hAnsi="Calibri" w:eastAsia="微软雅黑"/>
-                <w:b/>
-                <w:color w:val="FBBF24"/>
-                <w:sz w:val="21"/>
-              </w:rPr>
-              <w:t>盘绕的</w:t>
-            </w:r>
-          </w:p>
-        </w:tc>
-        <w:tc>
-          <w:tcPr>
-            <w:tcW w:type="dxa" w:w="2635"/>
-          </w:tcPr>
-          <w:p>
-            <w:pPr>
-              <w:spacing w:after="0"/>
-              <w:jc w:val="center"/>
-            </w:pPr>
-            <w:r>
-              <w:rPr>
-                <w:rFonts w:ascii="Calibri" w:hAnsi="Calibri" w:eastAsia="微软雅黑"/>
-                <w:b w:val="0"/>
-                <w:color w:val="AAC4B6"/>
-                <w:sz w:val="21"/>
-              </w:rPr>
-              <w:t>细菌，</w:t>
-            </w:r>
-          </w:p>
-        </w:tc>
-      </w:tr>
-    </w:tbl>
-    <w:tbl>
-      <w:tblPr>
-        <w:tblW w:type="auto" w:w="0"/>
-        <w:jc w:val="center"/>
-        <w:tblLayout w:type="autofit"/>
-        <w:tblLook w:firstColumn="1" w:firstRow="1" w:lastColumn="0" w:lastRow="0" w:noHBand="0" w:noVBand="1" w:val="04A0"/>
-        <w:tblBorders>
-          <w:top w:val="nil"/>
-          <w:left w:val="nil"/>
-          <w:bottom w:val="nil"/>
-          <w:right w:val="nil"/>
-          <w:insideH w:val="nil"/>
-          <w:insideV w:val="nil"/>
-        </w:tblBorders>
-      </w:tblPr>
-      <w:tblGrid>
-        <w:gridCol w:w="5270"/>
-        <w:gridCol w:w="5270"/>
-      </w:tblGrid>
-      <w:tr>
-        <w:tc>
-          <w:tcPr>
-            <w:tcW w:type="dxa" w:w="5270"/>
-          </w:tcPr>
-          <w:p>
-            <w:pPr>
-              <w:spacing w:after="0"/>
-              <w:jc w:val="center"/>
-            </w:pPr>
-            <w:r>
-              <w:rPr>
-                <w:rFonts w:ascii="Calibri" w:hAnsi="Calibri" w:eastAsia="微软雅黑"/>
-                <w:b w:val="0"/>
-                <w:color w:val="F0F7F2"/>
-                <w:sz w:val="26"/>
-              </w:rPr>
-              <w:t>in</w:t>
-            </w:r>
-          </w:p>
-        </w:tc>
-        <w:tc>
-          <w:tcPr>
-            <w:tcW w:type="dxa" w:w="5270"/>
-          </w:tcPr>
-          <w:p>
-            <w:pPr>
-              <w:spacing w:after="0"/>
-              <w:jc w:val="center"/>
-            </w:pPr>
-            <w:r>
-              <w:rPr>
-                <w:rFonts w:ascii="Calibri" w:hAnsi="Calibri" w:eastAsia="微软雅黑"/>
-                <w:b/>
-                <w:color w:val="38BDF8"/>
-                <w:sz w:val="26"/>
-              </w:rPr>
-              <w:t>gastric</w:t>
-            </w:r>
-            <w:r>
-              <w:rPr>
-                <w:rFonts w:ascii="Calibri" w:hAnsi="Calibri" w:eastAsia="微软雅黑"/>
-                <w:b w:val="0"/>
-                <w:color w:val="F0F7F2"/>
-                <w:sz w:val="26"/>
-              </w:rPr>
-              <w:t xml:space="preserve"> </w:t>
-            </w:r>
-            <w:r>
-              <w:rPr>
-                <w:rFonts w:ascii="Calibri" w:hAnsi="Calibri" w:eastAsia="微软雅黑"/>
-                <w:b/>
-                <w:color w:val="F472B6"/>
-                <w:sz w:val="26"/>
-              </w:rPr>
-              <w:t>biopsies</w:t>
-            </w:r>
-            <w:r>
-              <w:rPr>
-                <w:rFonts w:ascii="Calibri" w:hAnsi="Calibri" w:eastAsia="微软雅黑"/>
-                <w:b w:val="0"/>
-                <w:color w:val="F0F7F2"/>
-                <w:sz w:val="26"/>
-              </w:rPr>
-              <w:t xml:space="preserve"> from patients with gastritis.</w:t>
-            </w:r>
-          </w:p>
-        </w:tc>
-      </w:tr>
-      <w:tr>
-        <w:tc>
-          <w:tcPr>
-            <w:tcW w:type="dxa" w:w="5270"/>
-          </w:tcPr>
-          <w:p>
-            <w:pPr>
-              <w:spacing w:after="0"/>
-              <w:jc w:val="center"/>
-            </w:pPr>
-            <w:r>
-              <w:rPr>
-                <w:rFonts w:ascii="Calibri" w:hAnsi="Calibri" w:eastAsia="微软雅黑"/>
-                <w:b w:val="0"/>
-                <w:color w:val="AAC4B6"/>
-                <w:sz w:val="21"/>
-              </w:rPr>
-              <w:t>就在</w:t>
-            </w:r>
-          </w:p>
-        </w:tc>
-        <w:tc>
-          <w:tcPr>
-            <w:tcW w:type="dxa" w:w="5270"/>
-          </w:tcPr>
-          <w:p>
-            <w:pPr>
-              <w:spacing w:after="0"/>
-              <w:jc w:val="center"/>
-            </w:pPr>
-            <w:r>
-              <w:rPr>
-                <w:rFonts w:ascii="Calibri" w:hAnsi="Calibri" w:eastAsia="微软雅黑"/>
-                <w:b w:val="0"/>
-                <w:color w:val="AAC4B6"/>
-                <w:sz w:val="21"/>
-              </w:rPr>
-              <w:t>胃炎病人</w:t>
-            </w:r>
-            <w:r>
-              <w:rPr>
-                <w:rFonts w:ascii="Calibri" w:hAnsi="Calibri" w:eastAsia="微软雅黑"/>
-                <w:b w:val="0"/>
-                <w:color w:val="AAC4B6"/>
-                <w:sz w:val="21"/>
-              </w:rPr>
-              <w:t xml:space="preserve"> </w:t>
-            </w:r>
-            <w:r>
-              <w:rPr>
-                <w:rFonts w:ascii="Calibri" w:hAnsi="Calibri" w:eastAsia="微软雅黑"/>
-                <w:b/>
-                <w:color w:val="38BDF8"/>
-                <w:sz w:val="21"/>
-              </w:rPr>
-              <w:t>胃部的</w:t>
-            </w:r>
-            <w:r>
-              <w:rPr>
-                <w:rFonts w:ascii="Calibri" w:hAnsi="Calibri" w:eastAsia="微软雅黑"/>
-                <w:b w:val="0"/>
-                <w:color w:val="AAC4B6"/>
-                <w:sz w:val="21"/>
-              </w:rPr>
-              <w:t xml:space="preserve"> </w:t>
-            </w:r>
-            <w:r>
-              <w:rPr>
-                <w:rFonts w:ascii="Calibri" w:hAnsi="Calibri" w:eastAsia="微软雅黑"/>
-                <w:b/>
-                <w:color w:val="F472B6"/>
-                <w:sz w:val="21"/>
-              </w:rPr>
-              <w:t>活检样本</w:t>
-            </w:r>
-            <w:r>
-              <w:rPr>
-                <w:rFonts w:ascii="Calibri" w:hAnsi="Calibri" w:eastAsia="微软雅黑"/>
-                <w:b w:val="0"/>
-                <w:color w:val="AAC4B6"/>
-                <w:sz w:val="21"/>
-              </w:rPr>
-              <w:t xml:space="preserve"> </w:t>
-            </w:r>
-            <w:r>
-              <w:rPr>
-                <w:rFonts w:ascii="Calibri" w:hAnsi="Calibri" w:eastAsia="微软雅黑"/>
-                <w:b w:val="0"/>
-                <w:color w:val="AAC4B6"/>
-                <w:sz w:val="21"/>
-              </w:rPr>
-              <w:t>中。</w:t>
+              <w:t>这些样本取自胃炎病人。</w:t>
             </w:r>
           </w:p>
         </w:tc>
@@ -2376,7 +2257,7 @@
               <w:rPr>
                 <w:rFonts w:ascii="Calibri" w:hAnsi="Calibri" w:eastAsia="微软雅黑"/>
                 <w:b/>
-                <w:color w:val="BEF264"/>
+                <w:color w:val="FB923C"/>
                 <w:sz w:val="26"/>
               </w:rPr>
               <w:t>collaborate</w:t>
@@ -2465,7 +2346,7 @@
               <w:rPr>
                 <w:rFonts w:ascii="Calibri" w:hAnsi="Calibri" w:eastAsia="微软雅黑"/>
                 <w:b/>
-                <w:color w:val="BEF264"/>
+                <w:color w:val="FB923C"/>
                 <w:sz w:val="21"/>
               </w:rPr>
               <w:t>合作</w:t>
@@ -2488,6 +2369,362 @@
         <w:spacing w:after="40"/>
       </w:pPr>
     </w:p>
+    <w:tbl>
+      <w:tblPr>
+        <w:tblW w:type="auto" w:w="0"/>
+        <w:jc w:val="center"/>
+        <w:tblLayout w:type="autofit"/>
+        <w:tblLook w:firstColumn="1" w:firstRow="1" w:lastColumn="0" w:lastRow="0" w:noHBand="0" w:noVBand="1" w:val="04A0"/>
+        <w:tblBorders>
+          <w:top w:val="nil"/>
+          <w:left w:val="nil"/>
+          <w:bottom w:val="nil"/>
+          <w:right w:val="nil"/>
+          <w:insideH w:val="nil"/>
+          <w:insideV w:val="nil"/>
+        </w:tblBorders>
+      </w:tblPr>
+      <w:tblGrid>
+        <w:gridCol w:w="10540"/>
+      </w:tblGrid>
+      <w:tr>
+        <w:tc>
+          <w:tcPr>
+            <w:tcW w:type="dxa" w:w="10540"/>
+          </w:tcPr>
+          <w:p>
+            <w:pPr>
+              <w:spacing w:after="0"/>
+              <w:jc w:val="center"/>
+            </w:pPr>
+            <w:r>
+              <w:rPr>
+                <w:rFonts w:ascii="Calibri" w:hAnsi="Calibri" w:eastAsia="微软雅黑"/>
+                <w:b/>
+                <w:color w:val="5EEAD4"/>
+                <w:sz w:val="26"/>
+              </w:rPr>
+              <w:t>Attempts</w:t>
+            </w:r>
+            <w:r>
+              <w:rPr>
+                <w:rFonts w:ascii="Calibri" w:hAnsi="Calibri" w:eastAsia="微软雅黑"/>
+                <w:b w:val="0"/>
+                <w:color w:val="F0F7F2"/>
+                <w:sz w:val="26"/>
+              </w:rPr>
+              <w:t xml:space="preserve"> to </w:t>
+            </w:r>
+            <w:r>
+              <w:rPr>
+                <w:rFonts w:ascii="Calibri" w:hAnsi="Calibri" w:eastAsia="微软雅黑"/>
+                <w:b/>
+                <w:color w:val="FCA5A5"/>
+                <w:sz w:val="26"/>
+              </w:rPr>
+              <w:t>culture</w:t>
+            </w:r>
+            <w:r>
+              <w:rPr>
+                <w:rFonts w:ascii="Calibri" w:hAnsi="Calibri" w:eastAsia="微软雅黑"/>
+                <w:b w:val="0"/>
+                <w:color w:val="F0F7F2"/>
+                <w:sz w:val="26"/>
+              </w:rPr>
+              <w:t xml:space="preserve"> the </w:t>
+            </w:r>
+            <w:r>
+              <w:rPr>
+                <w:rFonts w:ascii="Calibri" w:hAnsi="Calibri" w:eastAsia="微软雅黑"/>
+                <w:b/>
+                <w:color w:val="FBBF24"/>
+                <w:sz w:val="26"/>
+              </w:rPr>
+              <w:t>germ</w:t>
+            </w:r>
+          </w:p>
+        </w:tc>
+      </w:tr>
+      <w:tr>
+        <w:tc>
+          <w:tcPr>
+            <w:tcW w:type="dxa" w:w="10540"/>
+          </w:tcPr>
+          <w:p>
+            <w:pPr>
+              <w:spacing w:after="0"/>
+              <w:jc w:val="center"/>
+            </w:pPr>
+            <w:r>
+              <w:rPr>
+                <w:rFonts w:ascii="Calibri" w:hAnsi="Calibri" w:eastAsia="微软雅黑"/>
+                <w:b/>
+                <w:color w:val="FCA5A5"/>
+                <w:sz w:val="21"/>
+              </w:rPr>
+              <w:t>培养</w:t>
+            </w:r>
+            <w:r>
+              <w:rPr>
+                <w:rFonts w:ascii="Calibri" w:hAnsi="Calibri" w:eastAsia="微软雅黑"/>
+                <w:b w:val="0"/>
+                <w:color w:val="AAC4B6"/>
+                <w:sz w:val="21"/>
+              </w:rPr>
+              <w:t xml:space="preserve"> </w:t>
+            </w:r>
+            <w:r>
+              <w:rPr>
+                <w:rFonts w:ascii="Calibri" w:hAnsi="Calibri" w:eastAsia="微软雅黑"/>
+                <w:b w:val="0"/>
+                <w:color w:val="AAC4B6"/>
+                <w:sz w:val="21"/>
+              </w:rPr>
+              <w:t>这种</w:t>
+            </w:r>
+            <w:r>
+              <w:rPr>
+                <w:rFonts w:ascii="Calibri" w:hAnsi="Calibri" w:eastAsia="微软雅黑"/>
+                <w:b w:val="0"/>
+                <w:color w:val="AAC4B6"/>
+                <w:sz w:val="21"/>
+              </w:rPr>
+              <w:t xml:space="preserve"> </w:t>
+            </w:r>
+            <w:r>
+              <w:rPr>
+                <w:rFonts w:ascii="Calibri" w:hAnsi="Calibri" w:eastAsia="微软雅黑"/>
+                <w:b/>
+                <w:color w:val="FBBF24"/>
+                <w:sz w:val="21"/>
+              </w:rPr>
+              <w:t>病菌</w:t>
+            </w:r>
+            <w:r>
+              <w:rPr>
+                <w:rFonts w:ascii="Calibri" w:hAnsi="Calibri" w:eastAsia="微软雅黑"/>
+                <w:b w:val="0"/>
+                <w:color w:val="AAC4B6"/>
+                <w:sz w:val="21"/>
+              </w:rPr>
+              <w:t xml:space="preserve"> </w:t>
+            </w:r>
+            <w:r>
+              <w:rPr>
+                <w:rFonts w:ascii="Calibri" w:hAnsi="Calibri" w:eastAsia="微软雅黑"/>
+                <w:b w:val="0"/>
+                <w:color w:val="AAC4B6"/>
+                <w:sz w:val="21"/>
+              </w:rPr>
+              <w:t>的</w:t>
+            </w:r>
+            <w:r>
+              <w:rPr>
+                <w:rFonts w:ascii="Calibri" w:hAnsi="Calibri" w:eastAsia="微软雅黑"/>
+                <w:b w:val="0"/>
+                <w:color w:val="AAC4B6"/>
+                <w:sz w:val="21"/>
+              </w:rPr>
+              <w:t xml:space="preserve"> </w:t>
+            </w:r>
+            <w:r>
+              <w:rPr>
+                <w:rFonts w:ascii="Calibri" w:hAnsi="Calibri" w:eastAsia="微软雅黑"/>
+                <w:b/>
+                <w:color w:val="5EEAD4"/>
+                <w:sz w:val="21"/>
+              </w:rPr>
+              <w:t>尝试</w:t>
+            </w:r>
+          </w:p>
+        </w:tc>
+      </w:tr>
+    </w:tbl>
+    <w:tbl>
+      <w:tblPr>
+        <w:tblW w:type="auto" w:w="0"/>
+        <w:jc w:val="center"/>
+        <w:tblLayout w:type="autofit"/>
+        <w:tblLook w:firstColumn="1" w:firstRow="1" w:lastColumn="0" w:lastRow="0" w:noHBand="0" w:noVBand="1" w:val="04A0"/>
+        <w:tblBorders>
+          <w:top w:val="nil"/>
+          <w:left w:val="nil"/>
+          <w:bottom w:val="nil"/>
+          <w:right w:val="nil"/>
+          <w:insideH w:val="nil"/>
+          <w:insideV w:val="nil"/>
+        </w:tblBorders>
+      </w:tblPr>
+      <w:tblGrid>
+        <w:gridCol w:w="5270"/>
+        <w:gridCol w:w="5270"/>
+      </w:tblGrid>
+      <w:tr>
+        <w:tc>
+          <w:tcPr>
+            <w:tcW w:type="dxa" w:w="5270"/>
+          </w:tcPr>
+          <w:p>
+            <w:pPr>
+              <w:spacing w:after="0"/>
+              <w:jc w:val="center"/>
+            </w:pPr>
+            <w:r>
+              <w:rPr>
+                <w:rFonts w:ascii="Calibri" w:hAnsi="Calibri" w:eastAsia="微软雅黑"/>
+                <w:b w:val="0"/>
+                <w:color w:val="F0F7F2"/>
+                <w:sz w:val="26"/>
+              </w:rPr>
+              <w:t xml:space="preserve">were </w:t>
+            </w:r>
+            <w:r>
+              <w:rPr>
+                <w:rFonts w:ascii="Calibri" w:hAnsi="Calibri" w:eastAsia="微软雅黑"/>
+                <w:b/>
+                <w:color w:val="38BDF8"/>
+                <w:sz w:val="26"/>
+              </w:rPr>
+              <w:t>invariably</w:t>
+            </w:r>
+          </w:p>
+        </w:tc>
+        <w:tc>
+          <w:tcPr>
+            <w:tcW w:type="dxa" w:w="5270"/>
+          </w:tcPr>
+          <w:p>
+            <w:pPr>
+              <w:spacing w:after="0"/>
+              <w:jc w:val="center"/>
+            </w:pPr>
+            <w:r>
+              <w:rPr>
+                <w:rFonts w:ascii="Calibri" w:hAnsi="Calibri" w:eastAsia="微软雅黑"/>
+                <w:b/>
+                <w:color w:val="F472B6"/>
+                <w:sz w:val="26"/>
+              </w:rPr>
+              <w:t>unsuccessful</w:t>
+            </w:r>
+          </w:p>
+        </w:tc>
+      </w:tr>
+      <w:tr>
+        <w:tc>
+          <w:tcPr>
+            <w:tcW w:type="dxa" w:w="5270"/>
+          </w:tcPr>
+          <w:p>
+            <w:pPr>
+              <w:spacing w:after="0"/>
+              <w:jc w:val="center"/>
+            </w:pPr>
+            <w:r>
+              <w:rPr>
+                <w:rFonts w:ascii="Calibri" w:hAnsi="Calibri" w:eastAsia="微软雅黑"/>
+                <w:b/>
+                <w:color w:val="38BDF8"/>
+                <w:sz w:val="21"/>
+              </w:rPr>
+              <w:t>无一例外地</w:t>
+            </w:r>
+          </w:p>
+        </w:tc>
+        <w:tc>
+          <w:tcPr>
+            <w:tcW w:type="dxa" w:w="5270"/>
+          </w:tcPr>
+          <w:p>
+            <w:pPr>
+              <w:spacing w:after="0"/>
+              <w:jc w:val="center"/>
+            </w:pPr>
+            <w:r>
+              <w:rPr>
+                <w:rFonts w:ascii="Calibri" w:hAnsi="Calibri" w:eastAsia="微软雅黑"/>
+                <w:b/>
+                <w:color w:val="F472B6"/>
+                <w:sz w:val="21"/>
+              </w:rPr>
+              <w:t>未能成功</w:t>
+            </w:r>
+            <w:r>
+              <w:rPr>
+                <w:rFonts w:ascii="Calibri" w:hAnsi="Calibri" w:eastAsia="微软雅黑"/>
+                <w:b w:val="0"/>
+                <w:color w:val="AAC4B6"/>
+                <w:sz w:val="21"/>
+              </w:rPr>
+              <w:t>，</w:t>
+            </w:r>
+          </w:p>
+        </w:tc>
+      </w:tr>
+    </w:tbl>
+    <w:tbl>
+      <w:tblPr>
+        <w:tblW w:type="auto" w:w="0"/>
+        <w:jc w:val="center"/>
+        <w:tblLayout w:type="autofit"/>
+        <w:tblLook w:firstColumn="1" w:firstRow="1" w:lastColumn="0" w:lastRow="0" w:noHBand="0" w:noVBand="1" w:val="04A0"/>
+        <w:tblBorders>
+          <w:top w:val="nil"/>
+          <w:left w:val="nil"/>
+          <w:bottom w:val="nil"/>
+          <w:right w:val="nil"/>
+          <w:insideH w:val="nil"/>
+          <w:insideV w:val="nil"/>
+        </w:tblBorders>
+      </w:tblPr>
+      <w:tblGrid>
+        <w:gridCol w:w="10540"/>
+      </w:tblGrid>
+      <w:tr>
+        <w:tc>
+          <w:tcPr>
+            <w:tcW w:type="dxa" w:w="10540"/>
+          </w:tcPr>
+          <w:p>
+            <w:pPr>
+              <w:spacing w:after="0"/>
+              <w:jc w:val="center"/>
+            </w:pPr>
+            <w:r>
+              <w:rPr>
+                <w:rFonts w:ascii="Calibri" w:hAnsi="Calibri" w:eastAsia="微软雅黑"/>
+                <w:b w:val="0"/>
+                <w:color w:val="F0F7F2"/>
+                <w:sz w:val="26"/>
+              </w:rPr>
+              <w:t>until Easter 1982,</w:t>
+            </w:r>
+          </w:p>
+        </w:tc>
+      </w:tr>
+      <w:tr>
+        <w:tc>
+          <w:tcPr>
+            <w:tcW w:type="dxa" w:w="10540"/>
+          </w:tcPr>
+          <w:p>
+            <w:pPr>
+              <w:spacing w:after="0"/>
+              <w:jc w:val="center"/>
+            </w:pPr>
+            <w:r>
+              <w:rPr>
+                <w:rFonts w:ascii="Calibri" w:hAnsi="Calibri" w:eastAsia="微软雅黑"/>
+                <w:b w:val="0"/>
+                <w:color w:val="AAC4B6"/>
+                <w:sz w:val="21"/>
+              </w:rPr>
+              <w:t>直到1982年复活节，</w:t>
+            </w:r>
+          </w:p>
+        </w:tc>
+      </w:tr>
+    </w:tbl>
     <w:tbl>
       <w:tblPr>
         <w:tblW w:type="auto" w:w="0"/>
@@ -2525,7 +2762,7 @@
                 <w:color w:val="F0F7F2"/>
                 <w:sz w:val="26"/>
               </w:rPr>
-              <w:t>Attempts</w:t>
+              <w:t>when</w:t>
             </w:r>
           </w:p>
         </w:tc>
@@ -2545,7 +2782,7 @@
                 <w:color w:val="F0F7F2"/>
                 <w:sz w:val="26"/>
               </w:rPr>
-              <w:t>to culture</w:t>
+              <w:t>plates</w:t>
             </w:r>
           </w:p>
         </w:tc>
@@ -2565,16 +2802,16 @@
                 <w:color w:val="F0F7F2"/>
                 <w:sz w:val="26"/>
               </w:rPr>
-              <w:t xml:space="preserve">the </w:t>
+              <w:t xml:space="preserve">sat </w:t>
             </w:r>
             <w:r>
               <w:rPr>
                 <w:rFonts w:ascii="Calibri" w:hAnsi="Calibri" w:eastAsia="微软雅黑"/>
                 <w:b/>
-                <w:color w:val="C4B5FD"/>
+                <w:color w:val="BEF264"/>
                 <w:sz w:val="26"/>
               </w:rPr>
-              <w:t>germ</w:t>
+              <w:t>undisturbed</w:t>
             </w:r>
           </w:p>
         </w:tc>
@@ -2596,7 +2833,7 @@
                 <w:color w:val="AAC4B6"/>
                 <w:sz w:val="21"/>
               </w:rPr>
-              <w:t>（他们）尝试</w:t>
+              <w:t>当时</w:t>
             </w:r>
           </w:p>
         </w:tc>
@@ -2616,7 +2853,7 @@
                 <w:color w:val="AAC4B6"/>
                 <w:sz w:val="21"/>
               </w:rPr>
-              <w:t>培养</w:t>
+              <w:t>培养皿</w:t>
             </w:r>
           </w:p>
         </w:tc>
@@ -2632,43 +2869,170 @@
             <w:r>
               <w:rPr>
                 <w:rFonts w:ascii="Calibri" w:hAnsi="Calibri" w:eastAsia="微软雅黑"/>
-                <w:b w:val="0"/>
-                <w:color w:val="AAC4B6"/>
+                <w:b/>
+                <w:color w:val="BEF264"/>
                 <w:sz w:val="21"/>
               </w:rPr>
-              <w:t>这种</w:t>
-            </w:r>
-            <w:r>
-              <w:rPr>
-                <w:rFonts w:ascii="Calibri" w:hAnsi="Calibri" w:eastAsia="微软雅黑"/>
-                <w:b w:val="0"/>
-                <w:color w:val="AAC4B6"/>
-                <w:sz w:val="21"/>
-              </w:rPr>
-              <w:t xml:space="preserve"> </w:t>
-            </w:r>
-            <w:r>
-              <w:rPr>
-                <w:rFonts w:ascii="Calibri" w:hAnsi="Calibri" w:eastAsia="微软雅黑"/>
-                <w:b/>
-                <w:color w:val="C4B5FD"/>
-                <w:sz w:val="21"/>
-              </w:rPr>
-              <w:t>病菌</w:t>
-            </w:r>
-            <w:r>
-              <w:rPr>
-                <w:rFonts w:ascii="Calibri" w:hAnsi="Calibri" w:eastAsia="微软雅黑"/>
-                <w:b w:val="0"/>
-                <w:color w:val="AAC4B6"/>
-                <w:sz w:val="21"/>
-              </w:rPr>
-              <w:t>，</w:t>
+              <w:t>原封不动地</w:t>
             </w:r>
           </w:p>
         </w:tc>
       </w:tr>
     </w:tbl>
+    <w:tbl>
+      <w:tblPr>
+        <w:tblW w:type="auto" w:w="0"/>
+        <w:jc w:val="center"/>
+        <w:tblLayout w:type="autofit"/>
+        <w:tblLook w:firstColumn="1" w:firstRow="1" w:lastColumn="0" w:lastRow="0" w:noHBand="0" w:noVBand="1" w:val="04A0"/>
+        <w:tblBorders>
+          <w:top w:val="nil"/>
+          <w:left w:val="nil"/>
+          <w:bottom w:val="nil"/>
+          <w:right w:val="nil"/>
+          <w:insideH w:val="nil"/>
+          <w:insideV w:val="nil"/>
+        </w:tblBorders>
+      </w:tblPr>
+      <w:tblGrid>
+        <w:gridCol w:w="5270"/>
+        <w:gridCol w:w="5270"/>
+      </w:tblGrid>
+      <w:tr>
+        <w:tc>
+          <w:tcPr>
+            <w:tcW w:type="dxa" w:w="5270"/>
+          </w:tcPr>
+          <w:p>
+            <w:pPr>
+              <w:spacing w:after="0"/>
+              <w:jc w:val="center"/>
+            </w:pPr>
+            <w:r>
+              <w:rPr>
+                <w:rFonts w:ascii="Calibri" w:hAnsi="Calibri" w:eastAsia="微软雅黑"/>
+                <w:b w:val="0"/>
+                <w:color w:val="F0F7F2"/>
+                <w:sz w:val="26"/>
+              </w:rPr>
+              <w:t xml:space="preserve">in the </w:t>
+            </w:r>
+            <w:r>
+              <w:rPr>
+                <w:rFonts w:ascii="Calibri" w:hAnsi="Calibri" w:eastAsia="微软雅黑"/>
+                <w:b/>
+                <w:color w:val="C4B5FD"/>
+                <w:sz w:val="26"/>
+              </w:rPr>
+              <w:t>incubator</w:t>
+            </w:r>
+          </w:p>
+        </w:tc>
+        <w:tc>
+          <w:tcPr>
+            <w:tcW w:type="dxa" w:w="5270"/>
+          </w:tcPr>
+          <w:p>
+            <w:pPr>
+              <w:spacing w:after="0"/>
+              <w:jc w:val="center"/>
+            </w:pPr>
+            <w:r>
+              <w:rPr>
+                <w:rFonts w:ascii="Calibri" w:hAnsi="Calibri" w:eastAsia="微软雅黑"/>
+                <w:b w:val="0"/>
+                <w:color w:val="F0F7F2"/>
+                <w:sz w:val="26"/>
+              </w:rPr>
+              <w:t>for about five days.</w:t>
+            </w:r>
+          </w:p>
+        </w:tc>
+      </w:tr>
+      <w:tr>
+        <w:tc>
+          <w:tcPr>
+            <w:tcW w:type="dxa" w:w="5270"/>
+          </w:tcPr>
+          <w:p>
+            <w:pPr>
+              <w:spacing w:after="0"/>
+              <w:jc w:val="center"/>
+            </w:pPr>
+            <w:r>
+              <w:rPr>
+                <w:rFonts w:ascii="Calibri" w:hAnsi="Calibri" w:eastAsia="微软雅黑"/>
+                <w:b w:val="0"/>
+                <w:color w:val="AAC4B6"/>
+                <w:sz w:val="21"/>
+              </w:rPr>
+              <w:t>在</w:t>
+            </w:r>
+            <w:r>
+              <w:rPr>
+                <w:rFonts w:ascii="Calibri" w:hAnsi="Calibri" w:eastAsia="微软雅黑"/>
+                <w:b w:val="0"/>
+                <w:color w:val="AAC4B6"/>
+                <w:sz w:val="21"/>
+              </w:rPr>
+              <w:t xml:space="preserve"> </w:t>
+            </w:r>
+            <w:r>
+              <w:rPr>
+                <w:rFonts w:ascii="Calibri" w:hAnsi="Calibri" w:eastAsia="微软雅黑"/>
+                <w:b/>
+                <w:color w:val="C4B5FD"/>
+                <w:sz w:val="21"/>
+              </w:rPr>
+              <w:t>培养箱</w:t>
+            </w:r>
+            <w:r>
+              <w:rPr>
+                <w:rFonts w:ascii="Calibri" w:hAnsi="Calibri" w:eastAsia="微软雅黑"/>
+                <w:b w:val="0"/>
+                <w:color w:val="AAC4B6"/>
+                <w:sz w:val="21"/>
+              </w:rPr>
+              <w:t xml:space="preserve"> </w:t>
+            </w:r>
+            <w:r>
+              <w:rPr>
+                <w:rFonts w:ascii="Calibri" w:hAnsi="Calibri" w:eastAsia="微软雅黑"/>
+                <w:b w:val="0"/>
+                <w:color w:val="AAC4B6"/>
+                <w:sz w:val="21"/>
+              </w:rPr>
+              <w:t>里</w:t>
+            </w:r>
+          </w:p>
+        </w:tc>
+        <w:tc>
+          <w:tcPr>
+            <w:tcW w:type="dxa" w:w="5270"/>
+          </w:tcPr>
+          <w:p>
+            <w:pPr>
+              <w:spacing w:after="0"/>
+              <w:jc w:val="center"/>
+            </w:pPr>
+            <w:r>
+              <w:rPr>
+                <w:rFonts w:ascii="Calibri" w:hAnsi="Calibri" w:eastAsia="微软雅黑"/>
+                <w:b w:val="0"/>
+                <w:color w:val="AAC4B6"/>
+                <w:sz w:val="21"/>
+              </w:rPr>
+              <w:t>放了约五天。</w:t>
+            </w:r>
+          </w:p>
+        </w:tc>
+      </w:tr>
+    </w:tbl>
+    <w:p>
+      <w:pPr>
+        <w:spacing w:after="40"/>
+      </w:pPr>
+    </w:p>
     <w:tbl>
       <w:tblPr>
         <w:tblW w:type="auto" w:w="0"/>
@@ -2706,7 +3070,7 @@
                 <w:color w:val="F0F7F2"/>
                 <w:sz w:val="26"/>
               </w:rPr>
-              <w:t>were</w:t>
+              <w:t>They</w:t>
             </w:r>
           </w:p>
         </w:tc>
@@ -2722,11 +3086,20 @@
             <w:r>
               <w:rPr>
                 <w:rFonts w:ascii="Calibri" w:hAnsi="Calibri" w:eastAsia="微软雅黑"/>
+                <w:b w:val="0"/>
+                <w:color w:val="F0F7F2"/>
+                <w:sz w:val="26"/>
+              </w:rPr>
+              <w:t xml:space="preserve">were </w:t>
+            </w:r>
+            <w:r>
+              <w:rPr>
+                <w:rFonts w:ascii="Calibri" w:hAnsi="Calibri" w:eastAsia="微软雅黑"/>
                 <w:b/>
                 <w:color w:val="FB923C"/>
                 <w:sz w:val="26"/>
               </w:rPr>
-              <w:t>invariably</w:t>
+              <w:t>ordinarily</w:t>
             </w:r>
           </w:p>
         </w:tc>
@@ -2746,7 +3119,16 @@
                 <w:color w:val="5EEAD4"/>
                 <w:sz w:val="26"/>
               </w:rPr>
-              <w:t>unsuccessful</w:t>
+              <w:t>binned</w:t>
+            </w:r>
+            <w:r>
+              <w:rPr>
+                <w:rFonts w:ascii="Calibri" w:hAnsi="Calibri" w:eastAsia="微软雅黑"/>
+                <w:b w:val="0"/>
+                <w:color w:val="F0F7F2"/>
+                <w:sz w:val="26"/>
+              </w:rPr>
+              <w:t xml:space="preserve"> after two.</w:t>
             </w:r>
           </w:p>
         </w:tc>
@@ -2768,7 +3150,7 @@
                 <w:color w:val="AAC4B6"/>
                 <w:sz w:val="21"/>
               </w:rPr>
-              <w:t>却</w:t>
+              <w:t>这些培养皿</w:t>
             </w:r>
           </w:p>
         </w:tc>
@@ -2788,7 +3170,7 @@
                 <w:color w:val="FB923C"/>
                 <w:sz w:val="21"/>
               </w:rPr>
-              <w:t>无一例外地</w:t>
+              <w:t>通常</w:t>
             </w:r>
           </w:p>
         </w:tc>
@@ -2804,75 +3186,12 @@
             <w:r>
               <w:rPr>
                 <w:rFonts w:ascii="Calibri" w:hAnsi="Calibri" w:eastAsia="微软雅黑"/>
-                <w:b/>
-                <w:color w:val="5EEAD4"/>
-                <w:sz w:val="21"/>
-              </w:rPr>
-              <w:t>不成功</w:t>
-            </w:r>
-            <w:r>
-              <w:rPr>
-                <w:rFonts w:ascii="Calibri" w:hAnsi="Calibri" w:eastAsia="微软雅黑"/>
                 <w:b w:val="0"/>
                 <w:color w:val="AAC4B6"/>
                 <w:sz w:val="21"/>
               </w:rPr>
-              <w:t>，</w:t>
-            </w:r>
-          </w:p>
-        </w:tc>
-      </w:tr>
-    </w:tbl>
-    <w:tbl>
-      <w:tblPr>
-        <w:tblW w:type="auto" w:w="0"/>
-        <w:jc w:val="center"/>
-        <w:tblLayout w:type="autofit"/>
-        <w:tblLook w:firstColumn="1" w:firstRow="1" w:lastColumn="0" w:lastRow="0" w:noHBand="0" w:noVBand="1" w:val="04A0"/>
-        <w:tblBorders>
-          <w:top w:val="nil"/>
-          <w:left w:val="nil"/>
-          <w:bottom w:val="nil"/>
-          <w:right w:val="nil"/>
-          <w:insideH w:val="nil"/>
-          <w:insideV w:val="nil"/>
-        </w:tblBorders>
-      </w:tblPr>
-      <w:tblGrid>
-        <w:gridCol w:w="10540"/>
-      </w:tblGrid>
-      <w:tr>
-        <w:tc>
-          <w:tcPr>
-            <w:tcW w:type="dxa" w:w="10540"/>
-          </w:tcPr>
-          <w:p>
-            <w:pPr>
-              <w:spacing w:after="0"/>
-              <w:jc w:val="center"/>
-            </w:pPr>
-            <w:r>
-              <w:rPr>
-                <w:rFonts w:ascii="Calibri" w:hAnsi="Calibri" w:eastAsia="微软雅黑"/>
-                <w:b w:val="0"/>
-                <w:color w:val="F0F7F2"/>
-                <w:sz w:val="26"/>
-              </w:rPr>
-              <w:t>until Easter 1982,</w:t>
-            </w:r>
-          </w:p>
-        </w:tc>
-      </w:tr>
-      <w:tr>
-        <w:tc>
-          <w:tcPr>
-            <w:tcW w:type="dxa" w:w="10540"/>
-          </w:tcPr>
-          <w:p>
-            <w:pPr>
-              <w:spacing w:after="0"/>
-              <w:jc w:val="center"/>
-            </w:pPr>
+              <w:t>两天后就会</w:t>
+            </w:r>
             <w:r>
               <w:rPr>
                 <w:rFonts w:ascii="Calibri" w:hAnsi="Calibri" w:eastAsia="微软雅黑"/>
@@ -2880,448 +3199,13 @@
                 <w:color w:val="AAC4B6"/>
                 <w:sz w:val="21"/>
               </w:rPr>
-              <w:t>直到1982年复活节，</w:t>
-            </w:r>
-          </w:p>
-        </w:tc>
-      </w:tr>
-    </w:tbl>
-    <w:tbl>
-      <w:tblPr>
-        <w:tblW w:type="auto" w:w="0"/>
-        <w:jc w:val="center"/>
-        <w:tblLayout w:type="autofit"/>
-        <w:tblLook w:firstColumn="1" w:firstRow="1" w:lastColumn="0" w:lastRow="0" w:noHBand="0" w:noVBand="1" w:val="04A0"/>
-        <w:tblBorders>
-          <w:top w:val="nil"/>
-          <w:left w:val="nil"/>
-          <w:bottom w:val="nil"/>
-          <w:right w:val="nil"/>
-          <w:insideH w:val="nil"/>
-          <w:insideV w:val="nil"/>
-        </w:tblBorders>
-      </w:tblPr>
-      <w:tblGrid>
-        <w:gridCol w:w="3513"/>
-        <w:gridCol w:w="3513"/>
-        <w:gridCol w:w="3513"/>
-      </w:tblGrid>
-      <w:tr>
-        <w:tc>
-          <w:tcPr>
-            <w:tcW w:type="dxa" w:w="3513"/>
-          </w:tcPr>
-          <w:p>
-            <w:pPr>
-              <w:spacing w:after="0"/>
-              <w:jc w:val="center"/>
-            </w:pPr>
-            <w:r>
-              <w:rPr>
-                <w:rFonts w:ascii="Calibri" w:hAnsi="Calibri" w:eastAsia="微软雅黑"/>
-                <w:b w:val="0"/>
-                <w:color w:val="F0F7F2"/>
-                <w:sz w:val="26"/>
-              </w:rPr>
-              <w:t>when</w:t>
-            </w:r>
-          </w:p>
-        </w:tc>
-        <w:tc>
-          <w:tcPr>
-            <w:tcW w:type="dxa" w:w="3513"/>
-          </w:tcPr>
-          <w:p>
-            <w:pPr>
-              <w:spacing w:after="0"/>
-              <w:jc w:val="center"/>
-            </w:pPr>
-            <w:r>
-              <w:rPr>
-                <w:rFonts w:ascii="Calibri" w:hAnsi="Calibri" w:eastAsia="微软雅黑"/>
-                <w:b w:val="0"/>
-                <w:color w:val="F0F7F2"/>
-                <w:sz w:val="26"/>
-              </w:rPr>
-              <w:t>plates</w:t>
-            </w:r>
-          </w:p>
-        </w:tc>
-        <w:tc>
-          <w:tcPr>
-            <w:tcW w:type="dxa" w:w="3513"/>
-          </w:tcPr>
-          <w:p>
-            <w:pPr>
-              <w:spacing w:after="0"/>
-              <w:jc w:val="center"/>
-            </w:pPr>
-            <w:r>
-              <w:rPr>
-                <w:rFonts w:ascii="Calibri" w:hAnsi="Calibri" w:eastAsia="微软雅黑"/>
-                <w:b w:val="0"/>
-                <w:color w:val="F0F7F2"/>
-                <w:sz w:val="26"/>
-              </w:rPr>
-              <w:t xml:space="preserve">sat </w:t>
+              <w:t xml:space="preserve"> </w:t>
             </w:r>
             <w:r>
               <w:rPr>
                 <w:rFonts w:ascii="Calibri" w:hAnsi="Calibri" w:eastAsia="微软雅黑"/>
                 <w:b/>
-                <w:color w:val="FCA5A5"/>
-                <w:sz w:val="26"/>
-              </w:rPr>
-              <w:t>undisturbed</w:t>
-            </w:r>
-          </w:p>
-        </w:tc>
-      </w:tr>
-      <w:tr>
-        <w:tc>
-          <w:tcPr>
-            <w:tcW w:type="dxa" w:w="3513"/>
-          </w:tcPr>
-          <w:p>
-            <w:pPr>
-              <w:spacing w:after="0"/>
-              <w:jc w:val="center"/>
-            </w:pPr>
-            <w:r>
-              <w:rPr>
-                <w:rFonts w:ascii="Calibri" w:hAnsi="Calibri" w:eastAsia="微软雅黑"/>
-                <w:b w:val="0"/>
-                <w:color w:val="AAC4B6"/>
-                <w:sz w:val="21"/>
-              </w:rPr>
-              <w:t>那一次，</w:t>
-            </w:r>
-          </w:p>
-        </w:tc>
-        <w:tc>
-          <w:tcPr>
-            <w:tcW w:type="dxa" w:w="3513"/>
-          </w:tcPr>
-          <w:p>
-            <w:pPr>
-              <w:spacing w:after="0"/>
-              <w:jc w:val="center"/>
-            </w:pPr>
-            <w:r>
-              <w:rPr>
-                <w:rFonts w:ascii="Calibri" w:hAnsi="Calibri" w:eastAsia="微软雅黑"/>
-                <w:b w:val="0"/>
-                <w:color w:val="AAC4B6"/>
-                <w:sz w:val="21"/>
-              </w:rPr>
-              <w:t>培养皿</w:t>
-            </w:r>
-          </w:p>
-        </w:tc>
-        <w:tc>
-          <w:tcPr>
-            <w:tcW w:type="dxa" w:w="3513"/>
-          </w:tcPr>
-          <w:p>
-            <w:pPr>
-              <w:spacing w:after="0"/>
-              <w:jc w:val="center"/>
-            </w:pPr>
-            <w:r>
-              <w:rPr>
-                <w:rFonts w:ascii="Calibri" w:hAnsi="Calibri" w:eastAsia="微软雅黑"/>
-                <w:b/>
-                <w:color w:val="FCA5A5"/>
-                <w:sz w:val="21"/>
-              </w:rPr>
-              <w:t>原封不动地</w:t>
-            </w:r>
-          </w:p>
-        </w:tc>
-      </w:tr>
-    </w:tbl>
-    <w:tbl>
-      <w:tblPr>
-        <w:tblW w:type="auto" w:w="0"/>
-        <w:jc w:val="center"/>
-        <w:tblLayout w:type="autofit"/>
-        <w:tblLook w:firstColumn="1" w:firstRow="1" w:lastColumn="0" w:lastRow="0" w:noHBand="0" w:noVBand="1" w:val="04A0"/>
-        <w:tblBorders>
-          <w:top w:val="nil"/>
-          <w:left w:val="nil"/>
-          <w:bottom w:val="nil"/>
-          <w:right w:val="nil"/>
-          <w:insideH w:val="nil"/>
-          <w:insideV w:val="nil"/>
-        </w:tblBorders>
-      </w:tblPr>
-      <w:tblGrid>
-        <w:gridCol w:w="5270"/>
-        <w:gridCol w:w="5270"/>
-      </w:tblGrid>
-      <w:tr>
-        <w:tc>
-          <w:tcPr>
-            <w:tcW w:type="dxa" w:w="5270"/>
-          </w:tcPr>
-          <w:p>
-            <w:pPr>
-              <w:spacing w:after="0"/>
-              <w:jc w:val="center"/>
-            </w:pPr>
-            <w:r>
-              <w:rPr>
-                <w:rFonts w:ascii="Calibri" w:hAnsi="Calibri" w:eastAsia="微软雅黑"/>
-                <w:b w:val="0"/>
-                <w:color w:val="F0F7F2"/>
-                <w:sz w:val="26"/>
-              </w:rPr>
-              <w:t>in the incubator</w:t>
-            </w:r>
-          </w:p>
-        </w:tc>
-        <w:tc>
-          <w:tcPr>
-            <w:tcW w:type="dxa" w:w="5270"/>
-          </w:tcPr>
-          <w:p>
-            <w:pPr>
-              <w:spacing w:after="0"/>
-              <w:jc w:val="center"/>
-            </w:pPr>
-            <w:r>
-              <w:rPr>
-                <w:rFonts w:ascii="Calibri" w:hAnsi="Calibri" w:eastAsia="微软雅黑"/>
-                <w:b w:val="0"/>
-                <w:color w:val="F0F7F2"/>
-                <w:sz w:val="26"/>
-              </w:rPr>
-              <w:t>for about five days.</w:t>
-            </w:r>
-          </w:p>
-        </w:tc>
-      </w:tr>
-      <w:tr>
-        <w:tc>
-          <w:tcPr>
-            <w:tcW w:type="dxa" w:w="5270"/>
-          </w:tcPr>
-          <w:p>
-            <w:pPr>
-              <w:spacing w:after="0"/>
-              <w:jc w:val="center"/>
-            </w:pPr>
-            <w:r>
-              <w:rPr>
-                <w:rFonts w:ascii="Calibri" w:hAnsi="Calibri" w:eastAsia="微软雅黑"/>
-                <w:b w:val="0"/>
-                <w:color w:val="AAC4B6"/>
-                <w:sz w:val="21"/>
-              </w:rPr>
-              <w:t>在培养箱里</w:t>
-            </w:r>
-          </w:p>
-        </w:tc>
-        <w:tc>
-          <w:tcPr>
-            <w:tcW w:type="dxa" w:w="5270"/>
-          </w:tcPr>
-          <w:p>
-            <w:pPr>
-              <w:spacing w:after="0"/>
-              <w:jc w:val="center"/>
-            </w:pPr>
-            <w:r>
-              <w:rPr>
-                <w:rFonts w:ascii="Calibri" w:hAnsi="Calibri" w:eastAsia="微软雅黑"/>
-                <w:b w:val="0"/>
-                <w:color w:val="AAC4B6"/>
-                <w:sz w:val="21"/>
-              </w:rPr>
-              <w:t>放了约五天。</w:t>
-            </w:r>
-          </w:p>
-        </w:tc>
-      </w:tr>
-    </w:tbl>
-    <w:p>
-      <w:pPr>
-        <w:spacing w:after="40"/>
-      </w:pPr>
-    </w:p>
-    <w:tbl>
-      <w:tblPr>
-        <w:tblW w:type="auto" w:w="0"/>
-        <w:jc w:val="center"/>
-        <w:tblLayout w:type="autofit"/>
-        <w:tblLook w:firstColumn="1" w:firstRow="1" w:lastColumn="0" w:lastRow="0" w:noHBand="0" w:noVBand="1" w:val="04A0"/>
-        <w:tblBorders>
-          <w:top w:val="nil"/>
-          <w:left w:val="nil"/>
-          <w:bottom w:val="nil"/>
-          <w:right w:val="nil"/>
-          <w:insideH w:val="nil"/>
-          <w:insideV w:val="nil"/>
-        </w:tblBorders>
-      </w:tblPr>
-      <w:tblGrid>
-        <w:gridCol w:w="3513"/>
-        <w:gridCol w:w="3513"/>
-        <w:gridCol w:w="3513"/>
-      </w:tblGrid>
-      <w:tr>
-        <w:tc>
-          <w:tcPr>
-            <w:tcW w:type="dxa" w:w="3513"/>
-          </w:tcPr>
-          <w:p>
-            <w:pPr>
-              <w:spacing w:after="0"/>
-              <w:jc w:val="center"/>
-            </w:pPr>
-            <w:r>
-              <w:rPr>
-                <w:rFonts w:ascii="Calibri" w:hAnsi="Calibri" w:eastAsia="微软雅黑"/>
-                <w:b w:val="0"/>
-                <w:color w:val="F0F7F2"/>
-                <w:sz w:val="26"/>
-              </w:rPr>
-              <w:t>They</w:t>
-            </w:r>
-          </w:p>
-        </w:tc>
-        <w:tc>
-          <w:tcPr>
-            <w:tcW w:type="dxa" w:w="3513"/>
-          </w:tcPr>
-          <w:p>
-            <w:pPr>
-              <w:spacing w:after="0"/>
-              <w:jc w:val="center"/>
-            </w:pPr>
-            <w:r>
-              <w:rPr>
-                <w:rFonts w:ascii="Calibri" w:hAnsi="Calibri" w:eastAsia="微软雅黑"/>
-                <w:b w:val="0"/>
-                <w:color w:val="F0F7F2"/>
-                <w:sz w:val="26"/>
-              </w:rPr>
-              <w:t xml:space="preserve">were </w:t>
-            </w:r>
-            <w:r>
-              <w:rPr>
-                <w:rFonts w:ascii="Calibri" w:hAnsi="Calibri" w:eastAsia="微软雅黑"/>
-                <w:b/>
-                <w:color w:val="FBBF24"/>
-                <w:sz w:val="26"/>
-              </w:rPr>
-              <w:t>ordinarily</w:t>
-            </w:r>
-          </w:p>
-        </w:tc>
-        <w:tc>
-          <w:tcPr>
-            <w:tcW w:type="dxa" w:w="3513"/>
-          </w:tcPr>
-          <w:p>
-            <w:pPr>
-              <w:spacing w:after="0"/>
-              <w:jc w:val="center"/>
-            </w:pPr>
-            <w:r>
-              <w:rPr>
-                <w:rFonts w:ascii="Calibri" w:hAnsi="Calibri" w:eastAsia="微软雅黑"/>
-                <w:b/>
-                <w:color w:val="38BDF8"/>
-                <w:sz w:val="26"/>
-              </w:rPr>
-              <w:t>binned</w:t>
-            </w:r>
-            <w:r>
-              <w:rPr>
-                <w:rFonts w:ascii="Calibri" w:hAnsi="Calibri" w:eastAsia="微软雅黑"/>
-                <w:b w:val="0"/>
-                <w:color w:val="F0F7F2"/>
-                <w:sz w:val="26"/>
-              </w:rPr>
-              <w:t xml:space="preserve"> after two.</w:t>
-            </w:r>
-          </w:p>
-        </w:tc>
-      </w:tr>
-      <w:tr>
-        <w:tc>
-          <w:tcPr>
-            <w:tcW w:type="dxa" w:w="3513"/>
-          </w:tcPr>
-          <w:p>
-            <w:pPr>
-              <w:spacing w:after="0"/>
-              <w:jc w:val="center"/>
-            </w:pPr>
-            <w:r>
-              <w:rPr>
-                <w:rFonts w:ascii="Calibri" w:hAnsi="Calibri" w:eastAsia="微软雅黑"/>
-                <w:b w:val="0"/>
-                <w:color w:val="AAC4B6"/>
-                <w:sz w:val="21"/>
-              </w:rPr>
-              <w:t>这些培养皿</w:t>
-            </w:r>
-          </w:p>
-        </w:tc>
-        <w:tc>
-          <w:tcPr>
-            <w:tcW w:type="dxa" w:w="3513"/>
-          </w:tcPr>
-          <w:p>
-            <w:pPr>
-              <w:spacing w:after="0"/>
-              <w:jc w:val="center"/>
-            </w:pPr>
-            <w:r>
-              <w:rPr>
-                <w:rFonts w:ascii="Calibri" w:hAnsi="Calibri" w:eastAsia="微软雅黑"/>
-                <w:b/>
-                <w:color w:val="FBBF24"/>
-                <w:sz w:val="21"/>
-              </w:rPr>
-              <w:t>通常</w:t>
-            </w:r>
-          </w:p>
-        </w:tc>
-        <w:tc>
-          <w:tcPr>
-            <w:tcW w:type="dxa" w:w="3513"/>
-          </w:tcPr>
-          <w:p>
-            <w:pPr>
-              <w:spacing w:after="0"/>
-              <w:jc w:val="center"/>
-            </w:pPr>
-            <w:r>
-              <w:rPr>
-                <w:rFonts w:ascii="Calibri" w:hAnsi="Calibri" w:eastAsia="微软雅黑"/>
-                <w:b w:val="0"/>
-                <w:color w:val="AAC4B6"/>
-                <w:sz w:val="21"/>
-              </w:rPr>
-              <w:t>两天后就会</w:t>
-            </w:r>
-            <w:r>
-              <w:rPr>
-                <w:rFonts w:ascii="Calibri" w:hAnsi="Calibri" w:eastAsia="微软雅黑"/>
-                <w:b w:val="0"/>
-                <w:color w:val="AAC4B6"/>
-                <w:sz w:val="21"/>
-              </w:rPr>
-              <w:t xml:space="preserve"> </w:t>
-            </w:r>
-            <w:r>
-              <w:rPr>
-                <w:rFonts w:ascii="Calibri" w:hAnsi="Calibri" w:eastAsia="微软雅黑"/>
-                <w:b/>
-                <w:color w:val="38BDF8"/>
+                <w:color w:val="5EEAD4"/>
                 <w:sz w:val="21"/>
               </w:rPr>
               <w:t>被扔掉</w:t>
@@ -3411,7 +3295,7 @@
               <w:rPr>
                 <w:rFonts w:ascii="Calibri" w:hAnsi="Calibri" w:eastAsia="微软雅黑"/>
                 <w:b/>
-                <w:color w:val="F472B6"/>
+                <w:color w:val="FCA5A5"/>
                 <w:sz w:val="26"/>
               </w:rPr>
               <w:t>blossomed</w:t>
@@ -3462,7 +3346,7 @@
               <w:rPr>
                 <w:rFonts w:ascii="Calibri" w:hAnsi="Calibri" w:eastAsia="微软雅黑"/>
                 <w:b/>
-                <w:color w:val="F472B6"/>
+                <w:color w:val="FCA5A5"/>
                 <w:sz w:val="21"/>
               </w:rPr>
               <w:t>蓬勃生长</w:t>
@@ -3661,14 +3545,12 @@
         </w:tblBorders>
       </w:tblPr>
       <w:tblGrid>
-        <w:gridCol w:w="3513"/>
-        <w:gridCol w:w="3513"/>
-        <w:gridCol w:w="3513"/>
+        <w:gridCol w:w="10540"/>
       </w:tblGrid>
       <w:tr>
         <w:tc>
           <w:tcPr>
-            <w:tcW w:type="dxa" w:w="3513"/>
+            <w:tcW w:type="dxa" w:w="10540"/>
           </w:tcPr>
           <w:p>
             <w:pPr>
@@ -3686,9 +3568,11 @@
             </w:r>
           </w:p>
         </w:tc>
+      </w:tr>
+      <w:tr>
         <w:tc>
           <w:tcPr>
-            <w:tcW w:type="dxa" w:w="3513"/>
+            <w:tcW w:type="dxa" w:w="10540"/>
           </w:tcPr>
           <w:p>
             <w:pPr>
@@ -3698,102 +3582,11 @@
             <w:r>
               <w:rPr>
                 <w:rFonts w:ascii="Calibri" w:hAnsi="Calibri" w:eastAsia="微软雅黑"/>
-                <w:b/>
-                <w:color w:val="BEF264"/>
-                <w:sz w:val="26"/>
-              </w:rPr>
-              <w:t>unimpressed</w:t>
-            </w:r>
-          </w:p>
-        </w:tc>
-        <w:tc>
-          <w:tcPr>
-            <w:tcW w:type="dxa" w:w="3513"/>
-          </w:tcPr>
-          <w:p>
-            <w:pPr>
-              <w:spacing w:after="0"/>
-              <w:jc w:val="center"/>
-            </w:pPr>
-            <w:r>
-              <w:rPr>
-                <w:rFonts w:ascii="Calibri" w:hAnsi="Calibri" w:eastAsia="微软雅黑"/>
-                <w:b/>
-                <w:color w:val="C4B5FD"/>
-                <w:sz w:val="26"/>
-              </w:rPr>
-              <w:t>assessors</w:t>
-            </w:r>
-          </w:p>
-        </w:tc>
-      </w:tr>
-      <w:tr>
-        <w:tc>
-          <w:tcPr>
-            <w:tcW w:type="dxa" w:w="3513"/>
-          </w:tcPr>
-          <w:p>
-            <w:pPr>
-              <w:spacing w:after="0"/>
-              <w:jc w:val="center"/>
-            </w:pPr>
-            <w:r>
-              <w:rPr>
-                <w:rFonts w:ascii="Calibri" w:hAnsi="Calibri" w:eastAsia="微软雅黑"/>
                 <w:b w:val="0"/>
                 <w:color w:val="AAC4B6"/>
                 <w:sz w:val="21"/>
               </w:rPr>
               <w:t>1983年，</w:t>
-            </w:r>
-          </w:p>
-        </w:tc>
-        <w:tc>
-          <w:tcPr>
-            <w:tcW w:type="dxa" w:w="3513"/>
-          </w:tcPr>
-          <w:p>
-            <w:pPr>
-              <w:spacing w:after="0"/>
-              <w:jc w:val="center"/>
-            </w:pPr>
-            <w:r>
-              <w:rPr>
-                <w:rFonts w:ascii="Calibri" w:hAnsi="Calibri" w:eastAsia="微软雅黑"/>
-                <w:b/>
-                <w:color w:val="BEF264"/>
-                <w:sz w:val="21"/>
-              </w:rPr>
-              <w:t>不以为然的</w:t>
-            </w:r>
-          </w:p>
-        </w:tc>
-        <w:tc>
-          <w:tcPr>
-            <w:tcW w:type="dxa" w:w="3513"/>
-          </w:tcPr>
-          <w:p>
-            <w:pPr>
-              <w:spacing w:after="0"/>
-              <w:jc w:val="center"/>
-            </w:pPr>
-            <w:r>
-              <w:rPr>
-                <w:rFonts w:ascii="Calibri" w:hAnsi="Calibri" w:eastAsia="微软雅黑"/>
-                <w:b/>
-                <w:color w:val="C4B5FD"/>
-                <w:sz w:val="21"/>
-              </w:rPr>
-              <w:t>评审们</w:t>
-            </w:r>
-            <w:r>
-              <w:rPr>
-                <w:rFonts w:ascii="Calibri" w:hAnsi="Calibri" w:eastAsia="微软雅黑"/>
-                <w:b w:val="0"/>
-                <w:color w:val="AAC4B6"/>
-                <w:sz w:val="21"/>
-              </w:rPr>
-              <w:t>，</w:t>
             </w:r>
           </w:p>
         </w:tc>
@@ -3830,11 +3623,38 @@
             <w:r>
               <w:rPr>
                 <w:rFonts w:ascii="Calibri" w:hAnsi="Calibri" w:eastAsia="微软雅黑"/>
+                <w:b/>
+                <w:color w:val="FBBF24"/>
+                <w:sz w:val="26"/>
+              </w:rPr>
+              <w:t>unimpressed</w:t>
+            </w:r>
+            <w:r>
+              <w:rPr>
+                <w:rFonts w:ascii="Calibri" w:hAnsi="Calibri" w:eastAsia="微软雅黑"/>
                 <w:b w:val="0"/>
                 <w:color w:val="F0F7F2"/>
                 <w:sz w:val="26"/>
               </w:rPr>
-              <w:t>at the Gastroenterological Society of Australia</w:t>
+              <w:t xml:space="preserve"> </w:t>
+            </w:r>
+            <w:r>
+              <w:rPr>
+                <w:rFonts w:ascii="Calibri" w:hAnsi="Calibri" w:eastAsia="微软雅黑"/>
+                <w:b/>
+                <w:color w:val="38BDF8"/>
+                <w:sz w:val="26"/>
+              </w:rPr>
+              <w:t>assessors</w:t>
+            </w:r>
+            <w:r>
+              <w:rPr>
+                <w:rFonts w:ascii="Calibri" w:hAnsi="Calibri" w:eastAsia="微软雅黑"/>
+                <w:b w:val="0"/>
+                <w:color w:val="F0F7F2"/>
+                <w:sz w:val="26"/>
+              </w:rPr>
+              <w:t xml:space="preserve"> at the Gastroenterological Society of Australia</w:t>
             </w:r>
           </w:p>
         </w:tc>
@@ -3856,7 +3676,52 @@
                 <w:color w:val="AAC4B6"/>
                 <w:sz w:val="21"/>
               </w:rPr>
-              <w:t>来自澳大利亚胃肠病学会，</w:t>
+              <w:t>澳大利亚胃肠病学会那些</w:t>
+            </w:r>
+            <w:r>
+              <w:rPr>
+                <w:rFonts w:ascii="Calibri" w:hAnsi="Calibri" w:eastAsia="微软雅黑"/>
+                <w:b w:val="0"/>
+                <w:color w:val="AAC4B6"/>
+                <w:sz w:val="21"/>
+              </w:rPr>
+              <w:t xml:space="preserve"> </w:t>
+            </w:r>
+            <w:r>
+              <w:rPr>
+                <w:rFonts w:ascii="Calibri" w:hAnsi="Calibri" w:eastAsia="微软雅黑"/>
+                <w:b/>
+                <w:color w:val="FBBF24"/>
+                <w:sz w:val="21"/>
+              </w:rPr>
+              <w:t>不以为然的</w:t>
+            </w:r>
+            <w:r>
+              <w:rPr>
+                <w:rFonts w:ascii="Calibri" w:hAnsi="Calibri" w:eastAsia="微软雅黑"/>
+                <w:b w:val="0"/>
+                <w:color w:val="AAC4B6"/>
+                <w:sz w:val="21"/>
+              </w:rPr>
+              <w:t xml:space="preserve"> </w:t>
+            </w:r>
+            <w:r>
+              <w:rPr>
+                <w:rFonts w:ascii="Calibri" w:hAnsi="Calibri" w:eastAsia="微软雅黑"/>
+                <w:b/>
+                <w:color w:val="38BDF8"/>
+                <w:sz w:val="21"/>
+              </w:rPr>
+              <w:t>评审</w:t>
+            </w:r>
+            <w:r>
+              <w:rPr>
+                <w:rFonts w:ascii="Calibri" w:hAnsi="Calibri" w:eastAsia="微软雅黑"/>
+                <w:b w:val="0"/>
+                <w:color w:val="AAC4B6"/>
+                <w:sz w:val="21"/>
+              </w:rPr>
+              <w:t>，</w:t>
             </w:r>
           </w:p>
         </w:tc>
@@ -3894,7 +3759,7 @@
               <w:rPr>
                 <w:rFonts w:ascii="Calibri" w:hAnsi="Calibri" w:eastAsia="微软雅黑"/>
                 <w:b/>
-                <w:color w:val="FB923C"/>
+                <w:color w:val="F472B6"/>
                 <w:sz w:val="26"/>
               </w:rPr>
               <w:t>relegated</w:t>
@@ -3943,7 +3808,7 @@
               <w:rPr>
                 <w:rFonts w:ascii="Calibri" w:hAnsi="Calibri" w:eastAsia="微软雅黑"/>
                 <w:b/>
-                <w:color w:val="FB923C"/>
+                <w:color w:val="F472B6"/>
                 <w:sz w:val="21"/>
               </w:rPr>
               <w:t>贬入</w:t>
@@ -3993,7 +3858,7 @@
               <w:rPr>
                 <w:rFonts w:ascii="Calibri" w:hAnsi="Calibri" w:eastAsia="微软雅黑"/>
                 <w:b/>
-                <w:color w:val="5EEAD4"/>
+                <w:color w:val="BEF264"/>
                 <w:sz w:val="26"/>
               </w:rPr>
               <w:t>submissions</w:t>
@@ -4042,7 +3907,7 @@
               <w:rPr>
                 <w:rFonts w:ascii="Calibri" w:hAnsi="Calibri" w:eastAsia="微软雅黑"/>
                 <w:b/>
-                <w:color w:val="5EEAD4"/>
+                <w:color w:val="BEF264"/>
                 <w:sz w:val="21"/>
               </w:rPr>
               <w:t>投稿</w:t>
@@ -4104,6 +3969,141 @@
         </w:tblBorders>
       </w:tblPr>
       <w:tblGrid>
+        <w:gridCol w:w="10540"/>
+      </w:tblGrid>
+      <w:tr>
+        <w:tc>
+          <w:tcPr>
+            <w:tcW w:type="dxa" w:w="10540"/>
+          </w:tcPr>
+          <w:p>
+            <w:pPr>
+              <w:spacing w:after="0"/>
+              <w:jc w:val="center"/>
+            </w:pPr>
+            <w:r>
+              <w:rPr>
+                <w:rFonts w:ascii="Calibri" w:hAnsi="Calibri" w:eastAsia="微软雅黑"/>
+                <w:b/>
+                <w:color w:val="C4B5FD"/>
+                <w:sz w:val="26"/>
+              </w:rPr>
+              <w:t>Efforts</w:t>
+            </w:r>
+            <w:r>
+              <w:rPr>
+                <w:rFonts w:ascii="Calibri" w:hAnsi="Calibri" w:eastAsia="微软雅黑"/>
+                <w:b w:val="0"/>
+                <w:color w:val="F0F7F2"/>
+                <w:sz w:val="26"/>
+              </w:rPr>
+              <w:t xml:space="preserve"> to infect </w:t>
+            </w:r>
+            <w:r>
+              <w:rPr>
+                <w:rFonts w:ascii="Calibri" w:hAnsi="Calibri" w:eastAsia="微软雅黑"/>
+                <w:b/>
+                <w:color w:val="FB923C"/>
+                <w:sz w:val="26"/>
+              </w:rPr>
+              <w:t>swine</w:t>
+            </w:r>
+          </w:p>
+        </w:tc>
+      </w:tr>
+      <w:tr>
+        <w:tc>
+          <w:tcPr>
+            <w:tcW w:type="dxa" w:w="10540"/>
+          </w:tcPr>
+          <w:p>
+            <w:pPr>
+              <w:spacing w:after="0"/>
+              <w:jc w:val="center"/>
+            </w:pPr>
+            <w:r>
+              <w:rPr>
+                <w:rFonts w:ascii="Calibri" w:hAnsi="Calibri" w:eastAsia="微软雅黑"/>
+                <w:b w:val="0"/>
+                <w:color w:val="AAC4B6"/>
+                <w:sz w:val="21"/>
+              </w:rPr>
+              <w:t>让</w:t>
+            </w:r>
+            <w:r>
+              <w:rPr>
+                <w:rFonts w:ascii="Calibri" w:hAnsi="Calibri" w:eastAsia="微软雅黑"/>
+                <w:b w:val="0"/>
+                <w:color w:val="AAC4B6"/>
+                <w:sz w:val="21"/>
+              </w:rPr>
+              <w:t xml:space="preserve"> </w:t>
+            </w:r>
+            <w:r>
+              <w:rPr>
+                <w:rFonts w:ascii="Calibri" w:hAnsi="Calibri" w:eastAsia="微软雅黑"/>
+                <w:b/>
+                <w:color w:val="FB923C"/>
+                <w:sz w:val="21"/>
+              </w:rPr>
+              <w:t>猪</w:t>
+            </w:r>
+            <w:r>
+              <w:rPr>
+                <w:rFonts w:ascii="Calibri" w:hAnsi="Calibri" w:eastAsia="微软雅黑"/>
+                <w:b w:val="0"/>
+                <w:color w:val="AAC4B6"/>
+                <w:sz w:val="21"/>
+              </w:rPr>
+              <w:t xml:space="preserve"> </w:t>
+            </w:r>
+            <w:r>
+              <w:rPr>
+                <w:rFonts w:ascii="Calibri" w:hAnsi="Calibri" w:eastAsia="微软雅黑"/>
+                <w:b w:val="0"/>
+                <w:color w:val="AAC4B6"/>
+                <w:sz w:val="21"/>
+              </w:rPr>
+              <w:t>感染（这种细菌）的</w:t>
+            </w:r>
+            <w:r>
+              <w:rPr>
+                <w:rFonts w:ascii="Calibri" w:hAnsi="Calibri" w:eastAsia="微软雅黑"/>
+                <w:b w:val="0"/>
+                <w:color w:val="AAC4B6"/>
+                <w:sz w:val="21"/>
+              </w:rPr>
+              <w:t xml:space="preserve"> </w:t>
+            </w:r>
+            <w:r>
+              <w:rPr>
+                <w:rFonts w:ascii="Calibri" w:hAnsi="Calibri" w:eastAsia="微软雅黑"/>
+                <w:b/>
+                <w:color w:val="C4B5FD"/>
+                <w:sz w:val="21"/>
+              </w:rPr>
+              <w:t>努力</w:t>
+            </w:r>
+          </w:p>
+        </w:tc>
+      </w:tr>
+    </w:tbl>
+    <w:tbl>
+      <w:tblPr>
+        <w:tblW w:type="auto" w:w="0"/>
+        <w:jc w:val="center"/>
+        <w:tblLayout w:type="autofit"/>
+        <w:tblLook w:firstColumn="1" w:firstRow="1" w:lastColumn="0" w:lastRow="0" w:noHBand="0" w:noVBand="1" w:val="04A0"/>
+        <w:tblBorders>
+          <w:top w:val="nil"/>
+          <w:left w:val="nil"/>
+          <w:bottom w:val="nil"/>
+          <w:right w:val="nil"/>
+          <w:insideH w:val="nil"/>
+          <w:insideV w:val="nil"/>
+        </w:tblBorders>
+      </w:tblPr>
+      <w:tblGrid>
         <w:gridCol w:w="5270"/>
         <w:gridCol w:w="5270"/>
       </w:tblGrid>
@@ -4124,7 +4124,16 @@
                 <w:color w:val="F0F7F2"/>
                 <w:sz w:val="26"/>
               </w:rPr>
-              <w:t>Efforts</w:t>
+              <w:t xml:space="preserve">were </w:t>
+            </w:r>
+            <w:r>
+              <w:rPr>
+                <w:rFonts w:ascii="Calibri" w:hAnsi="Calibri" w:eastAsia="微软雅黑"/>
+                <w:b/>
+                <w:color w:val="5EEAD4"/>
+                <w:sz w:val="26"/>
+              </w:rPr>
+              <w:t>likewise</w:t>
             </w:r>
           </w:p>
         </w:tc>
@@ -4140,20 +4149,20 @@
             <w:r>
               <w:rPr>
                 <w:rFonts w:ascii="Calibri" w:hAnsi="Calibri" w:eastAsia="微软雅黑"/>
+                <w:b/>
+                <w:color w:val="FCA5A5"/>
+                <w:sz w:val="26"/>
+              </w:rPr>
+              <w:t>in vain</w:t>
+            </w:r>
+            <w:r>
+              <w:rPr>
+                <w:rFonts w:ascii="Calibri" w:hAnsi="Calibri" w:eastAsia="微软雅黑"/>
                 <w:b w:val="0"/>
                 <w:color w:val="F0F7F2"/>
                 <w:sz w:val="26"/>
               </w:rPr>
-              <w:t xml:space="preserve">to infect </w:t>
-            </w:r>
-            <w:r>
-              <w:rPr>
-                <w:rFonts w:ascii="Calibri" w:hAnsi="Calibri" w:eastAsia="微软雅黑"/>
-                <w:b/>
-                <w:color w:val="FCA5A5"/>
-                <w:sz w:val="26"/>
-              </w:rPr>
-              <w:t>swine</w:t>
+              <w:t>.</w:t>
             </w:r>
           </w:p>
         </w:tc>
@@ -4171,11 +4180,11 @@
             <w:r>
               <w:rPr>
                 <w:rFonts w:ascii="Calibri" w:hAnsi="Calibri" w:eastAsia="微软雅黑"/>
-                <w:b w:val="0"/>
-                <w:color w:val="AAC4B6"/>
+                <w:b/>
+                <w:color w:val="5EEAD4"/>
                 <w:sz w:val="21"/>
               </w:rPr>
-              <w:t>（他们）尝试</w:t>
+              <w:t>同样</w:t>
             </w:r>
           </w:p>
         </w:tc>
@@ -4191,52 +4200,30 @@
             <w:r>
               <w:rPr>
                 <w:rFonts w:ascii="Calibri" w:hAnsi="Calibri" w:eastAsia="微软雅黑"/>
+                <w:b/>
+                <w:color w:val="FCA5A5"/>
+                <w:sz w:val="21"/>
+              </w:rPr>
+              <w:t>徒劳无功</w:t>
+            </w:r>
+            <w:r>
+              <w:rPr>
+                <w:rFonts w:ascii="Calibri" w:hAnsi="Calibri" w:eastAsia="微软雅黑"/>
                 <w:b w:val="0"/>
                 <w:color w:val="AAC4B6"/>
                 <w:sz w:val="21"/>
               </w:rPr>
-              <w:t>让</w:t>
-            </w:r>
-            <w:r>
-              <w:rPr>
-                <w:rFonts w:ascii="Calibri" w:hAnsi="Calibri" w:eastAsia="微软雅黑"/>
-                <w:b w:val="0"/>
-                <w:color w:val="AAC4B6"/>
-                <w:sz w:val="21"/>
-              </w:rPr>
-              <w:t xml:space="preserve"> </w:t>
-            </w:r>
-            <w:r>
-              <w:rPr>
-                <w:rFonts w:ascii="Calibri" w:hAnsi="Calibri" w:eastAsia="微软雅黑"/>
-                <w:b/>
-                <w:color w:val="FCA5A5"/>
-                <w:sz w:val="21"/>
-              </w:rPr>
-              <w:t>猪</w:t>
-            </w:r>
-            <w:r>
-              <w:rPr>
-                <w:rFonts w:ascii="Calibri" w:hAnsi="Calibri" w:eastAsia="微软雅黑"/>
-                <w:b w:val="0"/>
-                <w:color w:val="AAC4B6"/>
-                <w:sz w:val="21"/>
-              </w:rPr>
-              <w:t xml:space="preserve"> </w:t>
-            </w:r>
-            <w:r>
-              <w:rPr>
-                <w:rFonts w:ascii="Calibri" w:hAnsi="Calibri" w:eastAsia="微软雅黑"/>
-                <w:b w:val="0"/>
-                <w:color w:val="AAC4B6"/>
-                <w:sz w:val="21"/>
-              </w:rPr>
-              <w:t>感染（这种细菌），</w:t>
+              <w:t>。</w:t>
             </w:r>
           </w:p>
         </w:tc>
       </w:tr>
     </w:tbl>
+    <w:p>
+      <w:pPr>
+        <w:spacing w:after="40"/>
+      </w:pPr>
+    </w:p>
     <w:tbl>
       <w:tblPr>
         <w:tblW w:type="auto" w:w="0"/>
@@ -4274,7 +4261,7 @@
                 <w:color w:val="F0F7F2"/>
                 <w:sz w:val="26"/>
               </w:rPr>
-              <w:t>were</w:t>
+              <w:t>Marshall</w:t>
             </w:r>
           </w:p>
         </w:tc>
@@ -4290,11 +4277,11 @@
             <w:r>
               <w:rPr>
                 <w:rFonts w:ascii="Calibri" w:hAnsi="Calibri" w:eastAsia="微软雅黑"/>
-                <w:b/>
-                <w:color w:val="FBBF24"/>
+                <w:b w:val="0"/>
+                <w:color w:val="F0F7F2"/>
                 <w:sz w:val="26"/>
               </w:rPr>
-              <w:t>likewise</w:t>
+              <w:t>made himself</w:t>
             </w:r>
           </w:p>
         </w:tc>
@@ -4310,11 +4297,20 @@
             <w:r>
               <w:rPr>
                 <w:rFonts w:ascii="Calibri" w:hAnsi="Calibri" w:eastAsia="微软雅黑"/>
+                <w:b w:val="0"/>
+                <w:color w:val="F0F7F2"/>
+                <w:sz w:val="26"/>
+              </w:rPr>
+              <w:t xml:space="preserve">the </w:t>
+            </w:r>
+            <w:r>
+              <w:rPr>
+                <w:rFonts w:ascii="Calibri" w:hAnsi="Calibri" w:eastAsia="微软雅黑"/>
                 <w:b/>
-                <w:color w:val="38BDF8"/>
+                <w:color w:val="FBBF24"/>
                 <w:sz w:val="26"/>
               </w:rPr>
-              <w:t>in vain</w:t>
+              <w:t>guinea pig</w:t>
             </w:r>
             <w:r>
               <w:rPr>
@@ -4345,7 +4341,7 @@
                 <w:color w:val="AAC4B6"/>
                 <w:sz w:val="21"/>
               </w:rPr>
-              <w:t>结果</w:t>
+              <w:t>马歇尔</w:t>
             </w:r>
           </w:p>
         </w:tc>
@@ -4361,11 +4357,11 @@
             <w:r>
               <w:rPr>
                 <w:rFonts w:ascii="Calibri" w:hAnsi="Calibri" w:eastAsia="微软雅黑"/>
-                <w:b/>
-                <w:color w:val="FBBF24"/>
+                <w:b w:val="0"/>
+                <w:color w:val="AAC4B6"/>
                 <w:sz w:val="21"/>
               </w:rPr>
-              <w:t>同样</w:t>
+              <w:t>把自己当成了</w:t>
             </w:r>
           </w:p>
         </w:tc>
@@ -4382,184 +4378,7 @@
               <w:rPr>
                 <w:rFonts w:ascii="Calibri" w:hAnsi="Calibri" w:eastAsia="微软雅黑"/>
                 <w:b/>
-                <w:color w:val="38BDF8"/>
-                <w:sz w:val="21"/>
-              </w:rPr>
-              <w:t>徒劳无功</w:t>
-            </w:r>
-            <w:r>
-              <w:rPr>
-                <w:rFonts w:ascii="Calibri" w:hAnsi="Calibri" w:eastAsia="微软雅黑"/>
-                <w:b w:val="0"/>
-                <w:color w:val="AAC4B6"/>
-                <w:sz w:val="21"/>
-              </w:rPr>
-              <w:t>。</w:t>
-            </w:r>
-          </w:p>
-        </w:tc>
-      </w:tr>
-    </w:tbl>
-    <w:p>
-      <w:pPr>
-        <w:spacing w:after="40"/>
-      </w:pPr>
-    </w:p>
-    <w:tbl>
-      <w:tblPr>
-        <w:tblW w:type="auto" w:w="0"/>
-        <w:jc w:val="center"/>
-        <w:tblLayout w:type="autofit"/>
-        <w:tblLook w:firstColumn="1" w:firstRow="1" w:lastColumn="0" w:lastRow="0" w:noHBand="0" w:noVBand="1" w:val="04A0"/>
-        <w:tblBorders>
-          <w:top w:val="nil"/>
-          <w:left w:val="nil"/>
-          <w:bottom w:val="nil"/>
-          <w:right w:val="nil"/>
-          <w:insideH w:val="nil"/>
-          <w:insideV w:val="nil"/>
-        </w:tblBorders>
-      </w:tblPr>
-      <w:tblGrid>
-        <w:gridCol w:w="3513"/>
-        <w:gridCol w:w="3513"/>
-        <w:gridCol w:w="3513"/>
-      </w:tblGrid>
-      <w:tr>
-        <w:tc>
-          <w:tcPr>
-            <w:tcW w:type="dxa" w:w="3513"/>
-          </w:tcPr>
-          <w:p>
-            <w:pPr>
-              <w:spacing w:after="0"/>
-              <w:jc w:val="center"/>
-            </w:pPr>
-            <w:r>
-              <w:rPr>
-                <w:rFonts w:ascii="Calibri" w:hAnsi="Calibri" w:eastAsia="微软雅黑"/>
-                <w:b w:val="0"/>
-                <w:color w:val="F0F7F2"/>
-                <w:sz w:val="26"/>
-              </w:rPr>
-              <w:t>Marshall</w:t>
-            </w:r>
-          </w:p>
-        </w:tc>
-        <w:tc>
-          <w:tcPr>
-            <w:tcW w:type="dxa" w:w="3513"/>
-          </w:tcPr>
-          <w:p>
-            <w:pPr>
-              <w:spacing w:after="0"/>
-              <w:jc w:val="center"/>
-            </w:pPr>
-            <w:r>
-              <w:rPr>
-                <w:rFonts w:ascii="Calibri" w:hAnsi="Calibri" w:eastAsia="微软雅黑"/>
-                <w:b w:val="0"/>
-                <w:color w:val="F0F7F2"/>
-                <w:sz w:val="26"/>
-              </w:rPr>
-              <w:t>made himself</w:t>
-            </w:r>
-          </w:p>
-        </w:tc>
-        <w:tc>
-          <w:tcPr>
-            <w:tcW w:type="dxa" w:w="3513"/>
-          </w:tcPr>
-          <w:p>
-            <w:pPr>
-              <w:spacing w:after="0"/>
-              <w:jc w:val="center"/>
-            </w:pPr>
-            <w:r>
-              <w:rPr>
-                <w:rFonts w:ascii="Calibri" w:hAnsi="Calibri" w:eastAsia="微软雅黑"/>
-                <w:b w:val="0"/>
-                <w:color w:val="F0F7F2"/>
-                <w:sz w:val="26"/>
-              </w:rPr>
-              <w:t xml:space="preserve">the </w:t>
-            </w:r>
-            <w:r>
-              <w:rPr>
-                <w:rFonts w:ascii="Calibri" w:hAnsi="Calibri" w:eastAsia="微软雅黑"/>
-                <w:b/>
-                <w:color w:val="F472B6"/>
-                <w:sz w:val="26"/>
-              </w:rPr>
-              <w:t>guinea pig</w:t>
-            </w:r>
-            <w:r>
-              <w:rPr>
-                <w:rFonts w:ascii="Calibri" w:hAnsi="Calibri" w:eastAsia="微软雅黑"/>
-                <w:b w:val="0"/>
-                <w:color w:val="F0F7F2"/>
-                <w:sz w:val="26"/>
-              </w:rPr>
-              <w:t>.</w:t>
-            </w:r>
-          </w:p>
-        </w:tc>
-      </w:tr>
-      <w:tr>
-        <w:tc>
-          <w:tcPr>
-            <w:tcW w:type="dxa" w:w="3513"/>
-          </w:tcPr>
-          <w:p>
-            <w:pPr>
-              <w:spacing w:after="0"/>
-              <w:jc w:val="center"/>
-            </w:pPr>
-            <w:r>
-              <w:rPr>
-                <w:rFonts w:ascii="Calibri" w:hAnsi="Calibri" w:eastAsia="微软雅黑"/>
-                <w:b w:val="0"/>
-                <w:color w:val="AAC4B6"/>
-                <w:sz w:val="21"/>
-              </w:rPr>
-              <w:t>马歇尔</w:t>
-            </w:r>
-          </w:p>
-        </w:tc>
-        <w:tc>
-          <w:tcPr>
-            <w:tcW w:type="dxa" w:w="3513"/>
-          </w:tcPr>
-          <w:p>
-            <w:pPr>
-              <w:spacing w:after="0"/>
-              <w:jc w:val="center"/>
-            </w:pPr>
-            <w:r>
-              <w:rPr>
-                <w:rFonts w:ascii="Calibri" w:hAnsi="Calibri" w:eastAsia="微软雅黑"/>
-                <w:b w:val="0"/>
-                <w:color w:val="AAC4B6"/>
-                <w:sz w:val="21"/>
-              </w:rPr>
-              <w:t>把自己当成了</w:t>
-            </w:r>
-          </w:p>
-        </w:tc>
-        <w:tc>
-          <w:tcPr>
-            <w:tcW w:type="dxa" w:w="3513"/>
-          </w:tcPr>
-          <w:p>
-            <w:pPr>
-              <w:spacing w:after="0"/>
-              <w:jc w:val="center"/>
-            </w:pPr>
-            <w:r>
-              <w:rPr>
-                <w:rFonts w:ascii="Calibri" w:hAnsi="Calibri" w:eastAsia="微软雅黑"/>
-                <w:b/>
-                <w:color w:val="F472B6"/>
+                <w:color w:val="FBBF24"/>
                 <w:sz w:val="21"/>
               </w:rPr>
               <w:t>小白鼠</w:t>
@@ -4680,7 +4499,7 @@
               <w:rPr>
                 <w:rFonts w:ascii="Calibri" w:hAnsi="Calibri" w:eastAsia="微软雅黑"/>
                 <w:b/>
-                <w:color w:val="BEF264"/>
+                <w:color w:val="38BDF8"/>
                 <w:sz w:val="26"/>
               </w:rPr>
               <w:t>vomiting</w:t>
@@ -4769,7 +4588,7 @@
               <w:rPr>
                 <w:rFonts w:ascii="Calibri" w:hAnsi="Calibri" w:eastAsia="微软雅黑"/>
                 <w:b/>
-                <w:color w:val="BEF264"/>
+                <w:color w:val="38BDF8"/>
                 <w:sz w:val="21"/>
               </w:rPr>
               <w:t>呕吐</w:t>
@@ -4871,7 +4690,7 @@
               <w:rPr>
                 <w:rFonts w:ascii="Calibri" w:hAnsi="Calibri" w:eastAsia="微软雅黑"/>
                 <w:b/>
-                <w:color w:val="C4B5FD"/>
+                <w:color w:val="F472B6"/>
                 <w:sz w:val="26"/>
               </w:rPr>
               <w:t>disagreeable</w:t>
@@ -4891,7 +4710,7 @@
               <w:rPr>
                 <w:rFonts w:ascii="Calibri" w:hAnsi="Calibri" w:eastAsia="微软雅黑"/>
                 <w:b/>
-                <w:color w:val="FB923C"/>
+                <w:color w:val="BEF264"/>
                 <w:sz w:val="26"/>
               </w:rPr>
               <w:t>odour</w:t>
@@ -4953,7 +4772,7 @@
               <w:rPr>
                 <w:rFonts w:ascii="Calibri" w:hAnsi="Calibri" w:eastAsia="微软雅黑"/>
                 <w:b/>
-                <w:color w:val="C4B5FD"/>
+                <w:color w:val="F472B6"/>
                 <w:sz w:val="21"/>
               </w:rPr>
               <w:t>难闻的</w:t>
@@ -4973,7 +4792,7 @@
               <w:rPr>
                 <w:rFonts w:ascii="Calibri" w:hAnsi="Calibri" w:eastAsia="微软雅黑"/>
                 <w:b/>
-                <w:color w:val="FB923C"/>
+                <w:color w:val="BEF264"/>
                 <w:sz w:val="21"/>
               </w:rPr>
               <w:t>气味</w:t>
@@ -5033,7 +4852,7 @@
               <w:rPr>
                 <w:rFonts w:ascii="Calibri" w:hAnsi="Calibri" w:eastAsia="微软雅黑"/>
                 <w:b/>
-                <w:color w:val="5EEAD4"/>
+                <w:color w:val="C4B5FD"/>
                 <w:sz w:val="26"/>
               </w:rPr>
               <w:t>weariness</w:t>
@@ -5075,7 +4894,7 @@
               <w:rPr>
                 <w:rFonts w:ascii="Calibri" w:hAnsi="Calibri" w:eastAsia="微软雅黑"/>
                 <w:b/>
-                <w:color w:val="5EEAD4"/>
+                <w:color w:val="C4B5FD"/>
                 <w:sz w:val="21"/>
               </w:rPr>
               <w:t>疲倦感</w:t>
@@ -5196,11 +5015,20 @@
             <w:r>
               <w:rPr>
                 <w:rFonts w:ascii="Calibri" w:hAnsi="Calibri" w:eastAsia="微软雅黑"/>
+                <w:b/>
+                <w:color w:val="FB923C"/>
+                <w:sz w:val="26"/>
+              </w:rPr>
+              <w:t>revealed</w:t>
+            </w:r>
+            <w:r>
+              <w:rPr>
+                <w:rFonts w:ascii="Calibri" w:hAnsi="Calibri" w:eastAsia="微软雅黑"/>
                 <w:b w:val="0"/>
                 <w:color w:val="F0F7F2"/>
                 <w:sz w:val="26"/>
               </w:rPr>
-              <w:t>revealed gastritis,</w:t>
+              <w:t xml:space="preserve"> gastritis,</w:t>
             </w:r>
           </w:p>
         </w:tc>
@@ -5258,11 +5086,29 @@
             <w:r>
               <w:rPr>
                 <w:rFonts w:ascii="Calibri" w:hAnsi="Calibri" w:eastAsia="微软雅黑"/>
+                <w:b/>
+                <w:color w:val="FB923C"/>
+                <w:sz w:val="21"/>
+              </w:rPr>
+              <w:t>显示出</w:t>
+            </w:r>
+            <w:r>
+              <w:rPr>
+                <w:rFonts w:ascii="Calibri" w:hAnsi="Calibri" w:eastAsia="微软雅黑"/>
                 <w:b w:val="0"/>
                 <w:color w:val="AAC4B6"/>
                 <w:sz w:val="21"/>
               </w:rPr>
-              <w:t>显示出胃炎，</w:t>
+              <w:t xml:space="preserve"> </w:t>
+            </w:r>
+            <w:r>
+              <w:rPr>
+                <w:rFonts w:ascii="Calibri" w:hAnsi="Calibri" w:eastAsia="微软雅黑"/>
+                <w:b w:val="0"/>
+                <w:color w:val="AAC4B6"/>
+                <w:sz w:val="21"/>
+              </w:rPr>
+              <w:t>胃炎，</w:t>
             </w:r>
           </w:p>
         </w:tc>
@@ -5309,7 +5155,7 @@
               <w:rPr>
                 <w:rFonts w:ascii="Calibri" w:hAnsi="Calibri" w:eastAsia="微软雅黑"/>
                 <w:b/>
-                <w:color w:val="FCA5A5"/>
+                <w:color w:val="5EEAD4"/>
                 <w:sz w:val="26"/>
               </w:rPr>
               <w:t>inflammation</w:t>
@@ -5327,7 +5173,7 @@
               <w:rPr>
                 <w:rFonts w:ascii="Calibri" w:hAnsi="Calibri" w:eastAsia="微软雅黑"/>
                 <w:b/>
-                <w:color w:val="FBBF24"/>
+                <w:color w:val="FCA5A5"/>
                 <w:sz w:val="26"/>
               </w:rPr>
               <w:t>mucous membrane</w:t>
@@ -5367,7 +5213,7 @@
               <w:rPr>
                 <w:rFonts w:ascii="Calibri" w:hAnsi="Calibri" w:eastAsia="微软雅黑"/>
                 <w:b/>
-                <w:color w:val="FBBF24"/>
+                <w:color w:val="FCA5A5"/>
                 <w:sz w:val="21"/>
               </w:rPr>
               <w:t>黏膜</w:t>
@@ -5403,7 +5249,7 @@
               <w:rPr>
                 <w:rFonts w:ascii="Calibri" w:hAnsi="Calibri" w:eastAsia="微软雅黑"/>
                 <w:b/>
-                <w:color w:val="FCA5A5"/>
+                <w:color w:val="5EEAD4"/>
                 <w:sz w:val="21"/>
               </w:rPr>
               <w:t>炎症</w:t>
@@ -5483,7 +5329,7 @@
               <w:rPr>
                 <w:rFonts w:ascii="Calibri" w:hAnsi="Calibri" w:eastAsia="微软雅黑"/>
                 <w:b/>
-                <w:color w:val="38BDF8"/>
+                <w:color w:val="FBBF24"/>
                 <w:sz w:val="26"/>
               </w:rPr>
               <w:t>precursor</w:t>
@@ -5552,7 +5398,7 @@
               <w:rPr>
                 <w:rFonts w:ascii="Calibri" w:hAnsi="Calibri" w:eastAsia="微软雅黑"/>
                 <w:b/>
-                <w:color w:val="38BDF8"/>
+                <w:color w:val="FBBF24"/>
                 <w:sz w:val="21"/>
               </w:rPr>
               <w:t>前兆</w:t>
@@ -5603,7 +5449,7 @@
               <w:rPr>
                 <w:rFonts w:ascii="Calibri" w:hAnsi="Calibri" w:eastAsia="微软雅黑"/>
                 <w:b/>
-                <w:color w:val="F472B6"/>
+                <w:color w:val="38BDF8"/>
                 <w:sz w:val="26"/>
               </w:rPr>
               <w:t>albeit</w:t>
@@ -5645,7 +5491,7 @@
               <w:rPr>
                 <w:rFonts w:ascii="Calibri" w:hAnsi="Calibri" w:eastAsia="微软雅黑"/>
                 <w:b/>
-                <w:color w:val="F472B6"/>
+                <w:color w:val="38BDF8"/>
                 <w:sz w:val="21"/>
               </w:rPr>
               <w:t>尽管</w:t>
@@ -5741,7 +5587,7 @@
               <w:rPr>
                 <w:rFonts w:ascii="Calibri" w:hAnsi="Calibri" w:eastAsia="微软雅黑"/>
                 <w:b/>
-                <w:color w:val="BEF264"/>
+                <w:color w:val="F472B6"/>
                 <w:sz w:val="26"/>
               </w:rPr>
               <w:t>directly</w:t>
@@ -5810,10 +5656,10 @@
               <w:rPr>
                 <w:rFonts w:ascii="Calibri" w:hAnsi="Calibri" w:eastAsia="微软雅黑"/>
                 <w:b/>
-                <w:color w:val="BEF264"/>
+                <w:color w:val="F472B6"/>
                 <w:sz w:val="21"/>
               </w:rPr>
-              <w:t>直接地</w:t>
+              <w:t>直接</w:t>
             </w:r>
             <w:r>
               <w:rPr>
@@ -5875,7 +5721,7 @@
               <w:rPr>
                 <w:rFonts w:ascii="Calibri" w:hAnsi="Calibri" w:eastAsia="微软雅黑"/>
                 <w:b/>
-                <w:color w:val="C4B5FD"/>
+                <w:color w:val="BEF264"/>
                 <w:sz w:val="26"/>
               </w:rPr>
               <w:t>Spurred on</w:t>
@@ -5893,7 +5739,7 @@
               <w:rPr>
                 <w:rFonts w:ascii="Calibri" w:hAnsi="Calibri" w:eastAsia="微软雅黑"/>
                 <w:b/>
-                <w:color w:val="FB923C"/>
+                <w:color w:val="C4B5FD"/>
                 <w:sz w:val="26"/>
               </w:rPr>
               <w:t>insistent</w:t>
@@ -5911,7 +5757,7 @@
               <w:rPr>
                 <w:rFonts w:ascii="Calibri" w:hAnsi="Calibri" w:eastAsia="微软雅黑"/>
                 <w:b/>
-                <w:color w:val="5EEAD4"/>
+                <w:color w:val="FB923C"/>
                 <w:sz w:val="26"/>
               </w:rPr>
               <w:t>spouse</w:t>
@@ -5960,7 +5806,7 @@
               <w:rPr>
                 <w:rFonts w:ascii="Calibri" w:hAnsi="Calibri" w:eastAsia="微软雅黑"/>
                 <w:b/>
-                <w:color w:val="FB923C"/>
+                <w:color w:val="C4B5FD"/>
                 <w:sz w:val="21"/>
               </w:rPr>
               <w:t>坚决的</w:t>
@@ -5978,7 +5824,7 @@
               <w:rPr>
                 <w:rFonts w:ascii="Calibri" w:hAnsi="Calibri" w:eastAsia="微软雅黑"/>
                 <w:b/>
-                <w:color w:val="5EEAD4"/>
+                <w:color w:val="FB923C"/>
                 <w:sz w:val="21"/>
               </w:rPr>
               <w:t>妻子</w:t>
@@ -5996,7 +5842,7 @@
               <w:rPr>
                 <w:rFonts w:ascii="Calibri" w:hAnsi="Calibri" w:eastAsia="微软雅黑"/>
                 <w:b/>
-                <w:color w:val="C4B5FD"/>
+                <w:color w:val="BEF264"/>
                 <w:sz w:val="21"/>
               </w:rPr>
               <w:t>催促</w:t>
@@ -6099,7 +5945,7 @@
               <w:rPr>
                 <w:rFonts w:ascii="Calibri" w:hAnsi="Calibri" w:eastAsia="微软雅黑"/>
                 <w:b/>
-                <w:color w:val="FCA5A5"/>
+                <w:color w:val="5EEAD4"/>
                 <w:sz w:val="26"/>
               </w:rPr>
               <w:t>antibiotics</w:t>
@@ -6168,7 +6014,7 @@
               <w:rPr>
                 <w:rFonts w:ascii="Calibri" w:hAnsi="Calibri" w:eastAsia="微软雅黑"/>
                 <w:b/>
-                <w:color w:val="FCA5A5"/>
+                <w:color w:val="5EEAD4"/>
                 <w:sz w:val="21"/>
               </w:rPr>
               <w:t>抗生素</w:t>
@@ -6378,7 +6224,7 @@
               <w:rPr>
                 <w:rFonts w:ascii="Calibri" w:hAnsi="Calibri" w:eastAsia="微软雅黑"/>
                 <w:b/>
-                <w:color w:val="FBBF24"/>
+                <w:color w:val="FCA5A5"/>
                 <w:sz w:val="26"/>
               </w:rPr>
               <w:t>medication</w:t>
@@ -6467,7 +6313,7 @@
               <w:rPr>
                 <w:rFonts w:ascii="Calibri" w:hAnsi="Calibri" w:eastAsia="微软雅黑"/>
                 <w:b/>
-                <w:color w:val="FBBF24"/>
+                <w:color w:val="FCA5A5"/>
                 <w:sz w:val="21"/>
               </w:rPr>
               <w:t>药物</w:t>
@@ -6951,13 +6797,12 @@
         </w:tblBorders>
       </w:tblPr>
       <w:tblGrid>
-        <w:gridCol w:w="5270"/>
-        <w:gridCol w:w="5270"/>
+        <w:gridCol w:w="10540"/>
       </w:tblGrid>
       <w:tr>
         <w:tc>
           <w:tcPr>
-            <w:tcW w:type="dxa" w:w="5270"/>
+            <w:tcW w:type="dxa" w:w="10540"/>
           </w:tcPr>
           <w:p>
             <w:pPr>
@@ -6975,9 +6820,11 @@
             </w:r>
           </w:p>
         </w:tc>
+      </w:tr>
+      <w:tr>
         <w:tc>
           <w:tcPr>
-            <w:tcW w:type="dxa" w:w="5270"/>
+            <w:tcW w:type="dxa" w:w="10540"/>
           </w:tcPr>
           <w:p>
             <w:pPr>
@@ -6988,52 +6835,10 @@
               <w:rPr>
                 <w:rFonts w:ascii="Calibri" w:hAnsi="Calibri" w:eastAsia="微软雅黑"/>
                 <w:b w:val="0"/>
-                <w:color w:val="F0F7F2"/>
-                <w:sz w:val="26"/>
-              </w:rPr>
-              <w:t>the illness</w:t>
-            </w:r>
-          </w:p>
-        </w:tc>
-      </w:tr>
-      <w:tr>
-        <w:tc>
-          <w:tcPr>
-            <w:tcW w:type="dxa" w:w="5270"/>
-          </w:tcPr>
-          <w:p>
-            <w:pPr>
-              <w:spacing w:after="0"/>
-              <w:jc w:val="center"/>
-            </w:pPr>
-            <w:r>
-              <w:rPr>
-                <w:rFonts w:ascii="Calibri" w:hAnsi="Calibri" w:eastAsia="微软雅黑"/>
-                <w:b w:val="0"/>
                 <w:color w:val="AAC4B6"/>
                 <w:sz w:val="21"/>
               </w:rPr>
-              <w:t>胃炎，</w:t>
-            </w:r>
-          </w:p>
-        </w:tc>
-        <w:tc>
-          <w:tcPr>
-            <w:tcW w:type="dxa" w:w="5270"/>
-          </w:tcPr>
-          <w:p>
-            <w:pPr>
-              <w:spacing w:after="0"/>
-              <w:jc w:val="center"/>
-            </w:pPr>
-            <w:r>
-              <w:rPr>
-                <w:rFonts w:ascii="Calibri" w:hAnsi="Calibri" w:eastAsia="微软雅黑"/>
-                <w:b w:val="0"/>
-                <w:color w:val="AAC4B6"/>
-                <w:sz w:val="21"/>
-              </w:rPr>
-              <w:t>这种病</w:t>
+              <w:t>胃炎——</w:t>
             </w:r>
           </w:p>
         </w:tc>
@@ -7055,14 +6860,12 @@
         </w:tblBorders>
       </w:tblPr>
       <w:tblGrid>
-        <w:gridCol w:w="3513"/>
-        <w:gridCol w:w="3513"/>
-        <w:gridCol w:w="3513"/>
+        <w:gridCol w:w="10540"/>
       </w:tblGrid>
       <w:tr>
         <w:tc>
           <w:tcPr>
-            <w:tcW w:type="dxa" w:w="3513"/>
+            <w:tcW w:type="dxa" w:w="10540"/>
           </w:tcPr>
           <w:p>
             <w:pPr>
@@ -7076,13 +6879,33 @@
                 <w:color w:val="F0F7F2"/>
                 <w:sz w:val="26"/>
               </w:rPr>
-              <w:t>Marshall</w:t>
+              <w:t xml:space="preserve">the illness Marshall had </w:t>
+            </w:r>
+            <w:r>
+              <w:rPr>
+                <w:rFonts w:ascii="Calibri" w:hAnsi="Calibri" w:eastAsia="微软雅黑"/>
+                <w:b/>
+                <w:color w:val="FBBF24"/>
+                <w:sz w:val="26"/>
+              </w:rPr>
+              <w:t>willingly</w:t>
+            </w:r>
+            <w:r>
+              <w:rPr>
+                <w:rFonts w:ascii="Calibri" w:hAnsi="Calibri" w:eastAsia="微软雅黑"/>
+                <w:b w:val="0"/>
+                <w:color w:val="F0F7F2"/>
+                <w:sz w:val="26"/>
+              </w:rPr>
+              <w:t xml:space="preserve"> given himself,</w:t>
             </w:r>
           </w:p>
         </w:tc>
+      </w:tr>
+      <w:tr>
         <w:tc>
           <w:tcPr>
-            <w:tcW w:type="dxa" w:w="3513"/>
+            <w:tcW w:type="dxa" w:w="10540"/>
           </w:tcPr>
           <w:p>
             <w:pPr>
@@ -7093,53 +6916,11 @@
               <w:rPr>
                 <w:rFonts w:ascii="Calibri" w:hAnsi="Calibri" w:eastAsia="微软雅黑"/>
                 <w:b w:val="0"/>
-                <w:color w:val="F0F7F2"/>
-                <w:sz w:val="26"/>
-              </w:rPr>
-              <w:t xml:space="preserve">had </w:t>
-            </w:r>
-            <w:r>
-              <w:rPr>
-                <w:rFonts w:ascii="Calibri" w:hAnsi="Calibri" w:eastAsia="微软雅黑"/>
-                <w:b/>
-                <w:color w:val="38BDF8"/>
-                <w:sz w:val="26"/>
-              </w:rPr>
-              <w:t>willingly</w:t>
-            </w:r>
-          </w:p>
-        </w:tc>
-        <w:tc>
-          <w:tcPr>
-            <w:tcW w:type="dxa" w:w="3513"/>
-          </w:tcPr>
-          <w:p>
-            <w:pPr>
-              <w:spacing w:after="0"/>
-              <w:jc w:val="center"/>
-            </w:pPr>
-            <w:r>
-              <w:rPr>
-                <w:rFonts w:ascii="Calibri" w:hAnsi="Calibri" w:eastAsia="微软雅黑"/>
-                <w:b w:val="0"/>
-                <w:color w:val="F0F7F2"/>
-                <w:sz w:val="26"/>
-              </w:rPr>
-              <w:t>given himself,</w:t>
-            </w:r>
-          </w:p>
-        </w:tc>
-      </w:tr>
-      <w:tr>
-        <w:tc>
-          <w:tcPr>
-            <w:tcW w:type="dxa" w:w="3513"/>
-          </w:tcPr>
-          <w:p>
-            <w:pPr>
-              <w:spacing w:after="0"/>
-              <w:jc w:val="center"/>
-            </w:pPr>
+                <w:color w:val="AAC4B6"/>
+                <w:sz w:val="21"/>
+              </w:rPr>
+              <w:t>马歇尔当年</w:t>
+            </w:r>
             <w:r>
               <w:rPr>
                 <w:rFonts w:ascii="Calibri" w:hAnsi="Calibri" w:eastAsia="微软雅黑"/>
@@ -7147,19 +6928,17 @@
                 <w:color w:val="AAC4B6"/>
                 <w:sz w:val="21"/>
               </w:rPr>
-              <w:t>马歇尔</w:t>
-            </w:r>
-          </w:p>
-        </w:tc>
-        <w:tc>
-          <w:tcPr>
-            <w:tcW w:type="dxa" w:w="3513"/>
-          </w:tcPr>
-          <w:p>
-            <w:pPr>
-              <w:spacing w:after="0"/>
-              <w:jc w:val="center"/>
-            </w:pPr>
+              <w:t xml:space="preserve"> </w:t>
+            </w:r>
+            <w:r>
+              <w:rPr>
+                <w:rFonts w:ascii="Calibri" w:hAnsi="Calibri" w:eastAsia="微软雅黑"/>
+                <w:b/>
+                <w:color w:val="FBBF24"/>
+                <w:sz w:val="21"/>
+              </w:rPr>
+              <w:t>心甘情愿地</w:t>
+            </w:r>
             <w:r>
               <w:rPr>
                 <w:rFonts w:ascii="Calibri" w:hAnsi="Calibri" w:eastAsia="微软雅黑"/>
@@ -7167,7 +6946,7 @@
                 <w:color w:val="AAC4B6"/>
                 <w:sz w:val="21"/>
               </w:rPr>
-              <w:t>当年</w:t>
+              <w:t xml:space="preserve"> </w:t>
             </w:r>
             <w:r>
               <w:rPr>
@@ -7176,36 +6955,7 @@
                 <w:color w:val="AAC4B6"/>
                 <w:sz w:val="21"/>
               </w:rPr>
-              <w:t xml:space="preserve"> </w:t>
-            </w:r>
-            <w:r>
-              <w:rPr>
-                <w:rFonts w:ascii="Calibri" w:hAnsi="Calibri" w:eastAsia="微软雅黑"/>
-                <w:b/>
-                <w:color w:val="38BDF8"/>
-                <w:sz w:val="21"/>
-              </w:rPr>
-              <w:t>心甘情愿地</w:t>
-            </w:r>
-          </w:p>
-        </w:tc>
-        <w:tc>
-          <w:tcPr>
-            <w:tcW w:type="dxa" w:w="3513"/>
-          </w:tcPr>
-          <w:p>
-            <w:pPr>
-              <w:spacing w:after="0"/>
-              <w:jc w:val="center"/>
-            </w:pPr>
-            <w:r>
-              <w:rPr>
-                <w:rFonts w:ascii="Calibri" w:hAnsi="Calibri" w:eastAsia="微软雅黑"/>
-                <w:b w:val="0"/>
-                <w:color w:val="AAC4B6"/>
-                <w:sz w:val="21"/>
-              </w:rPr>
-              <w:t>让自己染上，</w:t>
+              <w:t>让自己染上的病——</w:t>
             </w:r>
           </w:p>
         </w:tc>
@@ -7303,7 +7053,7 @@
                 <w:color w:val="AAC4B6"/>
                 <w:sz w:val="21"/>
               </w:rPr>
-              <w:t>就被写进了</w:t>
+              <w:t>被写进了</w:t>
             </w:r>
           </w:p>
         </w:tc>
@@ -7323,7 +7073,7 @@
                 <w:color w:val="AAC4B6"/>
                 <w:sz w:val="21"/>
               </w:rPr>
-              <w:t>获奖评语里。</w:t>
+              <w:t>获奖评语。</w:t>
             </w:r>
           </w:p>
         </w:tc>

--- a/视频/对照文本/03-文本-待修正.docx
+++ b/视频/对照文本/03-文本-待修正.docx
@@ -4064,7 +4064,7 @@
                 <w:color w:val="AAC4B6"/>
                 <w:sz w:val="21"/>
               </w:rPr>
-              <w:t>感染（这种细菌）的</w:t>
+              <w:t>感染（这种细菌）的多番</w:t>
             </w:r>
             <w:r>
               <w:rPr>

--- a/视频/对照文本/03-文本-待修正.docx
+++ b/视频/对照文本/03-文本-待修正.docx
@@ -124,6 +124,110 @@
         </w:tblBorders>
       </w:tblPr>
       <w:tblGrid>
+        <w:gridCol w:w="5270"/>
+        <w:gridCol w:w="5270"/>
+      </w:tblGrid>
+      <w:tr>
+        <w:tc>
+          <w:tcPr>
+            <w:tcW w:type="dxa" w:w="5270"/>
+          </w:tcPr>
+          <w:p>
+            <w:pPr>
+              <w:spacing w:after="0"/>
+              <w:jc w:val="center"/>
+            </w:pPr>
+            <w:r>
+              <w:rPr>
+                <w:rFonts w:ascii="Calibri" w:hAnsi="Calibri" w:eastAsia="微软雅黑"/>
+                <w:b w:val="0"/>
+                <w:color w:val="F0F7F2"/>
+                <w:sz w:val="26"/>
+              </w:rPr>
+              <w:t>Barry Marshall,</w:t>
+            </w:r>
+          </w:p>
+        </w:tc>
+        <w:tc>
+          <w:tcPr>
+            <w:tcW w:type="dxa" w:w="5270"/>
+          </w:tcPr>
+          <w:p>
+            <w:pPr>
+              <w:spacing w:after="0"/>
+              <w:jc w:val="center"/>
+            </w:pPr>
+            <w:r>
+              <w:rPr>
+                <w:rFonts w:ascii="Calibri" w:hAnsi="Calibri" w:eastAsia="微软雅黑"/>
+                <w:b w:val="0"/>
+                <w:color w:val="F0F7F2"/>
+                <w:sz w:val="26"/>
+              </w:rPr>
+              <w:t>a 32-year-old doctor</w:t>
+            </w:r>
+          </w:p>
+        </w:tc>
+      </w:tr>
+      <w:tr>
+        <w:tc>
+          <w:tcPr>
+            <w:tcW w:type="dxa" w:w="5270"/>
+          </w:tcPr>
+          <w:p>
+            <w:pPr>
+              <w:spacing w:after="0"/>
+              <w:jc w:val="center"/>
+            </w:pPr>
+            <w:r>
+              <w:rPr>
+                <w:rFonts w:ascii="Calibri" w:hAnsi="Calibri" w:eastAsia="微软雅黑"/>
+                <w:b w:val="0"/>
+                <w:color w:val="AAC4B6"/>
+                <w:sz w:val="21"/>
+              </w:rPr>
+              <w:t>巴里·马歇尔，</w:t>
+            </w:r>
+          </w:p>
+        </w:tc>
+        <w:tc>
+          <w:tcPr>
+            <w:tcW w:type="dxa" w:w="5270"/>
+          </w:tcPr>
+          <w:p>
+            <w:pPr>
+              <w:spacing w:after="0"/>
+              <w:jc w:val="center"/>
+            </w:pPr>
+            <w:r>
+              <w:rPr>
+                <w:rFonts w:ascii="Calibri" w:hAnsi="Calibri" w:eastAsia="微软雅黑"/>
+                <w:b w:val="0"/>
+                <w:color w:val="AAC4B6"/>
+                <w:sz w:val="21"/>
+              </w:rPr>
+              <w:t>一位32岁的医生</w:t>
+            </w:r>
+          </w:p>
+        </w:tc>
+      </w:tr>
+    </w:tbl>
+    <w:tbl>
+      <w:tblPr>
+        <w:tblW w:type="auto" w:w="0"/>
+        <w:jc w:val="center"/>
+        <w:tblLayout w:type="autofit"/>
+        <w:tblLook w:firstColumn="1" w:firstRow="1" w:lastColumn="0" w:lastRow="0" w:noHBand="0" w:noVBand="1" w:val="04A0"/>
+        <w:tblBorders>
+          <w:top w:val="nil"/>
+          <w:left w:val="nil"/>
+          <w:bottom w:val="nil"/>
+          <w:right w:val="nil"/>
+          <w:insideH w:val="nil"/>
+          <w:insideV w:val="nil"/>
+        </w:tblBorders>
+      </w:tblPr>
+      <w:tblGrid>
         <w:gridCol w:w="10540"/>
       </w:tblGrid>
       <w:tr>
@@ -143,7 +247,7 @@
                 <w:color w:val="F0F7F2"/>
                 <w:sz w:val="26"/>
               </w:rPr>
-              <w:t>Barry Marshall, a 32-year-old doctor at Fremantle Hospital,</w:t>
+              <w:t>at Fremantle Hospital,</w:t>
             </w:r>
           </w:p>
         </w:tc>
@@ -165,7 +269,7 @@
                 <w:color w:val="AAC4B6"/>
                 <w:sz w:val="21"/>
               </w:rPr>
-              <w:t>弗里曼特尔医院32岁的医生巴里·马歇尔</w:t>
+              <w:t>在弗里曼特尔医院（任职），</w:t>
             </w:r>
           </w:p>
         </w:tc>
@@ -296,7 +400,7 @@
                 <w:color w:val="AAC4B6"/>
                 <w:sz w:val="21"/>
               </w:rPr>
-              <w:t>一杯用牛肉</w:t>
+              <w:t>一份牛肉</w:t>
             </w:r>
             <w:r>
               <w:rPr>
@@ -328,38 +432,20 @@
             <w:r>
               <w:rPr>
                 <w:rFonts w:ascii="Calibri" w:hAnsi="Calibri" w:eastAsia="微软雅黑"/>
+                <w:b/>
+                <w:color w:val="FBBF24"/>
+                <w:sz w:val="21"/>
+              </w:rPr>
+              <w:t>混合液</w:t>
+            </w:r>
+            <w:r>
+              <w:rPr>
+                <w:rFonts w:ascii="Calibri" w:hAnsi="Calibri" w:eastAsia="微软雅黑"/>
                 <w:b w:val="0"/>
                 <w:color w:val="AAC4B6"/>
                 <w:sz w:val="21"/>
               </w:rPr>
-              <w:t>调成的</w:t>
-            </w:r>
-            <w:r>
-              <w:rPr>
-                <w:rFonts w:ascii="Calibri" w:hAnsi="Calibri" w:eastAsia="微软雅黑"/>
-                <w:b w:val="0"/>
-                <w:color w:val="AAC4B6"/>
-                <w:sz w:val="21"/>
-              </w:rPr>
-              <w:t xml:space="preserve"> </w:t>
-            </w:r>
-            <w:r>
-              <w:rPr>
-                <w:rFonts w:ascii="Calibri" w:hAnsi="Calibri" w:eastAsia="微软雅黑"/>
-                <w:b/>
-                <w:color w:val="FBBF24"/>
-                <w:sz w:val="21"/>
-              </w:rPr>
-              <w:t>汤剂</w:t>
-            </w:r>
-            <w:r>
-              <w:rPr>
-                <w:rFonts w:ascii="Calibri" w:hAnsi="Calibri" w:eastAsia="微软雅黑"/>
-                <w:b w:val="0"/>
-                <w:color w:val="AAC4B6"/>
-                <w:sz w:val="21"/>
-              </w:rPr>
-              <w:t>，</w:t>
+              <w:t>（培养基底），</w:t>
             </w:r>
           </w:p>
         </w:tc>
@@ -400,25 +486,7 @@
                 <w:color w:val="F0F7F2"/>
                 <w:sz w:val="26"/>
               </w:rPr>
-              <w:t xml:space="preserve">into which the </w:t>
-            </w:r>
-            <w:r>
-              <w:rPr>
-                <w:rFonts w:ascii="Calibri" w:hAnsi="Calibri" w:eastAsia="微软雅黑"/>
-                <w:b/>
-                <w:color w:val="F472B6"/>
-                <w:sz w:val="26"/>
-              </w:rPr>
-              <w:t>microbial</w:t>
-            </w:r>
-            <w:r>
-              <w:rPr>
-                <w:rFonts w:ascii="Calibri" w:hAnsi="Calibri" w:eastAsia="微软雅黑"/>
-                <w:b w:val="0"/>
-                <w:color w:val="F0F7F2"/>
-                <w:sz w:val="26"/>
-              </w:rPr>
-              <w:t xml:space="preserve"> growth of two Petri dishes</w:t>
+              <w:t>into which</w:t>
             </w:r>
           </w:p>
         </w:tc>
@@ -440,7 +508,109 @@
                 <w:color w:val="AAC4B6"/>
                 <w:sz w:val="21"/>
               </w:rPr>
-              <w:t>两个培养皿中</w:t>
+              <w:t>向其中（这汤里）</w:t>
+            </w:r>
+          </w:p>
+        </w:tc>
+      </w:tr>
+    </w:tbl>
+    <w:tbl>
+      <w:tblPr>
+        <w:tblW w:type="auto" w:w="0"/>
+        <w:jc w:val="center"/>
+        <w:tblLayout w:type="autofit"/>
+        <w:tblLook w:firstColumn="1" w:firstRow="1" w:lastColumn="0" w:lastRow="0" w:noHBand="0" w:noVBand="1" w:val="04A0"/>
+        <w:tblBorders>
+          <w:top w:val="nil"/>
+          <w:left w:val="nil"/>
+          <w:bottom w:val="nil"/>
+          <w:right w:val="nil"/>
+          <w:insideH w:val="nil"/>
+          <w:insideV w:val="nil"/>
+        </w:tblBorders>
+      </w:tblPr>
+      <w:tblGrid>
+        <w:gridCol w:w="5270"/>
+        <w:gridCol w:w="5270"/>
+      </w:tblGrid>
+      <w:tr>
+        <w:tc>
+          <w:tcPr>
+            <w:tcW w:type="dxa" w:w="5270"/>
+          </w:tcPr>
+          <w:p>
+            <w:pPr>
+              <w:spacing w:after="0"/>
+              <w:jc w:val="center"/>
+            </w:pPr>
+            <w:r>
+              <w:rPr>
+                <w:rFonts w:ascii="Calibri" w:hAnsi="Calibri" w:eastAsia="微软雅黑"/>
+                <w:b w:val="0"/>
+                <w:color w:val="F0F7F2"/>
+                <w:sz w:val="26"/>
+              </w:rPr>
+              <w:t xml:space="preserve">the </w:t>
+            </w:r>
+            <w:r>
+              <w:rPr>
+                <w:rFonts w:ascii="Calibri" w:hAnsi="Calibri" w:eastAsia="微软雅黑"/>
+                <w:b/>
+                <w:color w:val="F472B6"/>
+                <w:sz w:val="26"/>
+              </w:rPr>
+              <w:t>microbial</w:t>
+            </w:r>
+            <w:r>
+              <w:rPr>
+                <w:rFonts w:ascii="Calibri" w:hAnsi="Calibri" w:eastAsia="微软雅黑"/>
+                <w:b w:val="0"/>
+                <w:color w:val="F0F7F2"/>
+                <w:sz w:val="26"/>
+              </w:rPr>
+              <w:t xml:space="preserve"> growth</w:t>
+            </w:r>
+          </w:p>
+        </w:tc>
+        <w:tc>
+          <w:tcPr>
+            <w:tcW w:type="dxa" w:w="5270"/>
+          </w:tcPr>
+          <w:p>
+            <w:pPr>
+              <w:spacing w:after="0"/>
+              <w:jc w:val="center"/>
+            </w:pPr>
+            <w:r>
+              <w:rPr>
+                <w:rFonts w:ascii="Calibri" w:hAnsi="Calibri" w:eastAsia="微软雅黑"/>
+                <w:b w:val="0"/>
+                <w:color w:val="F0F7F2"/>
+                <w:sz w:val="26"/>
+              </w:rPr>
+              <w:t>of two Petri dishes</w:t>
+            </w:r>
+          </w:p>
+        </w:tc>
+      </w:tr>
+      <w:tr>
+        <w:tc>
+          <w:tcPr>
+            <w:tcW w:type="dxa" w:w="5270"/>
+          </w:tcPr>
+          <w:p>
+            <w:pPr>
+              <w:spacing w:after="0"/>
+              <w:jc w:val="center"/>
+            </w:pPr>
+            <w:r>
+              <w:rPr>
+                <w:rFonts w:ascii="Calibri" w:hAnsi="Calibri" w:eastAsia="微软雅黑"/>
+                <w:b/>
+                <w:color w:val="F472B6"/>
+                <w:sz w:val="21"/>
+              </w:rPr>
+              <w:t>微生物</w:t>
             </w:r>
             <w:r>
               <w:rPr>
@@ -454,21 +624,23 @@
             <w:r>
               <w:rPr>
                 <w:rFonts w:ascii="Calibri" w:hAnsi="Calibri" w:eastAsia="微软雅黑"/>
-                <w:b/>
-                <w:color w:val="F472B6"/>
-                <w:sz w:val="21"/>
-              </w:rPr>
-              <w:t>微生物的</w:t>
-            </w:r>
-            <w:r>
-              <w:rPr>
-                <w:rFonts w:ascii="Calibri" w:hAnsi="Calibri" w:eastAsia="微软雅黑"/>
                 <w:b w:val="0"/>
                 <w:color w:val="AAC4B6"/>
                 <w:sz w:val="21"/>
               </w:rPr>
-              <w:t xml:space="preserve"> </w:t>
-            </w:r>
+              <w:t>培养物（菌落）</w:t>
+            </w:r>
+          </w:p>
+        </w:tc>
+        <w:tc>
+          <w:tcPr>
+            <w:tcW w:type="dxa" w:w="5270"/>
+          </w:tcPr>
+          <w:p>
+            <w:pPr>
+              <w:spacing w:after="0"/>
+              <w:jc w:val="center"/>
+            </w:pPr>
             <w:r>
               <w:rPr>
                 <w:rFonts w:ascii="Calibri" w:hAnsi="Calibri" w:eastAsia="微软雅黑"/>
@@ -476,7 +648,7 @@
                 <w:color w:val="AAC4B6"/>
                 <w:sz w:val="21"/>
               </w:rPr>
-              <w:t>菌落</w:t>
+              <w:t>来自两个培养皿的</w:t>
             </w:r>
           </w:p>
         </w:tc>
@@ -575,7 +747,7 @@
                 <w:color w:val="BEF264"/>
                 <w:sz w:val="21"/>
               </w:rPr>
-              <w:t>刮进</w:t>
+              <w:t>刮入</w:t>
             </w:r>
             <w:r>
               <w:rPr>
@@ -584,16 +756,7 @@
                 <w:color w:val="AAC4B6"/>
                 <w:sz w:val="21"/>
               </w:rPr>
-              <w:t xml:space="preserve"> </w:t>
-            </w:r>
-            <w:r>
-              <w:rPr>
-                <w:rFonts w:ascii="Calibri" w:hAnsi="Calibri" w:eastAsia="微软雅黑"/>
-                <w:b w:val="0"/>
-                <w:color w:val="AAC4B6"/>
-                <w:sz w:val="21"/>
-              </w:rPr>
-              <w:t>这汤里。</w:t>
+              <w:t>。</w:t>
             </w:r>
           </w:p>
         </w:tc>
@@ -610,7 +773,7 @@
           <w:color w:val="AAC4B6"/>
           <w:sz w:val="20"/>
         </w:rPr>
-        <w:t>（into which 引导定语从句，修饰 broth：which 指这份牛肉清汤）</w:t>
+        <w:t>（整句意思：弗里曼特尔医院32岁的医生巴里·马歇尔，喝下了一份牛肉清汤混合液，两个培养皿中的微生物培养物已被刮入其中）</w:t>
       </w:r>
     </w:p>
     <w:p>

--- a/视频/对照文本/03-文本-待修正.docx
+++ b/视频/对照文本/03-文本-待修正.docx
@@ -486,7 +486,25 @@
                 <w:color w:val="F0F7F2"/>
                 <w:sz w:val="26"/>
               </w:rPr>
-              <w:t>into which</w:t>
+              <w:t xml:space="preserve">into which the </w:t>
+            </w:r>
+            <w:r>
+              <w:rPr>
+                <w:rFonts w:ascii="Calibri" w:hAnsi="Calibri" w:eastAsia="微软雅黑"/>
+                <w:b/>
+                <w:color w:val="F472B6"/>
+                <w:sz w:val="26"/>
+              </w:rPr>
+              <w:t>microbial</w:t>
+            </w:r>
+            <w:r>
+              <w:rPr>
+                <w:rFonts w:ascii="Calibri" w:hAnsi="Calibri" w:eastAsia="微软雅黑"/>
+                <w:b w:val="0"/>
+                <w:color w:val="F0F7F2"/>
+                <w:sz w:val="26"/>
+              </w:rPr>
+              <w:t xml:space="preserve"> growth of two Petri dishes</w:t>
             </w:r>
           </w:p>
         </w:tc>
@@ -508,101 +526,17 @@
                 <w:color w:val="AAC4B6"/>
                 <w:sz w:val="21"/>
               </w:rPr>
-              <w:t>向其中（这汤里）</w:t>
-            </w:r>
-          </w:p>
-        </w:tc>
-      </w:tr>
-    </w:tbl>
-    <w:tbl>
-      <w:tblPr>
-        <w:tblW w:type="auto" w:w="0"/>
-        <w:jc w:val="center"/>
-        <w:tblLayout w:type="autofit"/>
-        <w:tblLook w:firstColumn="1" w:firstRow="1" w:lastColumn="0" w:lastRow="0" w:noHBand="0" w:noVBand="1" w:val="04A0"/>
-        <w:tblBorders>
-          <w:top w:val="nil"/>
-          <w:left w:val="nil"/>
-          <w:bottom w:val="nil"/>
-          <w:right w:val="nil"/>
-          <w:insideH w:val="nil"/>
-          <w:insideV w:val="nil"/>
-        </w:tblBorders>
-      </w:tblPr>
-      <w:tblGrid>
-        <w:gridCol w:w="5270"/>
-        <w:gridCol w:w="5270"/>
-      </w:tblGrid>
-      <w:tr>
-        <w:tc>
-          <w:tcPr>
-            <w:tcW w:type="dxa" w:w="5270"/>
-          </w:tcPr>
-          <w:p>
-            <w:pPr>
-              <w:spacing w:after="0"/>
-              <w:jc w:val="center"/>
-            </w:pPr>
+              <w:t>两个培养皿里的</w:t>
+            </w:r>
             <w:r>
               <w:rPr>
                 <w:rFonts w:ascii="Calibri" w:hAnsi="Calibri" w:eastAsia="微软雅黑"/>
                 <w:b w:val="0"/>
-                <w:color w:val="F0F7F2"/>
-                <w:sz w:val="26"/>
-              </w:rPr>
-              <w:t xml:space="preserve">the </w:t>
-            </w:r>
-            <w:r>
-              <w:rPr>
-                <w:rFonts w:ascii="Calibri" w:hAnsi="Calibri" w:eastAsia="微软雅黑"/>
-                <w:b/>
-                <w:color w:val="F472B6"/>
-                <w:sz w:val="26"/>
-              </w:rPr>
-              <w:t>microbial</w:t>
-            </w:r>
-            <w:r>
-              <w:rPr>
-                <w:rFonts w:ascii="Calibri" w:hAnsi="Calibri" w:eastAsia="微软雅黑"/>
-                <w:b w:val="0"/>
-                <w:color w:val="F0F7F2"/>
-                <w:sz w:val="26"/>
-              </w:rPr>
-              <w:t xml:space="preserve"> growth</w:t>
-            </w:r>
-          </w:p>
-        </w:tc>
-        <w:tc>
-          <w:tcPr>
-            <w:tcW w:type="dxa" w:w="5270"/>
-          </w:tcPr>
-          <w:p>
-            <w:pPr>
-              <w:spacing w:after="0"/>
-              <w:jc w:val="center"/>
-            </w:pPr>
-            <w:r>
-              <w:rPr>
-                <w:rFonts w:ascii="Calibri" w:hAnsi="Calibri" w:eastAsia="微软雅黑"/>
-                <w:b w:val="0"/>
-                <w:color w:val="F0F7F2"/>
-                <w:sz w:val="26"/>
-              </w:rPr>
-              <w:t>of two Petri dishes</w:t>
-            </w:r>
-          </w:p>
-        </w:tc>
-      </w:tr>
-      <w:tr>
-        <w:tc>
-          <w:tcPr>
-            <w:tcW w:type="dxa" w:w="5270"/>
-          </w:tcPr>
-          <w:p>
-            <w:pPr>
-              <w:spacing w:after="0"/>
-              <w:jc w:val="center"/>
-            </w:pPr>
+                <w:color w:val="AAC4B6"/>
+                <w:sz w:val="21"/>
+              </w:rPr>
+              <w:t xml:space="preserve"> </w:t>
+            </w:r>
             <w:r>
               <w:rPr>
                 <w:rFonts w:ascii="Calibri" w:hAnsi="Calibri" w:eastAsia="微软雅黑"/>
@@ -628,27 +562,7 @@
                 <w:color w:val="AAC4B6"/>
                 <w:sz w:val="21"/>
               </w:rPr>
-              <w:t>培养物（菌落）</w:t>
-            </w:r>
-          </w:p>
-        </w:tc>
-        <w:tc>
-          <w:tcPr>
-            <w:tcW w:type="dxa" w:w="5270"/>
-          </w:tcPr>
-          <w:p>
-            <w:pPr>
-              <w:spacing w:after="0"/>
-              <w:jc w:val="center"/>
-            </w:pPr>
-            <w:r>
-              <w:rPr>
-                <w:rFonts w:ascii="Calibri" w:hAnsi="Calibri" w:eastAsia="微软雅黑"/>
-                <w:b w:val="0"/>
-                <w:color w:val="AAC4B6"/>
-                <w:sz w:val="21"/>
-              </w:rPr>
-              <w:t>来自两个培养皿的</w:t>
+              <w:t>培养物</w:t>
             </w:r>
           </w:p>
         </w:tc>
@@ -703,6 +617,15 @@
             <w:r>
               <w:rPr>
                 <w:rFonts w:ascii="Calibri" w:hAnsi="Calibri" w:eastAsia="微软雅黑"/>
+                <w:b/>
+                <w:color w:val="BEF264"/>
+                <w:sz w:val="26"/>
+              </w:rPr>
+              <w:t xml:space="preserve"> (into the brew = into which )</w:t>
+            </w:r>
+            <w:r>
+              <w:rPr>
+                <w:rFonts w:ascii="Calibri" w:hAnsi="Calibri" w:eastAsia="微软雅黑"/>
                 <w:b w:val="0"/>
                 <w:color w:val="F0F7F2"/>
                 <w:sz w:val="26"/>
@@ -729,7 +652,16 @@
                 <w:color w:val="AAC4B6"/>
                 <w:sz w:val="21"/>
               </w:rPr>
-              <w:t>已被</w:t>
+              <w:t>早已被（从上面）</w:t>
+            </w:r>
+            <w:r>
+              <w:rPr>
+                <w:rFonts w:ascii="Calibri" w:hAnsi="Calibri" w:eastAsia="微软雅黑"/>
+                <w:b/>
+                <w:color w:val="BEF264"/>
+                <w:sz w:val="21"/>
+              </w:rPr>
+              <w:t>刮了下来</w:t>
             </w:r>
             <w:r>
               <w:rPr>
@@ -738,25 +670,7 @@
                 <w:color w:val="AAC4B6"/>
                 <w:sz w:val="21"/>
               </w:rPr>
-              <w:t xml:space="preserve"> </w:t>
-            </w:r>
-            <w:r>
-              <w:rPr>
-                <w:rFonts w:ascii="Calibri" w:hAnsi="Calibri" w:eastAsia="微软雅黑"/>
-                <w:b/>
-                <w:color w:val="BEF264"/>
-                <w:sz w:val="21"/>
-              </w:rPr>
-              <w:t>刮入</w:t>
-            </w:r>
-            <w:r>
-              <w:rPr>
-                <w:rFonts w:ascii="Calibri" w:hAnsi="Calibri" w:eastAsia="微软雅黑"/>
-                <w:b w:val="0"/>
-                <w:color w:val="AAC4B6"/>
-                <w:sz w:val="21"/>
-              </w:rPr>
-              <w:t>。</w:t>
+              <w:t>（并放进了这混合液里）。</w:t>
             </w:r>
           </w:p>
         </w:tc>
@@ -773,7 +687,7 @@
           <w:color w:val="AAC4B6"/>
           <w:sz w:val="20"/>
         </w:rPr>
-        <w:t>（整句意思：弗里曼特尔医院32岁的医生巴里·马歇尔，喝下了一份牛肉清汤混合液，两个培养皿中的微生物培养物已被刮入其中）</w:t>
+        <w:t>（into which 引导定语从句，真正的顺序在 scraped 后面，which = the brew）</w:t>
       </w:r>
     </w:p>
     <w:p>

--- a/视频/对照文本/03-文本-待修正.docx
+++ b/视频/对照文本/03-文本-待修正.docx
@@ -878,7 +878,16 @@
                 <w:color w:val="C4B5FD"/>
                 <w:sz w:val="21"/>
               </w:rPr>
-              <w:t>流行的</w:t>
+              <w:t>盛行的</w:t>
+            </w:r>
+            <w:r>
+              <w:rPr>
+                <w:rFonts w:ascii="Calibri" w:hAnsi="Calibri" w:eastAsia="微软雅黑"/>
+                <w:b w:val="0"/>
+                <w:color w:val="AAC4B6"/>
+                <w:sz w:val="21"/>
+              </w:rPr>
+              <w:t>（主流的）</w:t>
             </w:r>
           </w:p>
         </w:tc>
@@ -975,7 +984,7 @@
           <w:color w:val="AAC4B6"/>
           <w:sz w:val="20"/>
         </w:rPr>
-        <w:t>（blame A on B：把A归咎于B）</w:t>
+        <w:t>（blame A on B：把 A 归咎于 B）</w:t>
       </w:r>
     </w:p>
     <w:tbl>
@@ -1217,6 +1226,24 @@
             <w:r>
               <w:rPr>
                 <w:rFonts w:ascii="Calibri" w:hAnsi="Calibri" w:eastAsia="微软雅黑"/>
+                <w:b w:val="0"/>
+                <w:color w:val="AAC4B6"/>
+                <w:sz w:val="21"/>
+              </w:rPr>
+              <w:t>过多的</w:t>
+            </w:r>
+            <w:r>
+              <w:rPr>
+                <w:rFonts w:ascii="Calibri" w:hAnsi="Calibri" w:eastAsia="微软雅黑"/>
+                <w:b w:val="0"/>
+                <w:color w:val="AAC4B6"/>
+                <w:sz w:val="21"/>
+              </w:rPr>
+              <w:t xml:space="preserve"> </w:t>
+            </w:r>
+            <w:r>
+              <w:rPr>
+                <w:rFonts w:ascii="Calibri" w:hAnsi="Calibri" w:eastAsia="微软雅黑"/>
                 <w:b/>
                 <w:color w:val="FBBF24"/>
                 <w:sz w:val="21"/>
@@ -1248,16 +1275,7 @@
                 <w:color w:val="AAC4B6"/>
                 <w:sz w:val="21"/>
               </w:rPr>
-              <w:t xml:space="preserve"> </w:t>
-            </w:r>
-            <w:r>
-              <w:rPr>
-                <w:rFonts w:ascii="Calibri" w:hAnsi="Calibri" w:eastAsia="微软雅黑"/>
-                <w:b w:val="0"/>
-                <w:color w:val="AAC4B6"/>
-                <w:sz w:val="21"/>
-              </w:rPr>
-              <w:t>过多。</w:t>
+              <w:t>。</w:t>
             </w:r>
           </w:p>
         </w:tc>

--- a/视频/对照文本/03-文本-待修正.docx
+++ b/视频/对照文本/03-文本-待修正.docx
@@ -1794,7 +1794,7 @@
                 <w:color w:val="FCA5A5"/>
                 <w:sz w:val="21"/>
               </w:rPr>
-              <w:t>恶劣的</w:t>
+              <w:t>不利的</w:t>
             </w:r>
           </w:p>
         </w:tc>
@@ -2968,7 +2968,7 @@
                 <w:color w:val="BEF264"/>
                 <w:sz w:val="21"/>
               </w:rPr>
-              <w:t>原封不动地</w:t>
+              <w:t>原封不动的</w:t>
             </w:r>
           </w:p>
         </w:tc>
@@ -3703,12 +3703,13 @@
         </w:tblBorders>
       </w:tblPr>
       <w:tblGrid>
-        <w:gridCol w:w="10540"/>
+        <w:gridCol w:w="5270"/>
+        <w:gridCol w:w="5270"/>
       </w:tblGrid>
       <w:tr>
         <w:tc>
           <w:tcPr>
-            <w:tcW w:type="dxa" w:w="10540"/>
+            <w:tcW w:type="dxa" w:w="5270"/>
           </w:tcPr>
           <w:p>
             <w:pPr>
@@ -3724,15 +3725,17 @@
               </w:rPr>
               <w:t>unimpressed</w:t>
             </w:r>
-            <w:r>
-              <w:rPr>
-                <w:rFonts w:ascii="Calibri" w:hAnsi="Calibri" w:eastAsia="微软雅黑"/>
-                <w:b w:val="0"/>
-                <w:color w:val="F0F7F2"/>
-                <w:sz w:val="26"/>
-              </w:rPr>
-              <w:t xml:space="preserve"> </w:t>
-            </w:r>
+          </w:p>
+        </w:tc>
+        <w:tc>
+          <w:tcPr>
+            <w:tcW w:type="dxa" w:w="5270"/>
+          </w:tcPr>
+          <w:p>
+            <w:pPr>
+              <w:spacing w:after="0"/>
+              <w:jc w:val="center"/>
+            </w:pPr>
             <w:r>
               <w:rPr>
                 <w:rFonts w:ascii="Calibri" w:hAnsi="Calibri" w:eastAsia="微软雅黑"/>
@@ -3741,15 +3744,6 @@
                 <w:sz w:val="26"/>
               </w:rPr>
               <w:t>assessors</w:t>
-            </w:r>
-            <w:r>
-              <w:rPr>
-                <w:rFonts w:ascii="Calibri" w:hAnsi="Calibri" w:eastAsia="微软雅黑"/>
-                <w:b w:val="0"/>
-                <w:color w:val="F0F7F2"/>
-                <w:sz w:val="26"/>
-              </w:rPr>
-              <w:t xml:space="preserve"> at the Gastroenterological Society of Australia</w:t>
             </w:r>
           </w:p>
         </w:tc>
@@ -3757,7 +3751,7 @@
       <w:tr>
         <w:tc>
           <w:tcPr>
-            <w:tcW w:type="dxa" w:w="10540"/>
+            <w:tcW w:type="dxa" w:w="5270"/>
           </w:tcPr>
           <w:p>
             <w:pPr>
@@ -3767,11 +3761,40 @@
             <w:r>
               <w:rPr>
                 <w:rFonts w:ascii="Calibri" w:hAnsi="Calibri" w:eastAsia="微软雅黑"/>
+                <w:b/>
+                <w:color w:val="FBBF24"/>
+                <w:sz w:val="21"/>
+              </w:rPr>
+              <w:t>未被留下深刻印象的</w:t>
+            </w:r>
+            <w:r>
+              <w:rPr>
+                <w:rFonts w:ascii="Calibri" w:hAnsi="Calibri" w:eastAsia="微软雅黑"/>
                 <w:b w:val="0"/>
                 <w:color w:val="AAC4B6"/>
                 <w:sz w:val="21"/>
               </w:rPr>
-              <w:t>澳大利亚胃肠病学会那些</w:t>
+              <w:t>（对此不当回事的）</w:t>
+            </w:r>
+          </w:p>
+        </w:tc>
+        <w:tc>
+          <w:tcPr>
+            <w:tcW w:type="dxa" w:w="5270"/>
+          </w:tcPr>
+          <w:p>
+            <w:pPr>
+              <w:spacing w:after="0"/>
+              <w:jc w:val="center"/>
+            </w:pPr>
+            <w:r>
+              <w:rPr>
+                <w:rFonts w:ascii="Calibri" w:hAnsi="Calibri" w:eastAsia="微软雅黑"/>
+                <w:b/>
+                <w:color w:val="38BDF8"/>
+                <w:sz w:val="21"/>
+              </w:rPr>
+              <w:t>评审员</w:t>
             </w:r>
             <w:r>
               <w:rPr>
@@ -3780,17 +3803,83 @@
                 <w:color w:val="AAC4B6"/>
                 <w:sz w:val="21"/>
               </w:rPr>
-              <w:t xml:space="preserve"> </w:t>
-            </w:r>
-            <w:r>
-              <w:rPr>
-                <w:rFonts w:ascii="Calibri" w:hAnsi="Calibri" w:eastAsia="微软雅黑"/>
-                <w:b/>
-                <w:color w:val="FBBF24"/>
-                <w:sz w:val="21"/>
-              </w:rPr>
-              <w:t>不以为然的</w:t>
-            </w:r>
+              <w:t>（审稿论文）</w:t>
+            </w:r>
+          </w:p>
+        </w:tc>
+      </w:tr>
+    </w:tbl>
+    <w:tbl>
+      <w:tblPr>
+        <w:tblW w:type="auto" w:w="0"/>
+        <w:jc w:val="center"/>
+        <w:tblLayout w:type="autofit"/>
+        <w:tblLook w:firstColumn="1" w:firstRow="1" w:lastColumn="0" w:lastRow="0" w:noHBand="0" w:noVBand="1" w:val="04A0"/>
+        <w:tblBorders>
+          <w:top w:val="nil"/>
+          <w:left w:val="nil"/>
+          <w:bottom w:val="nil"/>
+          <w:right w:val="nil"/>
+          <w:insideH w:val="nil"/>
+          <w:insideV w:val="nil"/>
+        </w:tblBorders>
+      </w:tblPr>
+      <w:tblGrid>
+        <w:gridCol w:w="5270"/>
+        <w:gridCol w:w="5270"/>
+      </w:tblGrid>
+      <w:tr>
+        <w:tc>
+          <w:tcPr>
+            <w:tcW w:type="dxa" w:w="5270"/>
+          </w:tcPr>
+          <w:p>
+            <w:pPr>
+              <w:spacing w:after="0"/>
+              <w:jc w:val="center"/>
+            </w:pPr>
+            <w:r>
+              <w:rPr>
+                <w:rFonts w:ascii="Calibri" w:hAnsi="Calibri" w:eastAsia="微软雅黑"/>
+                <w:b w:val="0"/>
+                <w:color w:val="F0F7F2"/>
+                <w:sz w:val="26"/>
+              </w:rPr>
+              <w:t>at the</w:t>
+            </w:r>
+          </w:p>
+        </w:tc>
+        <w:tc>
+          <w:tcPr>
+            <w:tcW w:type="dxa" w:w="5270"/>
+          </w:tcPr>
+          <w:p>
+            <w:pPr>
+              <w:spacing w:after="0"/>
+              <w:jc w:val="center"/>
+            </w:pPr>
+            <w:r>
+              <w:rPr>
+                <w:rFonts w:ascii="Calibri" w:hAnsi="Calibri" w:eastAsia="微软雅黑"/>
+                <w:b w:val="0"/>
+                <w:color w:val="F0F7F2"/>
+                <w:sz w:val="26"/>
+              </w:rPr>
+              <w:t>Gastroenterological Society of Australia</w:t>
+            </w:r>
+          </w:p>
+        </w:tc>
+      </w:tr>
+      <w:tr>
+        <w:tc>
+          <w:tcPr>
+            <w:tcW w:type="dxa" w:w="5270"/>
+          </w:tcPr>
+          <w:p>
+            <w:pPr>
+              <w:spacing w:after="0"/>
+              <w:jc w:val="center"/>
+            </w:pPr>
             <w:r>
               <w:rPr>
                 <w:rFonts w:ascii="Calibri" w:hAnsi="Calibri" w:eastAsia="微软雅黑"/>
@@ -3798,17 +3887,19 @@
                 <w:color w:val="AAC4B6"/>
                 <w:sz w:val="21"/>
               </w:rPr>
-              <w:t xml:space="preserve"> </w:t>
-            </w:r>
-            <w:r>
-              <w:rPr>
-                <w:rFonts w:ascii="Calibri" w:hAnsi="Calibri" w:eastAsia="微软雅黑"/>
-                <w:b/>
-                <w:color w:val="38BDF8"/>
-                <w:sz w:val="21"/>
-              </w:rPr>
-              <w:t>评审</w:t>
-            </w:r>
+              <w:t>在……的</w:t>
+            </w:r>
+          </w:p>
+        </w:tc>
+        <w:tc>
+          <w:tcPr>
+            <w:tcW w:type="dxa" w:w="5270"/>
+          </w:tcPr>
+          <w:p>
+            <w:pPr>
+              <w:spacing w:after="0"/>
+              <w:jc w:val="center"/>
+            </w:pPr>
             <w:r>
               <w:rPr>
                 <w:rFonts w:ascii="Calibri" w:hAnsi="Calibri" w:eastAsia="微软雅黑"/>
@@ -3816,7 +3907,7 @@
                 <w:color w:val="AAC4B6"/>
                 <w:sz w:val="21"/>
               </w:rPr>
-              <w:t>，</w:t>
+              <w:t>澳大利亚胃肠病学会，</w:t>
             </w:r>
           </w:p>
         </w:tc>
@@ -4150,16 +4241,7 @@
                 <w:color w:val="AAC4B6"/>
                 <w:sz w:val="21"/>
               </w:rPr>
-              <w:t xml:space="preserve"> </w:t>
-            </w:r>
-            <w:r>
-              <w:rPr>
-                <w:rFonts w:ascii="Calibri" w:hAnsi="Calibri" w:eastAsia="微软雅黑"/>
-                <w:b w:val="0"/>
-                <w:color w:val="AAC4B6"/>
-                <w:sz w:val="21"/>
-              </w:rPr>
-              <w:t>感染（这种细菌）的多番</w:t>
+              <w:t>（专门用来实验）感染（这种细菌）的多番</w:t>
             </w:r>
             <w:r>
               <w:rPr>
@@ -5012,26 +5094,12 @@
                 <w:color w:val="AAC4B6"/>
                 <w:sz w:val="21"/>
               </w:rPr>
-              <w:t>也袭来了。</w:t>
+              <w:t>也出现了（不好的事到来且持续）。</w:t>
             </w:r>
           </w:p>
         </w:tc>
       </w:tr>
     </w:tbl>
-    <w:p>
-      <w:pPr>
-        <w:jc w:val="center"/>
-      </w:pPr>
-      <w:r>
-        <w:rPr>
-          <w:rFonts w:ascii="Calibri" w:hAnsi="Calibri" w:eastAsia="微软雅黑"/>
-          <w:b w:val="0"/>
-          <w:color w:val="AAC4B6"/>
-          <w:sz w:val="20"/>
-        </w:rPr>
-        <w:t>（set in：（不好的事）开始出现并持续下去）</w:t>
-      </w:r>
-    </w:p>
     <w:p>
       <w:pPr>
         <w:spacing w:after="40"/>
@@ -6843,7 +6911,25 @@
                 <w:color w:val="F0F7F2"/>
                 <w:sz w:val="26"/>
               </w:rPr>
-              <w:t>and its role in gastritis and peptic ulcer disease.</w:t>
+              <w:t xml:space="preserve">and its </w:t>
+            </w:r>
+            <w:r>
+              <w:rPr>
+                <w:rFonts w:ascii="Calibri" w:hAnsi="Calibri" w:eastAsia="微软雅黑"/>
+                <w:b/>
+                <w:color w:val="FBBF24"/>
+                <w:sz w:val="26"/>
+              </w:rPr>
+              <w:t>role</w:t>
+            </w:r>
+            <w:r>
+              <w:rPr>
+                <w:rFonts w:ascii="Calibri" w:hAnsi="Calibri" w:eastAsia="微软雅黑"/>
+                <w:b w:val="0"/>
+                <w:color w:val="F0F7F2"/>
+                <w:sz w:val="26"/>
+              </w:rPr>
+              <w:t xml:space="preserve"> in gastritis and peptic ulcer disease.</w:t>
             </w:r>
           </w:p>
         </w:tc>
@@ -6865,7 +6951,34 @@
                 <w:color w:val="AAC4B6"/>
                 <w:sz w:val="21"/>
               </w:rPr>
-              <w:t>及其在胃炎和消化性溃疡中的作用。</w:t>
+              <w:t>及其在胃炎和消化性溃疡中的</w:t>
+            </w:r>
+            <w:r>
+              <w:rPr>
+                <w:rFonts w:ascii="Calibri" w:hAnsi="Calibri" w:eastAsia="微软雅黑"/>
+                <w:b w:val="0"/>
+                <w:color w:val="AAC4B6"/>
+                <w:sz w:val="21"/>
+              </w:rPr>
+              <w:t xml:space="preserve"> </w:t>
+            </w:r>
+            <w:r>
+              <w:rPr>
+                <w:rFonts w:ascii="Calibri" w:hAnsi="Calibri" w:eastAsia="微软雅黑"/>
+                <w:b/>
+                <w:color w:val="FBBF24"/>
+                <w:sz w:val="21"/>
+              </w:rPr>
+              <w:t>作用</w:t>
+            </w:r>
+            <w:r>
+              <w:rPr>
+                <w:rFonts w:ascii="Calibri" w:hAnsi="Calibri" w:eastAsia="微软雅黑"/>
+                <w:b w:val="0"/>
+                <w:color w:val="AAC4B6"/>
+                <w:sz w:val="21"/>
+              </w:rPr>
+              <w:t>。</w:t>
             </w:r>
           </w:p>
         </w:tc>
@@ -6980,7 +7093,7 @@
               <w:rPr>
                 <w:rFonts w:ascii="Calibri" w:hAnsi="Calibri" w:eastAsia="微软雅黑"/>
                 <w:b/>
-                <w:color w:val="FBBF24"/>
+                <w:color w:val="38BDF8"/>
                 <w:sz w:val="26"/>
               </w:rPr>
               <w:t>willingly</w:t>
@@ -7029,7 +7142,7 @@
               <w:rPr>
                 <w:rFonts w:ascii="Calibri" w:hAnsi="Calibri" w:eastAsia="微软雅黑"/>
                 <w:b/>
-                <w:color w:val="FBBF24"/>
+                <w:color w:val="38BDF8"/>
                 <w:sz w:val="21"/>
               </w:rPr>
               <w:t>心甘情愿地</w:t>
@@ -7168,7 +7281,7 @@
                 <w:color w:val="AAC4B6"/>
                 <w:sz w:val="21"/>
               </w:rPr>
-              <w:t>获奖评语。</w:t>
+              <w:t>奖项颁奖词（获奖评语）。</w:t>
             </w:r>
           </w:p>
         </w:tc>

--- a/视频/对照文本/03-文本-待修正.docx
+++ b/视频/对照文本/03-文本-待修正.docx
@@ -3703,13 +3703,12 @@
         </w:tblBorders>
       </w:tblPr>
       <w:tblGrid>
-        <w:gridCol w:w="5270"/>
-        <w:gridCol w:w="5270"/>
+        <w:gridCol w:w="10540"/>
       </w:tblGrid>
       <w:tr>
         <w:tc>
           <w:tcPr>
-            <w:tcW w:type="dxa" w:w="5270"/>
+            <w:tcW w:type="dxa" w:w="10540"/>
           </w:tcPr>
           <w:p>
             <w:pPr>
@@ -3725,11 +3724,40 @@
               </w:rPr>
               <w:t>unimpressed</w:t>
             </w:r>
+            <w:r>
+              <w:rPr>
+                <w:rFonts w:ascii="Calibri" w:hAnsi="Calibri" w:eastAsia="微软雅黑"/>
+                <w:b w:val="0"/>
+                <w:color w:val="F0F7F2"/>
+                <w:sz w:val="26"/>
+              </w:rPr>
+              <w:t xml:space="preserve"> </w:t>
+            </w:r>
+            <w:r>
+              <w:rPr>
+                <w:rFonts w:ascii="Calibri" w:hAnsi="Calibri" w:eastAsia="微软雅黑"/>
+                <w:b/>
+                <w:color w:val="38BDF8"/>
+                <w:sz w:val="26"/>
+              </w:rPr>
+              <w:t>assessors</w:t>
+            </w:r>
+            <w:r>
+              <w:rPr>
+                <w:rFonts w:ascii="Calibri" w:hAnsi="Calibri" w:eastAsia="微软雅黑"/>
+                <w:b w:val="0"/>
+                <w:color w:val="F0F7F2"/>
+                <w:sz w:val="26"/>
+              </w:rPr>
+              <w:t xml:space="preserve"> at the Gastroenterological Society of Australia</w:t>
+            </w:r>
           </w:p>
         </w:tc>
+      </w:tr>
+      <w:tr>
         <w:tc>
           <w:tcPr>
-            <w:tcW w:type="dxa" w:w="5270"/>
+            <w:tcW w:type="dxa" w:w="10540"/>
           </w:tcPr>
           <w:p>
             <w:pPr>
@@ -3739,25 +3767,15 @@
             <w:r>
               <w:rPr>
                 <w:rFonts w:ascii="Calibri" w:hAnsi="Calibri" w:eastAsia="微软雅黑"/>
-                <w:b/>
-                <w:color w:val="38BDF8"/>
-                <w:sz w:val="26"/>
-              </w:rPr>
-              <w:t>assessors</w:t>
-            </w:r>
-          </w:p>
-        </w:tc>
-      </w:tr>
-      <w:tr>
-        <w:tc>
-          <w:tcPr>
-            <w:tcW w:type="dxa" w:w="5270"/>
-          </w:tcPr>
-          <w:p>
-            <w:pPr>
-              <w:spacing w:after="0"/>
-              <w:jc w:val="center"/>
-            </w:pPr>
+                <w:b w:val="0"/>
+                <w:color w:val="AAC4B6"/>
+                <w:sz w:val="21"/>
+              </w:rPr>
+              <w:t>澳大利亚胃肠病学会那些</w:t>
+            </w:r>
+            <w:r>
+              <w:br/>
+            </w:r>
             <w:r>
               <w:rPr>
                 <w:rFonts w:ascii="Calibri" w:hAnsi="Calibri" w:eastAsia="微软雅黑"/>
@@ -3765,7 +3783,7 @@
                 <w:color w:val="FBBF24"/>
                 <w:sz w:val="21"/>
               </w:rPr>
-              <w:t>未被留下深刻印象的</w:t>
+              <w:t>不以为然的</w:t>
             </w:r>
             <w:r>
               <w:rPr>
@@ -3774,19 +3792,8 @@
                 <w:color w:val="AAC4B6"/>
                 <w:sz w:val="21"/>
               </w:rPr>
-              <w:t>（对此不当回事的）</w:t>
-            </w:r>
-          </w:p>
-        </w:tc>
-        <w:tc>
-          <w:tcPr>
-            <w:tcW w:type="dxa" w:w="5270"/>
-          </w:tcPr>
-          <w:p>
-            <w:pPr>
-              <w:spacing w:after="0"/>
-              <w:jc w:val="center"/>
-            </w:pPr>
+              <w:t xml:space="preserve"> </w:t>
+            </w:r>
             <w:r>
               <w:rPr>
                 <w:rFonts w:ascii="Calibri" w:hAnsi="Calibri" w:eastAsia="微软雅黑"/>
@@ -3794,7 +3801,28 @@
                 <w:color w:val="38BDF8"/>
                 <w:sz w:val="21"/>
               </w:rPr>
-              <w:t>评审员</w:t>
+              <w:t>评审</w:t>
+            </w:r>
+            <w:r>
+              <w:br/>
+            </w:r>
+            <w:r>
+              <w:rPr>
+                <w:rFonts w:ascii="Calibri" w:hAnsi="Calibri" w:eastAsia="微软雅黑"/>
+                <w:b/>
+                <w:color w:val="FBBF24"/>
+                <w:sz w:val="21"/>
+              </w:rPr>
+              <w:t>（对他们的研究没什么印象）</w:t>
+            </w:r>
+            <w:r>
+              <w:rPr>
+                <w:rFonts w:ascii="Calibri" w:hAnsi="Calibri" w:eastAsia="微软雅黑"/>
+                <w:b/>
+                <w:color w:val="38BDF8"/>
+                <w:sz w:val="21"/>
+              </w:rPr>
+              <w:t>（评审研究和论文）</w:t>
             </w:r>
             <w:r>
               <w:rPr>
@@ -3803,111 +3831,7 @@
                 <w:color w:val="AAC4B6"/>
                 <w:sz w:val="21"/>
               </w:rPr>
-              <w:t>（审稿论文）</w:t>
-            </w:r>
-          </w:p>
-        </w:tc>
-      </w:tr>
-    </w:tbl>
-    <w:tbl>
-      <w:tblPr>
-        <w:tblW w:type="auto" w:w="0"/>
-        <w:jc w:val="center"/>
-        <w:tblLayout w:type="autofit"/>
-        <w:tblLook w:firstColumn="1" w:firstRow="1" w:lastColumn="0" w:lastRow="0" w:noHBand="0" w:noVBand="1" w:val="04A0"/>
-        <w:tblBorders>
-          <w:top w:val="nil"/>
-          <w:left w:val="nil"/>
-          <w:bottom w:val="nil"/>
-          <w:right w:val="nil"/>
-          <w:insideH w:val="nil"/>
-          <w:insideV w:val="nil"/>
-        </w:tblBorders>
-      </w:tblPr>
-      <w:tblGrid>
-        <w:gridCol w:w="5270"/>
-        <w:gridCol w:w="5270"/>
-      </w:tblGrid>
-      <w:tr>
-        <w:tc>
-          <w:tcPr>
-            <w:tcW w:type="dxa" w:w="5270"/>
-          </w:tcPr>
-          <w:p>
-            <w:pPr>
-              <w:spacing w:after="0"/>
-              <w:jc w:val="center"/>
-            </w:pPr>
-            <w:r>
-              <w:rPr>
-                <w:rFonts w:ascii="Calibri" w:hAnsi="Calibri" w:eastAsia="微软雅黑"/>
-                <w:b w:val="0"/>
-                <w:color w:val="F0F7F2"/>
-                <w:sz w:val="26"/>
-              </w:rPr>
-              <w:t>at the</w:t>
-            </w:r>
-          </w:p>
-        </w:tc>
-        <w:tc>
-          <w:tcPr>
-            <w:tcW w:type="dxa" w:w="5270"/>
-          </w:tcPr>
-          <w:p>
-            <w:pPr>
-              <w:spacing w:after="0"/>
-              <w:jc w:val="center"/>
-            </w:pPr>
-            <w:r>
-              <w:rPr>
-                <w:rFonts w:ascii="Calibri" w:hAnsi="Calibri" w:eastAsia="微软雅黑"/>
-                <w:b w:val="0"/>
-                <w:color w:val="F0F7F2"/>
-                <w:sz w:val="26"/>
-              </w:rPr>
-              <w:t>Gastroenterological Society of Australia</w:t>
-            </w:r>
-          </w:p>
-        </w:tc>
-      </w:tr>
-      <w:tr>
-        <w:tc>
-          <w:tcPr>
-            <w:tcW w:type="dxa" w:w="5270"/>
-          </w:tcPr>
-          <w:p>
-            <w:pPr>
-              <w:spacing w:after="0"/>
-              <w:jc w:val="center"/>
-            </w:pPr>
-            <w:r>
-              <w:rPr>
-                <w:rFonts w:ascii="Calibri" w:hAnsi="Calibri" w:eastAsia="微软雅黑"/>
-                <w:b w:val="0"/>
-                <w:color w:val="AAC4B6"/>
-                <w:sz w:val="21"/>
-              </w:rPr>
-              <w:t>在……的</w:t>
-            </w:r>
-          </w:p>
-        </w:tc>
-        <w:tc>
-          <w:tcPr>
-            <w:tcW w:type="dxa" w:w="5270"/>
-          </w:tcPr>
-          <w:p>
-            <w:pPr>
-              <w:spacing w:after="0"/>
-              <w:jc w:val="center"/>
-            </w:pPr>
-            <w:r>
-              <w:rPr>
-                <w:rFonts w:ascii="Calibri" w:hAnsi="Calibri" w:eastAsia="微软雅黑"/>
-                <w:b w:val="0"/>
-                <w:color w:val="AAC4B6"/>
-                <w:sz w:val="21"/>
-              </w:rPr>
-              <w:t>澳大利亚胃肠病学会，</w:t>
+              <w:t>，</w:t>
             </w:r>
           </w:p>
         </w:tc>
@@ -5048,11 +4972,20 @@
             <w:r>
               <w:rPr>
                 <w:rFonts w:ascii="Calibri" w:hAnsi="Calibri" w:eastAsia="微软雅黑"/>
+                <w:b/>
+                <w:color w:val="FB923C"/>
+                <w:sz w:val="26"/>
+              </w:rPr>
+              <w:t>set in</w:t>
+            </w:r>
+            <w:r>
+              <w:rPr>
+                <w:rFonts w:ascii="Calibri" w:hAnsi="Calibri" w:eastAsia="微软雅黑"/>
                 <w:b w:val="0"/>
                 <w:color w:val="F0F7F2"/>
                 <w:sz w:val="26"/>
               </w:rPr>
-              <w:t>set in.</w:t>
+              <w:t>.</w:t>
             </w:r>
           </w:p>
         </w:tc>
@@ -5094,7 +5027,37 @@
                 <w:color w:val="AAC4B6"/>
                 <w:sz w:val="21"/>
               </w:rPr>
-              <w:t>也出现了（不好的事到来且持续）。</w:t>
+              <w:t>也</w:t>
+            </w:r>
+            <w:r>
+              <w:rPr>
+                <w:rFonts w:ascii="Calibri" w:hAnsi="Calibri" w:eastAsia="微软雅黑"/>
+                <w:b w:val="0"/>
+                <w:color w:val="AAC4B6"/>
+                <w:sz w:val="21"/>
+              </w:rPr>
+              <w:t xml:space="preserve"> </w:t>
+            </w:r>
+            <w:r>
+              <w:rPr>
+                <w:rFonts w:ascii="Calibri" w:hAnsi="Calibri" w:eastAsia="微软雅黑"/>
+                <w:b/>
+                <w:color w:val="FB923C"/>
+                <w:sz w:val="21"/>
+              </w:rPr>
+              <w:t>出现了</w:t>
+            </w:r>
+            <w:r>
+              <w:br/>
+            </w:r>
+            <w:r>
+              <w:rPr>
+                <w:rFonts w:ascii="Calibri" w:hAnsi="Calibri" w:eastAsia="微软雅黑"/>
+                <w:b w:val="0"/>
+                <w:color w:val="AAC4B6"/>
+                <w:sz w:val="21"/>
+              </w:rPr>
+              <w:t>（不好的事到来且持续）。</w:t>
             </w:r>
           </w:p>
         </w:tc>
@@ -5179,7 +5142,7 @@
               <w:rPr>
                 <w:rFonts w:ascii="Calibri" w:hAnsi="Calibri" w:eastAsia="微软雅黑"/>
                 <w:b/>
-                <w:color w:val="FB923C"/>
+                <w:color w:val="5EEAD4"/>
                 <w:sz w:val="26"/>
               </w:rPr>
               <w:t>revealed</w:t>
@@ -5250,7 +5213,7 @@
               <w:rPr>
                 <w:rFonts w:ascii="Calibri" w:hAnsi="Calibri" w:eastAsia="微软雅黑"/>
                 <w:b/>
-                <w:color w:val="FB923C"/>
+                <w:color w:val="5EEAD4"/>
                 <w:sz w:val="21"/>
               </w:rPr>
               <w:t>显示出</w:t>
@@ -5318,7 +5281,7 @@
               <w:rPr>
                 <w:rFonts w:ascii="Calibri" w:hAnsi="Calibri" w:eastAsia="微软雅黑"/>
                 <w:b/>
-                <w:color w:val="5EEAD4"/>
+                <w:color w:val="FCA5A5"/>
                 <w:sz w:val="26"/>
               </w:rPr>
               <w:t>inflammation</w:t>
@@ -5336,7 +5299,7 @@
               <w:rPr>
                 <w:rFonts w:ascii="Calibri" w:hAnsi="Calibri" w:eastAsia="微软雅黑"/>
                 <w:b/>
-                <w:color w:val="FCA5A5"/>
+                <w:color w:val="FBBF24"/>
                 <w:sz w:val="26"/>
               </w:rPr>
               <w:t>mucous membrane</w:t>
@@ -5376,7 +5339,7 @@
               <w:rPr>
                 <w:rFonts w:ascii="Calibri" w:hAnsi="Calibri" w:eastAsia="微软雅黑"/>
                 <w:b/>
-                <w:color w:val="FCA5A5"/>
+                <w:color w:val="FBBF24"/>
                 <w:sz w:val="21"/>
               </w:rPr>
               <w:t>黏膜</w:t>
@@ -5412,7 +5375,7 @@
               <w:rPr>
                 <w:rFonts w:ascii="Calibri" w:hAnsi="Calibri" w:eastAsia="微软雅黑"/>
                 <w:b/>
-                <w:color w:val="5EEAD4"/>
+                <w:color w:val="FCA5A5"/>
                 <w:sz w:val="21"/>
               </w:rPr>
               <w:t>炎症</w:t>
@@ -5492,7 +5455,7 @@
               <w:rPr>
                 <w:rFonts w:ascii="Calibri" w:hAnsi="Calibri" w:eastAsia="微软雅黑"/>
                 <w:b/>
-                <w:color w:val="FBBF24"/>
+                <w:color w:val="38BDF8"/>
                 <w:sz w:val="26"/>
               </w:rPr>
               <w:t>precursor</w:t>
@@ -5561,7 +5524,7 @@
               <w:rPr>
                 <w:rFonts w:ascii="Calibri" w:hAnsi="Calibri" w:eastAsia="微软雅黑"/>
                 <w:b/>
-                <w:color w:val="FBBF24"/>
+                <w:color w:val="38BDF8"/>
                 <w:sz w:val="21"/>
               </w:rPr>
               <w:t>前兆</w:t>
@@ -5612,7 +5575,7 @@
               <w:rPr>
                 <w:rFonts w:ascii="Calibri" w:hAnsi="Calibri" w:eastAsia="微软雅黑"/>
                 <w:b/>
-                <w:color w:val="38BDF8"/>
+                <w:color w:val="F472B6"/>
                 <w:sz w:val="26"/>
               </w:rPr>
               <w:t>albeit</w:t>
@@ -5654,7 +5617,7 @@
               <w:rPr>
                 <w:rFonts w:ascii="Calibri" w:hAnsi="Calibri" w:eastAsia="微软雅黑"/>
                 <w:b/>
-                <w:color w:val="38BDF8"/>
+                <w:color w:val="F472B6"/>
                 <w:sz w:val="21"/>
               </w:rPr>
               <w:t>尽管</w:t>
@@ -5750,7 +5713,7 @@
               <w:rPr>
                 <w:rFonts w:ascii="Calibri" w:hAnsi="Calibri" w:eastAsia="微软雅黑"/>
                 <w:b/>
-                <w:color w:val="F472B6"/>
+                <w:color w:val="BEF264"/>
                 <w:sz w:val="26"/>
               </w:rPr>
               <w:t>directly</w:t>
@@ -5819,7 +5782,7 @@
               <w:rPr>
                 <w:rFonts w:ascii="Calibri" w:hAnsi="Calibri" w:eastAsia="微软雅黑"/>
                 <w:b/>
-                <w:color w:val="F472B6"/>
+                <w:color w:val="BEF264"/>
                 <w:sz w:val="21"/>
               </w:rPr>
               <w:t>直接</w:t>
@@ -5884,7 +5847,7 @@
               <w:rPr>
                 <w:rFonts w:ascii="Calibri" w:hAnsi="Calibri" w:eastAsia="微软雅黑"/>
                 <w:b/>
-                <w:color w:val="BEF264"/>
+                <w:color w:val="C4B5FD"/>
                 <w:sz w:val="26"/>
               </w:rPr>
               <w:t>Spurred on</w:t>
@@ -5902,7 +5865,7 @@
               <w:rPr>
                 <w:rFonts w:ascii="Calibri" w:hAnsi="Calibri" w:eastAsia="微软雅黑"/>
                 <w:b/>
-                <w:color w:val="C4B5FD"/>
+                <w:color w:val="FB923C"/>
                 <w:sz w:val="26"/>
               </w:rPr>
               <w:t>insistent</w:t>
@@ -5920,7 +5883,7 @@
               <w:rPr>
                 <w:rFonts w:ascii="Calibri" w:hAnsi="Calibri" w:eastAsia="微软雅黑"/>
                 <w:b/>
-                <w:color w:val="FB923C"/>
+                <w:color w:val="5EEAD4"/>
                 <w:sz w:val="26"/>
               </w:rPr>
               <w:t>spouse</w:t>
@@ -5954,7 +5917,7 @@
                 <w:color w:val="AAC4B6"/>
                 <w:sz w:val="21"/>
               </w:rPr>
-              <w:t>在态度</w:t>
+              <w:t>被他态度</w:t>
             </w:r>
             <w:r>
               <w:rPr>
@@ -5969,7 +5932,7 @@
               <w:rPr>
                 <w:rFonts w:ascii="Calibri" w:hAnsi="Calibri" w:eastAsia="微软雅黑"/>
                 <w:b/>
-                <w:color w:val="C4B5FD"/>
+                <w:color w:val="FB923C"/>
                 <w:sz w:val="21"/>
               </w:rPr>
               <w:t>坚决的</w:t>
@@ -5987,7 +5950,7 @@
               <w:rPr>
                 <w:rFonts w:ascii="Calibri" w:hAnsi="Calibri" w:eastAsia="微软雅黑"/>
                 <w:b/>
-                <w:color w:val="FB923C"/>
+                <w:color w:val="5EEAD4"/>
                 <w:sz w:val="21"/>
               </w:rPr>
               <w:t>妻子</w:t>
@@ -5999,13 +5962,13 @@
                 <w:color w:val="AAC4B6"/>
                 <w:sz w:val="21"/>
               </w:rPr>
-              <w:t xml:space="preserve"> </w:t>
+              <w:t>（不断）</w:t>
             </w:r>
             <w:r>
               <w:rPr>
                 <w:rFonts w:ascii="Calibri" w:hAnsi="Calibri" w:eastAsia="微软雅黑"/>
                 <w:b/>
-                <w:color w:val="BEF264"/>
+                <w:color w:val="C4B5FD"/>
                 <w:sz w:val="21"/>
               </w:rPr>
               <w:t>催促</w:t>
@@ -6017,16 +5980,7 @@
                 <w:color w:val="AAC4B6"/>
                 <w:sz w:val="21"/>
               </w:rPr>
-              <w:t xml:space="preserve"> </w:t>
-            </w:r>
-            <w:r>
-              <w:rPr>
-                <w:rFonts w:ascii="Calibri" w:hAnsi="Calibri" w:eastAsia="微软雅黑"/>
-                <w:b w:val="0"/>
-                <w:color w:val="AAC4B6"/>
-                <w:sz w:val="21"/>
-              </w:rPr>
-              <w:t>下，</w:t>
+              <w:t>，</w:t>
             </w:r>
           </w:p>
         </w:tc>
@@ -6108,7 +6062,7 @@
               <w:rPr>
                 <w:rFonts w:ascii="Calibri" w:hAnsi="Calibri" w:eastAsia="微软雅黑"/>
                 <w:b/>
-                <w:color w:val="5EEAD4"/>
+                <w:color w:val="FCA5A5"/>
                 <w:sz w:val="26"/>
               </w:rPr>
               <w:t>antibiotics</w:t>
@@ -6162,7 +6116,7 @@
                 <w:color w:val="AAC4B6"/>
                 <w:sz w:val="21"/>
               </w:rPr>
-              <w:t>服用了</w:t>
+              <w:t>（终于）服用了</w:t>
             </w:r>
             <w:r>
               <w:rPr>
@@ -6177,7 +6131,7 @@
               <w:rPr>
                 <w:rFonts w:ascii="Calibri" w:hAnsi="Calibri" w:eastAsia="微软雅黑"/>
                 <w:b/>
-                <w:color w:val="5EEAD4"/>
+                <w:color w:val="FCA5A5"/>
                 <w:sz w:val="21"/>
               </w:rPr>
               <w:t>抗生素</w:t>
@@ -6273,7 +6227,7 @@
                 <w:color w:val="AAC4B6"/>
                 <w:sz w:val="21"/>
               </w:rPr>
-              <w:t>清除了</w:t>
+              <w:t>并且清除了</w:t>
             </w:r>
           </w:p>
         </w:tc>
@@ -6387,7 +6341,7 @@
               <w:rPr>
                 <w:rFonts w:ascii="Calibri" w:hAnsi="Calibri" w:eastAsia="微软雅黑"/>
                 <w:b/>
-                <w:color w:val="FCA5A5"/>
+                <w:color w:val="FBBF24"/>
                 <w:sz w:val="26"/>
               </w:rPr>
               <w:t>medication</w:t>
@@ -6476,7 +6430,7 @@
               <w:rPr>
                 <w:rFonts w:ascii="Calibri" w:hAnsi="Calibri" w:eastAsia="微软雅黑"/>
                 <w:b/>
-                <w:color w:val="FCA5A5"/>
+                <w:color w:val="FBBF24"/>
                 <w:sz w:val="21"/>
               </w:rPr>
               <w:t>药物</w:t>
@@ -6917,7 +6871,7 @@
               <w:rPr>
                 <w:rFonts w:ascii="Calibri" w:hAnsi="Calibri" w:eastAsia="微软雅黑"/>
                 <w:b/>
-                <w:color w:val="FBBF24"/>
+                <w:color w:val="38BDF8"/>
                 <w:sz w:val="26"/>
               </w:rPr>
               <w:t>role</w:t>
@@ -6966,7 +6920,7 @@
               <w:rPr>
                 <w:rFonts w:ascii="Calibri" w:hAnsi="Calibri" w:eastAsia="微软雅黑"/>
                 <w:b/>
-                <w:color w:val="FBBF24"/>
+                <w:color w:val="38BDF8"/>
                 <w:sz w:val="21"/>
               </w:rPr>
               <w:t>作用</w:t>
@@ -7093,7 +7047,7 @@
               <w:rPr>
                 <w:rFonts w:ascii="Calibri" w:hAnsi="Calibri" w:eastAsia="微软雅黑"/>
                 <w:b/>
-                <w:color w:val="38BDF8"/>
+                <w:color w:val="F472B6"/>
                 <w:sz w:val="26"/>
               </w:rPr>
               <w:t>willingly</w:t>
@@ -7142,7 +7096,7 @@
               <w:rPr>
                 <w:rFonts w:ascii="Calibri" w:hAnsi="Calibri" w:eastAsia="微软雅黑"/>
                 <w:b/>
-                <w:color w:val="38BDF8"/>
+                <w:color w:val="F472B6"/>
                 <w:sz w:val="21"/>
               </w:rPr>
               <w:t>心甘情愿地</w:t>
@@ -7239,7 +7193,25 @@
                 <w:color w:val="F0F7F2"/>
                 <w:sz w:val="26"/>
               </w:rPr>
-              <w:t>in the prize citation.</w:t>
+              <w:t xml:space="preserve">in the </w:t>
+            </w:r>
+            <w:r>
+              <w:rPr>
+                <w:rFonts w:ascii="Calibri" w:hAnsi="Calibri" w:eastAsia="微软雅黑"/>
+                <w:b/>
+                <w:color w:val="BEF264"/>
+                <w:sz w:val="26"/>
+              </w:rPr>
+              <w:t>prize citation</w:t>
+            </w:r>
+            <w:r>
+              <w:rPr>
+                <w:rFonts w:ascii="Calibri" w:hAnsi="Calibri" w:eastAsia="微软雅黑"/>
+                <w:b w:val="0"/>
+                <w:color w:val="F0F7F2"/>
+                <w:sz w:val="26"/>
+              </w:rPr>
+              <w:t>.</w:t>
             </w:r>
           </w:p>
         </w:tc>
@@ -7277,11 +7249,20 @@
             <w:r>
               <w:rPr>
                 <w:rFonts w:ascii="Calibri" w:hAnsi="Calibri" w:eastAsia="微软雅黑"/>
+                <w:b/>
+                <w:color w:val="BEF264"/>
+                <w:sz w:val="21"/>
+              </w:rPr>
+              <w:t>奖项颁奖词</w:t>
+            </w:r>
+            <w:r>
+              <w:rPr>
+                <w:rFonts w:ascii="Calibri" w:hAnsi="Calibri" w:eastAsia="微软雅黑"/>
                 <w:b w:val="0"/>
                 <w:color w:val="AAC4B6"/>
                 <w:sz w:val="21"/>
               </w:rPr>
-              <w:t>奖项颁奖词（获奖评语）。</w:t>
+              <w:t>（获奖评语）。</w:t>
             </w:r>
           </w:p>
         </w:tc>
